--- a/Amateur Sports Team Organiser- Abdirahman Jimale- Final Year Project.docx
+++ b/Amateur Sports Team Organiser- Abdirahman Jimale- Final Year Project.docx
@@ -7379,118 +7379,312 @@
         <w:t>FR1 to FR6 Results</w:t>
       </w:r>
     </w:p>
-    <w:p>
-      <w:pPr>
-        <w:pStyle w:val="BodyText"/>
-      </w:pPr>
-      <w:r>
-        <w:t>ID | Requirement Summary | Validation Method | Result |</w:t>
-      </w:r>
-    </w:p>
-    <w:p>
-      <w:pPr>
-        <w:pStyle w:val="BodyText"/>
-      </w:pPr>
-      <w:r>
-        <w:t>|—|—|—|—|</w:t>
-      </w:r>
-    </w:p>
-    <w:p>
-      <w:pPr>
-        <w:pStyle w:val="BodyText"/>
-      </w:pPr>
-      <w:r>
-        <w:t>FR1 | Organiser authorisation control | Registration + role access</w:t>
-      </w:r>
-    </w:p>
-    <w:p>
-      <w:pPr>
-        <w:pStyle w:val="BodyText"/>
-      </w:pPr>
-      <w:r>
-        <w:t>checks (pytest and Playwright) | Met |</w:t>
-      </w:r>
-    </w:p>
-    <w:p>
-      <w:pPr>
-        <w:pStyle w:val="BodyText"/>
-      </w:pPr>
-      <w:r>
-        <w:t>FR2 | Up-to-date upcoming session view | Dashboard filter tests and</w:t>
-      </w:r>
-    </w:p>
-    <w:p>
-      <w:pPr>
-        <w:pStyle w:val="BodyText"/>
-      </w:pPr>
-      <w:r>
-        <w:t>Playwright checks | Met |</w:t>
-      </w:r>
-    </w:p>
-    <w:p>
-      <w:pPr>
-        <w:pStyle w:val="BodyText"/>
-      </w:pPr>
-      <w:r>
-        <w:t>FR3 | Availability capture per session | RSVP flow inspection and</w:t>
-      </w:r>
-    </w:p>
-    <w:p>
-      <w:pPr>
-        <w:pStyle w:val="BodyText"/>
-      </w:pPr>
-      <w:r>
-        <w:t>route behaviour checks | Met |</w:t>
-      </w:r>
-    </w:p>
-    <w:p>
-      <w:pPr>
-        <w:pStyle w:val="BodyText"/>
-      </w:pPr>
-      <w:r>
-        <w:t>FR4 | Notification on session updates | Notification route/template</w:t>
-      </w:r>
-    </w:p>
-    <w:p>
-      <w:pPr>
-        <w:pStyle w:val="BodyText"/>
-      </w:pPr>
-      <w:r>
-        <w:t>verification and manual flow test | Met |</w:t>
-      </w:r>
-    </w:p>
-    <w:p>
-      <w:pPr>
-        <w:pStyle w:val="BodyText"/>
-      </w:pPr>
-      <w:r>
-        <w:t>FR5 | Open-session controls in normal create flow | UI test for</w:t>
-      </w:r>
-    </w:p>
-    <w:p>
-      <w:pPr>
-        <w:pStyle w:val="BodyText"/>
-      </w:pPr>
-      <w:r>
-        <w:t>open/capacity controls on create-event page | Met |</w:t>
-      </w:r>
-    </w:p>
-    <w:p>
-      <w:pPr>
-        <w:pStyle w:val="BodyText"/>
-      </w:pPr>
-      <w:r>
-        <w:t>FR6 | Open sessions filtered to those needing players | Query/filter</w:t>
-      </w:r>
-    </w:p>
-    <w:p>
-      <w:pPr>
-        <w:pStyle w:val="BodyText"/>
-      </w:pPr>
-      <w:r>
-        <w:t>verification + Playwright behaviour checks | Met |</w:t>
-      </w:r>
-    </w:p>
+    <w:tbl>
+      <w:tblPr>
+        <w:tblW w:type="auto" w:w="0"/>
+        <w:tblLook w:firstColumn="1" w:firstRow="1" w:lastColumn="0" w:lastRow="0" w:noHBand="0" w:noVBand="1" w:val="04A0"/>
+      </w:tblPr>
+      <w:tblGrid>
+        <w:gridCol w:w="2269"/>
+        <w:gridCol w:w="2269"/>
+        <w:gridCol w:w="2269"/>
+        <w:gridCol w:w="2269"/>
+      </w:tblGrid>
+      <w:tr>
+        <w:tc>
+          <w:tcPr>
+            <w:tcW w:type="dxa" w:w="2269"/>
+          </w:tcPr>
+          <w:p>
+            <w:r>
+              <w:t>ID</w:t>
+            </w:r>
+          </w:p>
+        </w:tc>
+        <w:tc>
+          <w:tcPr>
+            <w:tcW w:type="dxa" w:w="2269"/>
+          </w:tcPr>
+          <w:p>
+            <w:r>
+              <w:t>Requirement Summary</w:t>
+            </w:r>
+          </w:p>
+        </w:tc>
+        <w:tc>
+          <w:tcPr>
+            <w:tcW w:type="dxa" w:w="2269"/>
+          </w:tcPr>
+          <w:p>
+            <w:r>
+              <w:t>Validation Method</w:t>
+            </w:r>
+          </w:p>
+        </w:tc>
+        <w:tc>
+          <w:tcPr>
+            <w:tcW w:type="dxa" w:w="2269"/>
+          </w:tcPr>
+          <w:p>
+            <w:r>
+              <w:t>Result</w:t>
+            </w:r>
+          </w:p>
+        </w:tc>
+      </w:tr>
+      <w:tr>
+        <w:tc>
+          <w:tcPr>
+            <w:tcW w:type="dxa" w:w="2269"/>
+          </w:tcPr>
+          <w:p>
+            <w:r>
+              <w:t>FR1</w:t>
+            </w:r>
+          </w:p>
+        </w:tc>
+        <w:tc>
+          <w:tcPr>
+            <w:tcW w:type="dxa" w:w="2269"/>
+          </w:tcPr>
+          <w:p>
+            <w:r>
+              <w:t>Organiser authorisation control</w:t>
+            </w:r>
+          </w:p>
+        </w:tc>
+        <w:tc>
+          <w:tcPr>
+            <w:tcW w:type="dxa" w:w="2269"/>
+          </w:tcPr>
+          <w:p>
+            <w:r>
+              <w:t>Registration + role access checks (pytest and Playwright)</w:t>
+            </w:r>
+          </w:p>
+        </w:tc>
+        <w:tc>
+          <w:tcPr>
+            <w:tcW w:type="dxa" w:w="2269"/>
+          </w:tcPr>
+          <w:p>
+            <w:r>
+              <w:t>Met</w:t>
+            </w:r>
+          </w:p>
+        </w:tc>
+      </w:tr>
+      <w:tr>
+        <w:tc>
+          <w:tcPr>
+            <w:tcW w:type="dxa" w:w="2269"/>
+          </w:tcPr>
+          <w:p>
+            <w:r>
+              <w:t>FR2</w:t>
+            </w:r>
+          </w:p>
+        </w:tc>
+        <w:tc>
+          <w:tcPr>
+            <w:tcW w:type="dxa" w:w="2269"/>
+          </w:tcPr>
+          <w:p>
+            <w:r>
+              <w:t>Up-to-date upcoming session view</w:t>
+            </w:r>
+          </w:p>
+        </w:tc>
+        <w:tc>
+          <w:tcPr>
+            <w:tcW w:type="dxa" w:w="2269"/>
+          </w:tcPr>
+          <w:p>
+            <w:r>
+              <w:t>Dashboard filter tests and Playwright checks</w:t>
+            </w:r>
+          </w:p>
+        </w:tc>
+        <w:tc>
+          <w:tcPr>
+            <w:tcW w:type="dxa" w:w="2269"/>
+          </w:tcPr>
+          <w:p>
+            <w:r>
+              <w:t>Met</w:t>
+            </w:r>
+          </w:p>
+        </w:tc>
+      </w:tr>
+      <w:tr>
+        <w:tc>
+          <w:tcPr>
+            <w:tcW w:type="dxa" w:w="2269"/>
+          </w:tcPr>
+          <w:p>
+            <w:r>
+              <w:t>FR3</w:t>
+            </w:r>
+          </w:p>
+        </w:tc>
+        <w:tc>
+          <w:tcPr>
+            <w:tcW w:type="dxa" w:w="2269"/>
+          </w:tcPr>
+          <w:p>
+            <w:r>
+              <w:t>Availability capture per session</w:t>
+            </w:r>
+          </w:p>
+        </w:tc>
+        <w:tc>
+          <w:tcPr>
+            <w:tcW w:type="dxa" w:w="2269"/>
+          </w:tcPr>
+          <w:p>
+            <w:r>
+              <w:t>RSVP flow inspection and route behaviour checks</w:t>
+            </w:r>
+          </w:p>
+        </w:tc>
+        <w:tc>
+          <w:tcPr>
+            <w:tcW w:type="dxa" w:w="2269"/>
+          </w:tcPr>
+          <w:p>
+            <w:r>
+              <w:t>Met</w:t>
+            </w:r>
+          </w:p>
+        </w:tc>
+      </w:tr>
+      <w:tr>
+        <w:tc>
+          <w:tcPr>
+            <w:tcW w:type="dxa" w:w="2269"/>
+          </w:tcPr>
+          <w:p>
+            <w:r>
+              <w:t>FR4</w:t>
+            </w:r>
+          </w:p>
+        </w:tc>
+        <w:tc>
+          <w:tcPr>
+            <w:tcW w:type="dxa" w:w="2269"/>
+          </w:tcPr>
+          <w:p>
+            <w:r>
+              <w:t>Notification on session updates</w:t>
+            </w:r>
+          </w:p>
+        </w:tc>
+        <w:tc>
+          <w:tcPr>
+            <w:tcW w:type="dxa" w:w="2269"/>
+          </w:tcPr>
+          <w:p>
+            <w:r>
+              <w:t>Notification route/template verification and manual flow test</w:t>
+            </w:r>
+          </w:p>
+        </w:tc>
+        <w:tc>
+          <w:tcPr>
+            <w:tcW w:type="dxa" w:w="2269"/>
+          </w:tcPr>
+          <w:p>
+            <w:r>
+              <w:t>Met</w:t>
+            </w:r>
+          </w:p>
+        </w:tc>
+      </w:tr>
+      <w:tr>
+        <w:tc>
+          <w:tcPr>
+            <w:tcW w:type="dxa" w:w="2269"/>
+          </w:tcPr>
+          <w:p>
+            <w:r>
+              <w:t>FR5</w:t>
+            </w:r>
+          </w:p>
+        </w:tc>
+        <w:tc>
+          <w:tcPr>
+            <w:tcW w:type="dxa" w:w="2269"/>
+          </w:tcPr>
+          <w:p>
+            <w:r>
+              <w:t>Open-session controls in normal create flow</w:t>
+            </w:r>
+          </w:p>
+        </w:tc>
+        <w:tc>
+          <w:tcPr>
+            <w:tcW w:type="dxa" w:w="2269"/>
+          </w:tcPr>
+          <w:p>
+            <w:r>
+              <w:t>UI test for open/capacity controls on create-event page</w:t>
+            </w:r>
+          </w:p>
+        </w:tc>
+        <w:tc>
+          <w:tcPr>
+            <w:tcW w:type="dxa" w:w="2269"/>
+          </w:tcPr>
+          <w:p>
+            <w:r>
+              <w:t>Met</w:t>
+            </w:r>
+          </w:p>
+        </w:tc>
+      </w:tr>
+      <w:tr>
+        <w:tc>
+          <w:tcPr>
+            <w:tcW w:type="dxa" w:w="2269"/>
+          </w:tcPr>
+          <w:p>
+            <w:r>
+              <w:t>FR6</w:t>
+            </w:r>
+          </w:p>
+        </w:tc>
+        <w:tc>
+          <w:tcPr>
+            <w:tcW w:type="dxa" w:w="2269"/>
+          </w:tcPr>
+          <w:p>
+            <w:r>
+              <w:t>Open sessions filtered to those needing players</w:t>
+            </w:r>
+          </w:p>
+        </w:tc>
+        <w:tc>
+          <w:tcPr>
+            <w:tcW w:type="dxa" w:w="2269"/>
+          </w:tcPr>
+          <w:p>
+            <w:r>
+              <w:t>Query/filter verification + Playwright behaviour checks</w:t>
+            </w:r>
+          </w:p>
+        </w:tc>
+        <w:tc>
+          <w:tcPr>
+            <w:tcW w:type="dxa" w:w="2269"/>
+          </w:tcPr>
+          <w:p>
+            <w:r>
+              <w:t>Met</w:t>
+            </w:r>
+          </w:p>
+        </w:tc>
+      </w:tr>
+    </w:tbl>
     <w:p>
       <w:pPr>
         <w:pStyle w:val="BodyText"/>
@@ -7593,83 +7787,228 @@
       </w:r>
       <w:bookmarkEnd w:id="81"/>
     </w:p>
-    <w:p>
-      <w:r>
-        <w:t>ID | Non-Functional Requirement | Evidence | Result |</w:t>
-      </w:r>
-    </w:p>
-    <w:p>
-      <w:pPr>
-        <w:pStyle w:val="BodyText"/>
-      </w:pPr>
-      <w:r>
-        <w:t>|—|—|—|—|</w:t>
-      </w:r>
-    </w:p>
-    <w:p>
-      <w:pPr>
-        <w:pStyle w:val="BodyText"/>
-      </w:pPr>
-      <w:r>
-        <w:t>NFR1 | Usable by users with limited technical experience | Task-based</w:t>
-      </w:r>
-    </w:p>
-    <w:p>
-      <w:pPr>
-        <w:pStyle w:val="BodyText"/>
-      </w:pPr>
-      <w:r>
-        <w:t>Playwright walkthroughs of registration, login, dashboard, and RSVP | Met |</w:t>
-      </w:r>
-    </w:p>
-    <w:p>
-      <w:pPr>
-        <w:pStyle w:val="BodyText"/>
-      </w:pPr>
-      <w:r>
-        <w:t>NFR2 | Accessible on common mobile devices | Mobile viewport test at</w:t>
-      </w:r>
-    </w:p>
-    <w:p>
-      <w:pPr>
-        <w:pStyle w:val="BodyText"/>
-      </w:pPr>
-      <w:r>
-        <w:t>390x844 with no horizontal overflow | Met |</w:t>
-      </w:r>
-    </w:p>
-    <w:p>
-      <w:pPr>
-        <w:pStyle w:val="BodyText"/>
-      </w:pPr>
-      <w:r>
-        <w:t>NFR3 | Free to use for organisers and players | Open-source stack and</w:t>
-      </w:r>
-    </w:p>
-    <w:p>
-      <w:pPr>
-        <w:pStyle w:val="BodyText"/>
-      </w:pPr>
-      <w:r>
-        <w:t>no paid core dependencies | Met |</w:t>
-      </w:r>
-    </w:p>
-    <w:p>
-      <w:pPr>
-        <w:pStyle w:val="BodyText"/>
-      </w:pPr>
-      <w:r>
-        <w:t>NFR4 | Reliable access to accurate session information | Time-based</w:t>
-      </w:r>
-    </w:p>
-    <w:p>
-      <w:pPr>
-        <w:pStyle w:val="BodyText"/>
-      </w:pPr>
-      <w:r>
-        <w:t>filtering + dependency guards + repeatable regression tests | Met |</w:t>
-      </w:r>
-    </w:p>
+    <w:tbl>
+      <w:tblPr>
+        <w:tblW w:type="auto" w:w="0"/>
+        <w:tblLook w:firstColumn="1" w:firstRow="1" w:lastColumn="0" w:lastRow="0" w:noHBand="0" w:noVBand="1" w:val="04A0"/>
+      </w:tblPr>
+      <w:tblGrid>
+        <w:gridCol w:w="2269"/>
+        <w:gridCol w:w="2269"/>
+        <w:gridCol w:w="2269"/>
+        <w:gridCol w:w="2269"/>
+      </w:tblGrid>
+      <w:tr>
+        <w:tc>
+          <w:tcPr>
+            <w:tcW w:type="dxa" w:w="2269"/>
+          </w:tcPr>
+          <w:p>
+            <w:r>
+              <w:t>ID</w:t>
+            </w:r>
+          </w:p>
+        </w:tc>
+        <w:tc>
+          <w:tcPr>
+            <w:tcW w:type="dxa" w:w="2269"/>
+          </w:tcPr>
+          <w:p>
+            <w:r>
+              <w:t>Non-Functional Requirement</w:t>
+            </w:r>
+          </w:p>
+        </w:tc>
+        <w:tc>
+          <w:tcPr>
+            <w:tcW w:type="dxa" w:w="2269"/>
+          </w:tcPr>
+          <w:p>
+            <w:r>
+              <w:t>Evidence</w:t>
+            </w:r>
+          </w:p>
+        </w:tc>
+        <w:tc>
+          <w:tcPr>
+            <w:tcW w:type="dxa" w:w="2269"/>
+          </w:tcPr>
+          <w:p>
+            <w:r>
+              <w:t>Result</w:t>
+            </w:r>
+          </w:p>
+        </w:tc>
+      </w:tr>
+      <w:tr>
+        <w:tc>
+          <w:tcPr>
+            <w:tcW w:type="dxa" w:w="2269"/>
+          </w:tcPr>
+          <w:p>
+            <w:r>
+              <w:t>NFR1</w:t>
+            </w:r>
+          </w:p>
+        </w:tc>
+        <w:tc>
+          <w:tcPr>
+            <w:tcW w:type="dxa" w:w="2269"/>
+          </w:tcPr>
+          <w:p>
+            <w:r>
+              <w:t>Usable by users with limited technical experience</w:t>
+            </w:r>
+          </w:p>
+        </w:tc>
+        <w:tc>
+          <w:tcPr>
+            <w:tcW w:type="dxa" w:w="2269"/>
+          </w:tcPr>
+          <w:p>
+            <w:r>
+              <w:t>Task-based Playwright walkthroughs of registration, login, dashboard, and RSVP</w:t>
+            </w:r>
+          </w:p>
+        </w:tc>
+        <w:tc>
+          <w:tcPr>
+            <w:tcW w:type="dxa" w:w="2269"/>
+          </w:tcPr>
+          <w:p>
+            <w:r>
+              <w:t>Met</w:t>
+            </w:r>
+          </w:p>
+        </w:tc>
+      </w:tr>
+      <w:tr>
+        <w:tc>
+          <w:tcPr>
+            <w:tcW w:type="dxa" w:w="2269"/>
+          </w:tcPr>
+          <w:p>
+            <w:r>
+              <w:t>NFR2</w:t>
+            </w:r>
+          </w:p>
+        </w:tc>
+        <w:tc>
+          <w:tcPr>
+            <w:tcW w:type="dxa" w:w="2269"/>
+          </w:tcPr>
+          <w:p>
+            <w:r>
+              <w:t>Accessible on common mobile devices</w:t>
+            </w:r>
+          </w:p>
+        </w:tc>
+        <w:tc>
+          <w:tcPr>
+            <w:tcW w:type="dxa" w:w="2269"/>
+          </w:tcPr>
+          <w:p>
+            <w:r>
+              <w:t>Mobile viewport test at 390x844 with no horizontal overflow</w:t>
+            </w:r>
+          </w:p>
+        </w:tc>
+        <w:tc>
+          <w:tcPr>
+            <w:tcW w:type="dxa" w:w="2269"/>
+          </w:tcPr>
+          <w:p>
+            <w:r>
+              <w:t>Met</w:t>
+            </w:r>
+          </w:p>
+        </w:tc>
+      </w:tr>
+      <w:tr>
+        <w:tc>
+          <w:tcPr>
+            <w:tcW w:type="dxa" w:w="2269"/>
+          </w:tcPr>
+          <w:p>
+            <w:r>
+              <w:t>NFR3</w:t>
+            </w:r>
+          </w:p>
+        </w:tc>
+        <w:tc>
+          <w:tcPr>
+            <w:tcW w:type="dxa" w:w="2269"/>
+          </w:tcPr>
+          <w:p>
+            <w:r>
+              <w:t>Free to use for organisers and players</w:t>
+            </w:r>
+          </w:p>
+        </w:tc>
+        <w:tc>
+          <w:tcPr>
+            <w:tcW w:type="dxa" w:w="2269"/>
+          </w:tcPr>
+          <w:p>
+            <w:r>
+              <w:t>Open-source stack and no paid core dependencies</w:t>
+            </w:r>
+          </w:p>
+        </w:tc>
+        <w:tc>
+          <w:tcPr>
+            <w:tcW w:type="dxa" w:w="2269"/>
+          </w:tcPr>
+          <w:p>
+            <w:r>
+              <w:t>Met</w:t>
+            </w:r>
+          </w:p>
+        </w:tc>
+      </w:tr>
+      <w:tr>
+        <w:tc>
+          <w:tcPr>
+            <w:tcW w:type="dxa" w:w="2269"/>
+          </w:tcPr>
+          <w:p>
+            <w:r>
+              <w:t>NFR4</w:t>
+            </w:r>
+          </w:p>
+        </w:tc>
+        <w:tc>
+          <w:tcPr>
+            <w:tcW w:type="dxa" w:w="2269"/>
+          </w:tcPr>
+          <w:p>
+            <w:r>
+              <w:t>Reliable access to accurate session information</w:t>
+            </w:r>
+          </w:p>
+        </w:tc>
+        <w:tc>
+          <w:tcPr>
+            <w:tcW w:type="dxa" w:w="2269"/>
+          </w:tcPr>
+          <w:p>
+            <w:r>
+              <w:t>Time-based filtering + dependency guards + repeatable regression tests</w:t>
+            </w:r>
+          </w:p>
+        </w:tc>
+        <w:tc>
+          <w:tcPr>
+            <w:tcW w:type="dxa" w:w="2269"/>
+          </w:tcPr>
+          <w:p>
+            <w:r>
+              <w:t>Met</w:t>
+            </w:r>
+          </w:p>
+        </w:tc>
+      </w:tr>
+    </w:tbl>
     <w:p>
       <w:pPr>
         <w:pStyle w:val="BodyText"/>
@@ -8050,6 +8389,294 @@
     <w:p>
       <w:r>
         <w:t>Testing and validation demonstrate that ASTO now meets FR1-FR6 and NFR1-NFR4 with evidence from automated tests, browser-based scenario validation, and mobile responsiveness checks. The critical review confirms that the project achieved its core purpose while identifying practical areas for technical and research enhancement.</w:t>
+      </w:r>
+    </w:p>
+    <w:p>
+      <w:pPr>
+        <w:pStyle w:val="Heading1"/>
+      </w:pPr>
+      <w:r>
+        <w:t>Chapter 6: Conclusion</w:t>
+      </w:r>
+    </w:p>
+    <w:p>
+      <w:pPr>
+        <w:pStyle w:val="Heading2"/>
+      </w:pPr>
+      <w:r>
+        <w:t>6.1 Chapter Overview</w:t>
+      </w:r>
+    </w:p>
+    <w:p>
+      <w:pPr/>
+      <w:r>
+        <w:t>This chapter concludes the Amateur Sports Team Organiser (ASTO) project by reflecting on the overall outcomes in relation to the original problem, aims, and objectives. It summarises the key contributions of the system, evaluates its effectiveness within the intended context, and highlights its practical value for amateur sports teams. The chapter also provides a final perspective on the project as a complete, end-to-end solution.</w:t>
+      </w:r>
+    </w:p>
+    <w:p>
+      <w:pPr>
+        <w:pStyle w:val="Heading2"/>
+      </w:pPr>
+      <w:r>
+        <w:t>6.2 Summary of the Problem and Project Aim</w:t>
+      </w:r>
+    </w:p>
+    <w:p>
+      <w:pPr/>
+      <w:r>
+        <w:t>As established in Chapter 1, amateur sports teams frequently rely on informal communication tools such as messaging applications and spreadsheets to organise sessions. While these tools are accessible, they often result in fragmented information, missed updates, and uncertainty around attendance. These issues place unnecessary pressure on organisers and reduce overall coordination efficiency.</w:t>
+      </w:r>
+    </w:p>
+    <w:p>
+      <w:pPr/>
+      <w:r>
+        <w:t>The aim of this project was to address these challenges by improving how scheduling, communication, and participation are managed within amateur sports teams, while maintaining simplicity and accessibility. Rather than introducing a feature-heavy platform, the focus was on delivering a lightweight solution aligned with real stakeholder needs.</w:t>
+      </w:r>
+    </w:p>
+    <w:p>
+      <w:pPr>
+        <w:pStyle w:val="Heading2"/>
+      </w:pPr>
+      <w:r>
+        <w:t>6.3 Summary of System Contribution</w:t>
+      </w:r>
+    </w:p>
+    <w:p>
+      <w:pPr/>
+      <w:r>
+        <w:t>The ASTO prototype provides a centralised, web-based system that consolidates key coordination tasks into a single interface. The system enables:</w:t>
+      </w:r>
+    </w:p>
+    <w:p>
+      <w:pPr>
+        <w:pStyle w:val="ListParagraph"/>
+      </w:pPr>
+      <w:r>
+        <w:t>Clear visibility of upcoming sessions through a structured dashboard</w:t>
+      </w:r>
+    </w:p>
+    <w:p>
+      <w:pPr>
+        <w:pStyle w:val="ListParagraph"/>
+      </w:pPr>
+      <w:r>
+        <w:t>Explicit attendance tracking via RSVP states (Yes/Maybe/No)</w:t>
+      </w:r>
+    </w:p>
+    <w:p>
+      <w:pPr>
+        <w:pStyle w:val="ListParagraph"/>
+      </w:pPr>
+      <w:r>
+        <w:t>Organiser-controlled session management, including open-session functionality</w:t>
+      </w:r>
+    </w:p>
+    <w:p>
+      <w:pPr>
+        <w:pStyle w:val="ListParagraph"/>
+      </w:pPr>
+      <w:r>
+        <w:t>Consistent communication through in-app notification mechanisms</w:t>
+      </w:r>
+    </w:p>
+    <w:p>
+      <w:pPr/>
+      <w:r>
+        <w:t>These features directly address the issues identified during stakeholder engagement, particularly the lack of reliable information visibility and uncertainty around participation. By grounding the system design in stakeholder evidence, the project maintains a strong link between real-world problems and implemented functionality.</w:t>
+      </w:r>
+    </w:p>
+    <w:p>
+      <w:pPr>
+        <w:pStyle w:val="Heading2"/>
+      </w:pPr>
+      <w:r>
+        <w:t>6.4 Evaluation of Project Outcomes</w:t>
+      </w:r>
+    </w:p>
+    <w:p>
+      <w:pPr/>
+      <w:r>
+        <w:t>The evaluation presented in Chapter 5 demonstrates that the system successfully meets all defined functional requirements (FR1-FR6) and non-functional requirements (NFR1-NFR4). Automated testing, browser-based validation, and usability observations collectively confirm that the system operates as intended and provides a usable experience for target users.</w:t>
+      </w:r>
+    </w:p>
+    <w:p>
+      <w:pPr/>
+      <w:r>
+        <w:t>Compared to existing solutions discussed in Chapter 1, ASTO offers several contextual advantages:</w:t>
+      </w:r>
+    </w:p>
+    <w:p>
+      <w:pPr>
+        <w:pStyle w:val="ListParagraph"/>
+      </w:pPr>
+      <w:r>
+        <w:t>Unlike commercial platforms such as TeamSnap, the system avoids unnecessary complexity and subscription-based barriers</w:t>
+      </w:r>
+    </w:p>
+    <w:p>
+      <w:pPr>
+        <w:pStyle w:val="ListParagraph"/>
+      </w:pPr>
+      <w:r>
+        <w:t>Unlike advertisement-supported platforms such as Heja, it maintains a clean and focused user experience</w:t>
+      </w:r>
+    </w:p>
+    <w:p>
+      <w:pPr>
+        <w:pStyle w:val="ListParagraph"/>
+      </w:pPr>
+      <w:r>
+        <w:t>Unlike informal tools such as WhatsApp, it provides structured and persistent session information</w:t>
+      </w:r>
+    </w:p>
+    <w:p>
+      <w:pPr/>
+      <w:r>
+        <w:t>These differences highlight the value of a purpose-built solution designed specifically for amateur and volunteer-led teams.</w:t>
+      </w:r>
+    </w:p>
+    <w:p>
+      <w:pPr>
+        <w:pStyle w:val="Heading2"/>
+      </w:pPr>
+      <w:r>
+        <w:t>6.5 Strengths of the Project</w:t>
+      </w:r>
+    </w:p>
+    <w:p>
+      <w:pPr/>
+      <w:r>
+        <w:t>The project demonstrates several key strengths:</w:t>
+      </w:r>
+    </w:p>
+    <w:p>
+      <w:pPr>
+        <w:pStyle w:val="ListParagraph"/>
+      </w:pPr>
+      <w:r>
+        <w:t>Strong requirement traceability: Stakeholder insights were systematically translated into requirements, design decisions, and implementation features</w:t>
+      </w:r>
+    </w:p>
+    <w:p>
+      <w:pPr>
+        <w:pStyle w:val="ListParagraph"/>
+      </w:pPr>
+      <w:r>
+        <w:t>Focused scope control: By prioritising essential functionality, the system avoids feature overload and maintains usability</w:t>
+      </w:r>
+    </w:p>
+    <w:p>
+      <w:pPr>
+        <w:pStyle w:val="ListParagraph"/>
+      </w:pPr>
+      <w:r>
+        <w:t>Reproducible artefact: The implementation can be recreated and validated using standard development tools</w:t>
+      </w:r>
+    </w:p>
+    <w:p>
+      <w:pPr>
+        <w:pStyle w:val="ListParagraph"/>
+      </w:pPr>
+      <w:r>
+        <w:t>Evidence-based evaluation: Testing combines automated checks, usability observations, and mobile validation to support conclusions</w:t>
+      </w:r>
+    </w:p>
+    <w:p>
+      <w:pPr/>
+      <w:r>
+        <w:t>These strengths align closely with the expectations of a successful final-year project, demonstrating both technical competence and problem-focused design thinking.</w:t>
+      </w:r>
+    </w:p>
+    <w:p>
+      <w:pPr>
+        <w:pStyle w:val="Heading2"/>
+      </w:pPr>
+      <w:r>
+        <w:t>6.6 Limitations</w:t>
+      </w:r>
+    </w:p>
+    <w:p>
+      <w:pPr/>
+      <w:r>
+        <w:t>Despite its strengths, the project has several limitations that should be acknowledged:</w:t>
+      </w:r>
+    </w:p>
+    <w:p>
+      <w:pPr>
+        <w:pStyle w:val="ListParagraph"/>
+      </w:pPr>
+      <w:r>
+        <w:t>The usability evaluation was conducted with a small participant group, limiting the generalisability of findings</w:t>
+      </w:r>
+    </w:p>
+    <w:p>
+      <w:pPr>
+        <w:pStyle w:val="ListParagraph"/>
+      </w:pPr>
+      <w:r>
+        <w:t>Performance and scalability were not explored in depth due to the prototype scope</w:t>
+      </w:r>
+    </w:p>
+    <w:p>
+      <w:pPr>
+        <w:pStyle w:val="ListParagraph"/>
+      </w:pPr>
+      <w:r>
+        <w:t>Notification behaviour could be further refined to improve clarity and responsiveness</w:t>
+      </w:r>
+    </w:p>
+    <w:p>
+      <w:pPr>
+        <w:pStyle w:val="ListParagraph"/>
+      </w:pPr>
+      <w:r>
+        <w:t>The system is not deployed in a live production environment, meaning real-world adoption factors remain untested</w:t>
+      </w:r>
+    </w:p>
+    <w:p>
+      <w:pPr/>
+      <w:r>
+        <w:t>These limitations do not undermine the validity of the project but instead highlight areas for future development and research.</w:t>
+      </w:r>
+    </w:p>
+    <w:p>
+      <w:pPr>
+        <w:pStyle w:val="Heading2"/>
+      </w:pPr>
+      <w:r>
+        <w:t>6.7 Final Reflection</w:t>
+      </w:r>
+    </w:p>
+    <w:p>
+      <w:pPr/>
+      <w:r>
+        <w:t>This project demonstrates that a carefully scoped, stakeholder-driven approach can produce a meaningful and practical solution to a real-world coordination problem. By prioritising simplicity, clarity, and usability, the ASTO system provides an effective alternative to both informal communication methods and overly complex commercial tools.</w:t>
+      </w:r>
+    </w:p>
+    <w:p>
+      <w:pPr/>
+      <w:r>
+        <w:t>The project also reflects a broader principle identified throughout the development process: effective solutions are not necessarily those with the most features, but those that align closely with user needs and context. This principle guided design decisions across all stages of the project and contributed to the coherence of the final artefact.</w:t>
+      </w:r>
+    </w:p>
+    <w:p>
+      <w:pPr>
+        <w:pStyle w:val="Heading2"/>
+      </w:pPr>
+      <w:r>
+        <w:t>6.8 Chapter 6 Conclusion</w:t>
+      </w:r>
+    </w:p>
+    <w:p>
+      <w:pPr/>
+      <w:r>
+        <w:t>The Amateur Sports Team Organiser successfully addresses the coordination challenges identified in amateur sports teams by providing a structured, accessible, and user-focused solution. Through a clear progression from problem identification to system evaluation, the project demonstrates both technical implementation capability and critical understanding of the problem domain.</w:t>
+      </w:r>
+    </w:p>
+    <w:p>
+      <w:pPr/>
+      <w:r>
+        <w:t>The resulting system offers a practical foundation for future development while fulfilling the objectives of the project and contributing a meaningful solution within its intended context.</w:t>
       </w:r>
     </w:p>
     <w:p>

--- a/Amateur Sports Team Organiser- Abdirahman Jimale- Final Year Project.docx
+++ b/Amateur Sports Team Organiser- Abdirahman Jimale- Final Year Project.docx
@@ -32,7 +32,7 @@
         <w:pStyle w:val="Heading1"/>
       </w:pPr>
       <w:bookmarkStart w:id="0" w:name="Xb7f561072a3d38605a7d944085d8fa367387ad2"/>
-      <w:bookmarkStart w:id="1" w:name="_Toc226822905"/>
+      <w:bookmarkStart w:id="1" w:name="_Toc226824644"/>
       <w:r>
         <w:t>Name: Abdirahman Jimale ID Number: (K2557660)</w:t>
       </w:r>
@@ -176,6 +176,14 @@
     <w:bookmarkStart w:id="3" w:name="X3efa196eef616abf1663c2ec61cacbc8e9951b6" w:displacedByCustomXml="next"/>
     <w:sdt>
       <w:sdtPr>
+        <w:rPr>
+          <w:rFonts w:ascii="Arial" w:eastAsia="Arial" w:hAnsi="Arial" w:cs="Arial"/>
+          <w:b w:val="0"/>
+          <w:bCs w:val="0"/>
+          <w:color w:val="auto"/>
+          <w:sz w:val="22"/>
+          <w:szCs w:val="22"/>
+        </w:rPr>
         <w:id w:val="936260640"/>
         <w:docPartObj>
           <w:docPartGallery w:val="Table of Contents"/>
@@ -184,11 +192,7 @@
       </w:sdtPr>
       <w:sdtEndPr>
         <w:rPr>
-          <w:rFonts w:ascii="Arial" w:eastAsia="Arial" w:hAnsi="Arial" w:cs="Arial"/>
           <w:noProof/>
-          <w:color w:val="auto"/>
-          <w:sz w:val="22"/>
-          <w:szCs w:val="22"/>
         </w:rPr>
       </w:sdtEndPr>
       <w:sdtContent>
@@ -234,7 +238,7 @@
             </w:rPr>
             <w:fldChar w:fldCharType="separate"/>
           </w:r>
-          <w:hyperlink w:anchor="_Toc226822905" w:history="1">
+          <w:hyperlink w:anchor="_Toc226824644" w:history="1">
             <w:r>
               <w:rPr>
                 <w:rStyle w:val="Hyperlink"/>
@@ -261,7 +265,7 @@
                 <w:noProof/>
                 <w:webHidden/>
               </w:rPr>
-              <w:instrText xml:space="preserve"> PAGEREF _Toc226822905 \h </w:instrText>
+              <w:instrText xml:space="preserve"> PAGEREF _Toc226824644 \h </w:instrText>
             </w:r>
             <w:r>
               <w:rPr>
@@ -309,13 +313,13 @@
               <w14:ligatures w14:val="standardContextual"/>
             </w:rPr>
           </w:pPr>
-          <w:hyperlink w:anchor="_Toc226822906" w:history="1">
+          <w:hyperlink w:anchor="_Toc226824645" w:history="1">
             <w:r>
               <w:rPr>
                 <w:rStyle w:val="Hyperlink"/>
                 <w:noProof/>
               </w:rPr>
-              <w:t>Contents</w:t>
+              <w:t>Chapter 1: Introduction and State of the Art Review</w:t>
             </w:r>
             <w:r>
               <w:rPr>
@@ -336,7 +340,7 @@
                 <w:noProof/>
                 <w:webHidden/>
               </w:rPr>
-              <w:instrText xml:space="preserve"> PAGEREF _Toc226822906 \h </w:instrText>
+              <w:instrText xml:space="preserve"> PAGEREF _Toc226824645 \h </w:instrText>
             </w:r>
             <w:r>
               <w:rPr>
@@ -356,7 +360,82 @@
                 <w:noProof/>
                 <w:webHidden/>
               </w:rPr>
-              <w:t>2</w:t>
+              <w:t>4</w:t>
+            </w:r>
+            <w:r>
+              <w:rPr>
+                <w:noProof/>
+                <w:webHidden/>
+              </w:rPr>
+              <w:fldChar w:fldCharType="end"/>
+            </w:r>
+          </w:hyperlink>
+        </w:p>
+        <w:p>
+          <w:pPr>
+            <w:pStyle w:val="TOC2"/>
+            <w:tabs>
+              <w:tab w:val="right" w:leader="dot" w:pos="9066"/>
+            </w:tabs>
+            <w:rPr>
+              <w:rFonts w:eastAsiaTheme="minorEastAsia" w:cstheme="minorBidi"/>
+              <w:b w:val="0"/>
+              <w:bCs w:val="0"/>
+              <w:noProof/>
+              <w:kern w:val="2"/>
+              <w:sz w:val="24"/>
+              <w:szCs w:val="24"/>
+              <w14:ligatures w14:val="standardContextual"/>
+            </w:rPr>
+          </w:pPr>
+          <w:hyperlink w:anchor="_Toc226824646" w:history="1">
+            <w:r>
+              <w:rPr>
+                <w:rStyle w:val="Hyperlink"/>
+                <w:noProof/>
+              </w:rPr>
+              <w:t>Aims and Objectives</w:t>
+            </w:r>
+            <w:r>
+              <w:rPr>
+                <w:noProof/>
+                <w:webHidden/>
+              </w:rPr>
+              <w:tab/>
+            </w:r>
+            <w:r>
+              <w:rPr>
+                <w:noProof/>
+                <w:webHidden/>
+              </w:rPr>
+              <w:fldChar w:fldCharType="begin"/>
+            </w:r>
+            <w:r>
+              <w:rPr>
+                <w:noProof/>
+                <w:webHidden/>
+              </w:rPr>
+              <w:instrText xml:space="preserve"> PAGEREF _Toc226824646 \h </w:instrText>
+            </w:r>
+            <w:r>
+              <w:rPr>
+                <w:noProof/>
+                <w:webHidden/>
+              </w:rPr>
+            </w:r>
+            <w:r>
+              <w:rPr>
+                <w:noProof/>
+                <w:webHidden/>
+              </w:rPr>
+              <w:fldChar w:fldCharType="separate"/>
+            </w:r>
+            <w:r>
+              <w:rPr>
+                <w:noProof/>
+                <w:webHidden/>
+              </w:rPr>
+              <w:t>5</w:t>
             </w:r>
             <w:r>
               <w:rPr>
@@ -384,13 +463,13 @@
               <w14:ligatures w14:val="standardContextual"/>
             </w:rPr>
           </w:pPr>
-          <w:hyperlink w:anchor="_Toc226822907" w:history="1">
+          <w:hyperlink w:anchor="_Toc226824647" w:history="1">
             <w:r>
               <w:rPr>
                 <w:rStyle w:val="Hyperlink"/>
                 <w:noProof/>
               </w:rPr>
-              <w:t>Chapter 1: Introduction and State of the Art Review</w:t>
+              <w:t>Chapter 2: Analysis and Design</w:t>
             </w:r>
             <w:r>
               <w:rPr>
@@ -411,7 +490,7 @@
                 <w:noProof/>
                 <w:webHidden/>
               </w:rPr>
-              <w:instrText xml:space="preserve"> PAGEREF _Toc226822907 \h </w:instrText>
+              <w:instrText xml:space="preserve"> PAGEREF _Toc226824647 \h </w:instrText>
             </w:r>
             <w:r>
               <w:rPr>
@@ -431,7 +510,7 @@
                 <w:noProof/>
                 <w:webHidden/>
               </w:rPr>
-              <w:t>4</w:t>
+              <w:t>6</w:t>
             </w:r>
             <w:r>
               <w:rPr>
@@ -459,13 +538,13 @@
               <w14:ligatures w14:val="standardContextual"/>
             </w:rPr>
           </w:pPr>
-          <w:hyperlink w:anchor="_Toc226822908" w:history="1">
+          <w:hyperlink w:anchor="_Toc226824648" w:history="1">
             <w:r>
               <w:rPr>
                 <w:rStyle w:val="Hyperlink"/>
                 <w:noProof/>
               </w:rPr>
-              <w:t>Aims and Objectives</w:t>
+              <w:t>2.1: Chapter Overview</w:t>
             </w:r>
             <w:r>
               <w:rPr>
@@ -486,7 +565,7 @@
                 <w:noProof/>
                 <w:webHidden/>
               </w:rPr>
-              <w:instrText xml:space="preserve"> PAGEREF _Toc226822908 \h </w:instrText>
+              <w:instrText xml:space="preserve"> PAGEREF _Toc226824648 \h </w:instrText>
             </w:r>
             <w:r>
               <w:rPr>
@@ -506,7 +585,607 @@
                 <w:noProof/>
                 <w:webHidden/>
               </w:rPr>
-              <w:t>5</w:t>
+              <w:t>6</w:t>
+            </w:r>
+            <w:r>
+              <w:rPr>
+                <w:noProof/>
+                <w:webHidden/>
+              </w:rPr>
+              <w:fldChar w:fldCharType="end"/>
+            </w:r>
+          </w:hyperlink>
+        </w:p>
+        <w:p>
+          <w:pPr>
+            <w:pStyle w:val="TOC2"/>
+            <w:tabs>
+              <w:tab w:val="right" w:leader="dot" w:pos="9066"/>
+            </w:tabs>
+            <w:rPr>
+              <w:rFonts w:eastAsiaTheme="minorEastAsia" w:cstheme="minorBidi"/>
+              <w:b w:val="0"/>
+              <w:bCs w:val="0"/>
+              <w:noProof/>
+              <w:kern w:val="2"/>
+              <w:sz w:val="24"/>
+              <w:szCs w:val="24"/>
+              <w14:ligatures w14:val="standardContextual"/>
+            </w:rPr>
+          </w:pPr>
+          <w:hyperlink w:anchor="_Toc226824649" w:history="1">
+            <w:r>
+              <w:rPr>
+                <w:rStyle w:val="Hyperlink"/>
+                <w:noProof/>
+              </w:rPr>
+              <w:t>2.2 Project Context and Stakeholders</w:t>
+            </w:r>
+            <w:r>
+              <w:rPr>
+                <w:noProof/>
+                <w:webHidden/>
+              </w:rPr>
+              <w:tab/>
+            </w:r>
+            <w:r>
+              <w:rPr>
+                <w:noProof/>
+                <w:webHidden/>
+              </w:rPr>
+              <w:fldChar w:fldCharType="begin"/>
+            </w:r>
+            <w:r>
+              <w:rPr>
+                <w:noProof/>
+                <w:webHidden/>
+              </w:rPr>
+              <w:instrText xml:space="preserve"> PAGEREF _Toc226824649 \h </w:instrText>
+            </w:r>
+            <w:r>
+              <w:rPr>
+                <w:noProof/>
+                <w:webHidden/>
+              </w:rPr>
+            </w:r>
+            <w:r>
+              <w:rPr>
+                <w:noProof/>
+                <w:webHidden/>
+              </w:rPr>
+              <w:fldChar w:fldCharType="separate"/>
+            </w:r>
+            <w:r>
+              <w:rPr>
+                <w:noProof/>
+                <w:webHidden/>
+              </w:rPr>
+              <w:t>6</w:t>
+            </w:r>
+            <w:r>
+              <w:rPr>
+                <w:noProof/>
+                <w:webHidden/>
+              </w:rPr>
+              <w:fldChar w:fldCharType="end"/>
+            </w:r>
+          </w:hyperlink>
+        </w:p>
+        <w:p>
+          <w:pPr>
+            <w:pStyle w:val="TOC2"/>
+            <w:tabs>
+              <w:tab w:val="right" w:leader="dot" w:pos="9066"/>
+            </w:tabs>
+            <w:rPr>
+              <w:rFonts w:eastAsiaTheme="minorEastAsia" w:cstheme="minorBidi"/>
+              <w:b w:val="0"/>
+              <w:bCs w:val="0"/>
+              <w:noProof/>
+              <w:kern w:val="2"/>
+              <w:sz w:val="24"/>
+              <w:szCs w:val="24"/>
+              <w14:ligatures w14:val="standardContextual"/>
+            </w:rPr>
+          </w:pPr>
+          <w:hyperlink w:anchor="_Toc226824650" w:history="1">
+            <w:r>
+              <w:rPr>
+                <w:rStyle w:val="Hyperlink"/>
+                <w:noProof/>
+              </w:rPr>
+              <w:t>2.3 Stakeholder Engagement</w:t>
+            </w:r>
+            <w:r>
+              <w:rPr>
+                <w:noProof/>
+                <w:webHidden/>
+              </w:rPr>
+              <w:tab/>
+            </w:r>
+            <w:r>
+              <w:rPr>
+                <w:noProof/>
+                <w:webHidden/>
+              </w:rPr>
+              <w:fldChar w:fldCharType="begin"/>
+            </w:r>
+            <w:r>
+              <w:rPr>
+                <w:noProof/>
+                <w:webHidden/>
+              </w:rPr>
+              <w:instrText xml:space="preserve"> PAGEREF _Toc226824650 \h </w:instrText>
+            </w:r>
+            <w:r>
+              <w:rPr>
+                <w:noProof/>
+                <w:webHidden/>
+              </w:rPr>
+            </w:r>
+            <w:r>
+              <w:rPr>
+                <w:noProof/>
+                <w:webHidden/>
+              </w:rPr>
+              <w:fldChar w:fldCharType="separate"/>
+            </w:r>
+            <w:r>
+              <w:rPr>
+                <w:noProof/>
+                <w:webHidden/>
+              </w:rPr>
+              <w:t>6</w:t>
+            </w:r>
+            <w:r>
+              <w:rPr>
+                <w:noProof/>
+                <w:webHidden/>
+              </w:rPr>
+              <w:fldChar w:fldCharType="end"/>
+            </w:r>
+          </w:hyperlink>
+        </w:p>
+        <w:p>
+          <w:pPr>
+            <w:pStyle w:val="TOC2"/>
+            <w:tabs>
+              <w:tab w:val="right" w:leader="dot" w:pos="9066"/>
+            </w:tabs>
+            <w:rPr>
+              <w:rFonts w:eastAsiaTheme="minorEastAsia" w:cstheme="minorBidi"/>
+              <w:b w:val="0"/>
+              <w:bCs w:val="0"/>
+              <w:noProof/>
+              <w:kern w:val="2"/>
+              <w:sz w:val="24"/>
+              <w:szCs w:val="24"/>
+              <w14:ligatures w14:val="standardContextual"/>
+            </w:rPr>
+          </w:pPr>
+          <w:hyperlink w:anchor="_Toc226824651" w:history="1">
+            <w:r>
+              <w:rPr>
+                <w:rStyle w:val="Hyperlink"/>
+                <w:noProof/>
+              </w:rPr>
+              <w:t>2.4 Entity Relationship Design (ERD)</w:t>
+            </w:r>
+            <w:r>
+              <w:rPr>
+                <w:noProof/>
+                <w:webHidden/>
+              </w:rPr>
+              <w:tab/>
+            </w:r>
+            <w:r>
+              <w:rPr>
+                <w:noProof/>
+                <w:webHidden/>
+              </w:rPr>
+              <w:fldChar w:fldCharType="begin"/>
+            </w:r>
+            <w:r>
+              <w:rPr>
+                <w:noProof/>
+                <w:webHidden/>
+              </w:rPr>
+              <w:instrText xml:space="preserve"> PAGEREF _Toc226824651 \h </w:instrText>
+            </w:r>
+            <w:r>
+              <w:rPr>
+                <w:noProof/>
+                <w:webHidden/>
+              </w:rPr>
+            </w:r>
+            <w:r>
+              <w:rPr>
+                <w:noProof/>
+                <w:webHidden/>
+              </w:rPr>
+              <w:fldChar w:fldCharType="separate"/>
+            </w:r>
+            <w:r>
+              <w:rPr>
+                <w:noProof/>
+                <w:webHidden/>
+              </w:rPr>
+              <w:t>6</w:t>
+            </w:r>
+            <w:r>
+              <w:rPr>
+                <w:noProof/>
+                <w:webHidden/>
+              </w:rPr>
+              <w:fldChar w:fldCharType="end"/>
+            </w:r>
+          </w:hyperlink>
+        </w:p>
+        <w:p>
+          <w:pPr>
+            <w:pStyle w:val="TOC2"/>
+            <w:tabs>
+              <w:tab w:val="right" w:leader="dot" w:pos="9066"/>
+            </w:tabs>
+            <w:rPr>
+              <w:rFonts w:eastAsiaTheme="minorEastAsia" w:cstheme="minorBidi"/>
+              <w:b w:val="0"/>
+              <w:bCs w:val="0"/>
+              <w:noProof/>
+              <w:kern w:val="2"/>
+              <w:sz w:val="24"/>
+              <w:szCs w:val="24"/>
+              <w14:ligatures w14:val="standardContextual"/>
+            </w:rPr>
+          </w:pPr>
+          <w:hyperlink w:anchor="_Toc226824652" w:history="1">
+            <w:r>
+              <w:rPr>
+                <w:rStyle w:val="Hyperlink"/>
+                <w:noProof/>
+              </w:rPr>
+              <w:t>2.5 System Architecture Design ASTO</w:t>
+            </w:r>
+            <w:r>
+              <w:rPr>
+                <w:noProof/>
+                <w:webHidden/>
+              </w:rPr>
+              <w:tab/>
+            </w:r>
+            <w:r>
+              <w:rPr>
+                <w:noProof/>
+                <w:webHidden/>
+              </w:rPr>
+              <w:fldChar w:fldCharType="begin"/>
+            </w:r>
+            <w:r>
+              <w:rPr>
+                <w:noProof/>
+                <w:webHidden/>
+              </w:rPr>
+              <w:instrText xml:space="preserve"> PAGEREF _Toc226824652 \h </w:instrText>
+            </w:r>
+            <w:r>
+              <w:rPr>
+                <w:noProof/>
+                <w:webHidden/>
+              </w:rPr>
+            </w:r>
+            <w:r>
+              <w:rPr>
+                <w:noProof/>
+                <w:webHidden/>
+              </w:rPr>
+              <w:fldChar w:fldCharType="separate"/>
+            </w:r>
+            <w:r>
+              <w:rPr>
+                <w:noProof/>
+                <w:webHidden/>
+              </w:rPr>
+              <w:t>7</w:t>
+            </w:r>
+            <w:r>
+              <w:rPr>
+                <w:noProof/>
+                <w:webHidden/>
+              </w:rPr>
+              <w:fldChar w:fldCharType="end"/>
+            </w:r>
+          </w:hyperlink>
+        </w:p>
+        <w:p>
+          <w:pPr>
+            <w:pStyle w:val="TOC2"/>
+            <w:tabs>
+              <w:tab w:val="right" w:leader="dot" w:pos="9066"/>
+            </w:tabs>
+            <w:rPr>
+              <w:rFonts w:eastAsiaTheme="minorEastAsia" w:cstheme="minorBidi"/>
+              <w:b w:val="0"/>
+              <w:bCs w:val="0"/>
+              <w:noProof/>
+              <w:kern w:val="2"/>
+              <w:sz w:val="24"/>
+              <w:szCs w:val="24"/>
+              <w14:ligatures w14:val="standardContextual"/>
+            </w:rPr>
+          </w:pPr>
+          <w:hyperlink w:anchor="_Toc226824653" w:history="1">
+            <w:r>
+              <w:rPr>
+                <w:rStyle w:val="Hyperlink"/>
+                <w:noProof/>
+              </w:rPr>
+              <w:t>2.6 Requirements Derivation</w:t>
+            </w:r>
+            <w:r>
+              <w:rPr>
+                <w:noProof/>
+                <w:webHidden/>
+              </w:rPr>
+              <w:tab/>
+            </w:r>
+            <w:r>
+              <w:rPr>
+                <w:noProof/>
+                <w:webHidden/>
+              </w:rPr>
+              <w:fldChar w:fldCharType="begin"/>
+            </w:r>
+            <w:r>
+              <w:rPr>
+                <w:noProof/>
+                <w:webHidden/>
+              </w:rPr>
+              <w:instrText xml:space="preserve"> PAGEREF _Toc226824653 \h </w:instrText>
+            </w:r>
+            <w:r>
+              <w:rPr>
+                <w:noProof/>
+                <w:webHidden/>
+              </w:rPr>
+            </w:r>
+            <w:r>
+              <w:rPr>
+                <w:noProof/>
+                <w:webHidden/>
+              </w:rPr>
+              <w:fldChar w:fldCharType="separate"/>
+            </w:r>
+            <w:r>
+              <w:rPr>
+                <w:noProof/>
+                <w:webHidden/>
+              </w:rPr>
+              <w:t>8</w:t>
+            </w:r>
+            <w:r>
+              <w:rPr>
+                <w:noProof/>
+                <w:webHidden/>
+              </w:rPr>
+              <w:fldChar w:fldCharType="end"/>
+            </w:r>
+          </w:hyperlink>
+        </w:p>
+        <w:p>
+          <w:pPr>
+            <w:pStyle w:val="TOC2"/>
+            <w:tabs>
+              <w:tab w:val="right" w:leader="dot" w:pos="9066"/>
+            </w:tabs>
+            <w:rPr>
+              <w:rFonts w:eastAsiaTheme="minorEastAsia" w:cstheme="minorBidi"/>
+              <w:b w:val="0"/>
+              <w:bCs w:val="0"/>
+              <w:noProof/>
+              <w:kern w:val="2"/>
+              <w:sz w:val="24"/>
+              <w:szCs w:val="24"/>
+              <w14:ligatures w14:val="standardContextual"/>
+            </w:rPr>
+          </w:pPr>
+          <w:hyperlink w:anchor="_Toc226824654" w:history="1">
+            <w:r>
+              <w:rPr>
+                <w:rStyle w:val="Hyperlink"/>
+                <w:noProof/>
+              </w:rPr>
+              <w:t>2.7 Functional Requirements</w:t>
+            </w:r>
+            <w:r>
+              <w:rPr>
+                <w:noProof/>
+                <w:webHidden/>
+              </w:rPr>
+              <w:tab/>
+            </w:r>
+            <w:r>
+              <w:rPr>
+                <w:noProof/>
+                <w:webHidden/>
+              </w:rPr>
+              <w:fldChar w:fldCharType="begin"/>
+            </w:r>
+            <w:r>
+              <w:rPr>
+                <w:noProof/>
+                <w:webHidden/>
+              </w:rPr>
+              <w:instrText xml:space="preserve"> PAGEREF _Toc226824654 \h </w:instrText>
+            </w:r>
+            <w:r>
+              <w:rPr>
+                <w:noProof/>
+                <w:webHidden/>
+              </w:rPr>
+            </w:r>
+            <w:r>
+              <w:rPr>
+                <w:noProof/>
+                <w:webHidden/>
+              </w:rPr>
+              <w:fldChar w:fldCharType="separate"/>
+            </w:r>
+            <w:r>
+              <w:rPr>
+                <w:noProof/>
+                <w:webHidden/>
+              </w:rPr>
+              <w:t>8</w:t>
+            </w:r>
+            <w:r>
+              <w:rPr>
+                <w:noProof/>
+                <w:webHidden/>
+              </w:rPr>
+              <w:fldChar w:fldCharType="end"/>
+            </w:r>
+          </w:hyperlink>
+        </w:p>
+        <w:p>
+          <w:pPr>
+            <w:pStyle w:val="TOC2"/>
+            <w:tabs>
+              <w:tab w:val="right" w:leader="dot" w:pos="9066"/>
+            </w:tabs>
+            <w:rPr>
+              <w:rFonts w:eastAsiaTheme="minorEastAsia" w:cstheme="minorBidi"/>
+              <w:b w:val="0"/>
+              <w:bCs w:val="0"/>
+              <w:noProof/>
+              <w:kern w:val="2"/>
+              <w:sz w:val="24"/>
+              <w:szCs w:val="24"/>
+              <w14:ligatures w14:val="standardContextual"/>
+            </w:rPr>
+          </w:pPr>
+          <w:hyperlink w:anchor="_Toc226824655" w:history="1">
+            <w:r>
+              <w:rPr>
+                <w:rStyle w:val="Hyperlink"/>
+                <w:noProof/>
+              </w:rPr>
+              <w:t>2.8 Non-Functional Requirements</w:t>
+            </w:r>
+            <w:r>
+              <w:rPr>
+                <w:noProof/>
+                <w:webHidden/>
+              </w:rPr>
+              <w:tab/>
+            </w:r>
+            <w:r>
+              <w:rPr>
+                <w:noProof/>
+                <w:webHidden/>
+              </w:rPr>
+              <w:fldChar w:fldCharType="begin"/>
+            </w:r>
+            <w:r>
+              <w:rPr>
+                <w:noProof/>
+                <w:webHidden/>
+              </w:rPr>
+              <w:instrText xml:space="preserve"> PAGEREF _Toc226824655 \h </w:instrText>
+            </w:r>
+            <w:r>
+              <w:rPr>
+                <w:noProof/>
+                <w:webHidden/>
+              </w:rPr>
+            </w:r>
+            <w:r>
+              <w:rPr>
+                <w:noProof/>
+                <w:webHidden/>
+              </w:rPr>
+              <w:fldChar w:fldCharType="separate"/>
+            </w:r>
+            <w:r>
+              <w:rPr>
+                <w:noProof/>
+                <w:webHidden/>
+              </w:rPr>
+              <w:t>8</w:t>
+            </w:r>
+            <w:r>
+              <w:rPr>
+                <w:noProof/>
+                <w:webHidden/>
+              </w:rPr>
+              <w:fldChar w:fldCharType="end"/>
+            </w:r>
+          </w:hyperlink>
+        </w:p>
+        <w:p>
+          <w:pPr>
+            <w:pStyle w:val="TOC2"/>
+            <w:tabs>
+              <w:tab w:val="right" w:leader="dot" w:pos="9066"/>
+            </w:tabs>
+            <w:rPr>
+              <w:rFonts w:eastAsiaTheme="minorEastAsia" w:cstheme="minorBidi"/>
+              <w:b w:val="0"/>
+              <w:bCs w:val="0"/>
+              <w:noProof/>
+              <w:kern w:val="2"/>
+              <w:sz w:val="24"/>
+              <w:szCs w:val="24"/>
+              <w14:ligatures w14:val="standardContextual"/>
+            </w:rPr>
+          </w:pPr>
+          <w:hyperlink w:anchor="_Toc226824656" w:history="1">
+            <w:r>
+              <w:rPr>
+                <w:rStyle w:val="Hyperlink"/>
+                <w:noProof/>
+              </w:rPr>
+              <w:t>2.9 Requirement Prioritisation (MoSCoW)</w:t>
+            </w:r>
+            <w:r>
+              <w:rPr>
+                <w:noProof/>
+                <w:webHidden/>
+              </w:rPr>
+              <w:tab/>
+            </w:r>
+            <w:r>
+              <w:rPr>
+                <w:noProof/>
+                <w:webHidden/>
+              </w:rPr>
+              <w:fldChar w:fldCharType="begin"/>
+            </w:r>
+            <w:r>
+              <w:rPr>
+                <w:noProof/>
+                <w:webHidden/>
+              </w:rPr>
+              <w:instrText xml:space="preserve"> PAGEREF _Toc226824656 \h </w:instrText>
+            </w:r>
+            <w:r>
+              <w:rPr>
+                <w:noProof/>
+                <w:webHidden/>
+              </w:rPr>
+            </w:r>
+            <w:r>
+              <w:rPr>
+                <w:noProof/>
+                <w:webHidden/>
+              </w:rPr>
+              <w:fldChar w:fldCharType="separate"/>
+            </w:r>
+            <w:r>
+              <w:rPr>
+                <w:noProof/>
+                <w:webHidden/>
+              </w:rPr>
+              <w:t>9</w:t>
             </w:r>
             <w:r>
               <w:rPr>
@@ -534,13 +1213,13 @@
               <w14:ligatures w14:val="standardContextual"/>
             </w:rPr>
           </w:pPr>
-          <w:hyperlink w:anchor="_Toc226822909" w:history="1">
+          <w:hyperlink w:anchor="_Toc226824657" w:history="1">
             <w:r>
               <w:rPr>
                 <w:rStyle w:val="Hyperlink"/>
                 <w:noProof/>
               </w:rPr>
-              <w:t>Chapter 2: Analysis and Design</w:t>
+              <w:t>Chapter 3: System Design and Implementation Planning</w:t>
             </w:r>
             <w:r>
               <w:rPr>
@@ -561,7 +1240,7 @@
                 <w:noProof/>
                 <w:webHidden/>
               </w:rPr>
-              <w:instrText xml:space="preserve"> PAGEREF _Toc226822909 \h </w:instrText>
+              <w:instrText xml:space="preserve"> PAGEREF _Toc226824657 \h </w:instrText>
             </w:r>
             <w:r>
               <w:rPr>
@@ -581,7 +1260,7 @@
                 <w:noProof/>
                 <w:webHidden/>
               </w:rPr>
-              <w:t>6</w:t>
+              <w:t>10</w:t>
             </w:r>
             <w:r>
               <w:rPr>
@@ -609,13 +1288,13 @@
               <w14:ligatures w14:val="standardContextual"/>
             </w:rPr>
           </w:pPr>
-          <w:hyperlink w:anchor="_Toc226822910" w:history="1">
+          <w:hyperlink w:anchor="_Toc226824658" w:history="1">
             <w:r>
               <w:rPr>
                 <w:rStyle w:val="Hyperlink"/>
                 <w:noProof/>
               </w:rPr>
-              <w:t>2.1: Chapter Overview</w:t>
+              <w:t>3.1 Chapter Overview</w:t>
             </w:r>
             <w:r>
               <w:rPr>
@@ -636,7 +1315,7 @@
                 <w:noProof/>
                 <w:webHidden/>
               </w:rPr>
-              <w:instrText xml:space="preserve"> PAGEREF _Toc226822910 \h </w:instrText>
+              <w:instrText xml:space="preserve"> PAGEREF _Toc226824658 \h </w:instrText>
             </w:r>
             <w:r>
               <w:rPr>
@@ -656,7 +1335,7 @@
                 <w:noProof/>
                 <w:webHidden/>
               </w:rPr>
-              <w:t>6</w:t>
+              <w:t>10</w:t>
             </w:r>
             <w:r>
               <w:rPr>
@@ -684,13 +1363,13 @@
               <w14:ligatures w14:val="standardContextual"/>
             </w:rPr>
           </w:pPr>
-          <w:hyperlink w:anchor="_Toc226822911" w:history="1">
+          <w:hyperlink w:anchor="_Toc226824659" w:history="1">
             <w:r>
               <w:rPr>
                 <w:rStyle w:val="Hyperlink"/>
                 <w:noProof/>
               </w:rPr>
-              <w:t>2.2 Project Context and Stakeholders</w:t>
+              <w:t>3.2 Design Rationale</w:t>
             </w:r>
             <w:r>
               <w:rPr>
@@ -711,7 +1390,7 @@
                 <w:noProof/>
                 <w:webHidden/>
               </w:rPr>
-              <w:instrText xml:space="preserve"> PAGEREF _Toc226822911 \h </w:instrText>
+              <w:instrText xml:space="preserve"> PAGEREF _Toc226824659 \h </w:instrText>
             </w:r>
             <w:r>
               <w:rPr>
@@ -731,7 +1410,7 @@
                 <w:noProof/>
                 <w:webHidden/>
               </w:rPr>
-              <w:t>6</w:t>
+              <w:t>10</w:t>
             </w:r>
             <w:r>
               <w:rPr>
@@ -759,13 +1438,13 @@
               <w14:ligatures w14:val="standardContextual"/>
             </w:rPr>
           </w:pPr>
-          <w:hyperlink w:anchor="_Toc226822912" w:history="1">
+          <w:hyperlink w:anchor="_Toc226824660" w:history="1">
             <w:r>
               <w:rPr>
                 <w:rStyle w:val="Hyperlink"/>
                 <w:noProof/>
               </w:rPr>
-              <w:t>2.3 Stakeholder Engagement</w:t>
+              <w:t>3.3 Requirement-To-Design Mapping</w:t>
             </w:r>
             <w:r>
               <w:rPr>
@@ -786,7 +1465,7 @@
                 <w:noProof/>
                 <w:webHidden/>
               </w:rPr>
-              <w:instrText xml:space="preserve"> PAGEREF _Toc226822912 \h </w:instrText>
+              <w:instrText xml:space="preserve"> PAGEREF _Toc226824660 \h </w:instrText>
             </w:r>
             <w:r>
               <w:rPr>
@@ -806,7 +1485,7 @@
                 <w:noProof/>
                 <w:webHidden/>
               </w:rPr>
-              <w:t>6</w:t>
+              <w:t>10</w:t>
             </w:r>
             <w:r>
               <w:rPr>
@@ -834,13 +1513,13 @@
               <w14:ligatures w14:val="standardContextual"/>
             </w:rPr>
           </w:pPr>
-          <w:hyperlink w:anchor="_Toc226822913" w:history="1">
+          <w:hyperlink w:anchor="_Toc226824661" w:history="1">
             <w:r>
               <w:rPr>
                 <w:rStyle w:val="Hyperlink"/>
                 <w:noProof/>
               </w:rPr>
-              <w:t>2.4 Entity Relationship Design (ERD)</w:t>
+              <w:t>3.4 Alternative Approaches Considered</w:t>
             </w:r>
             <w:r>
               <w:rPr>
@@ -861,7 +1540,7 @@
                 <w:noProof/>
                 <w:webHidden/>
               </w:rPr>
-              <w:instrText xml:space="preserve"> PAGEREF _Toc226822913 \h </w:instrText>
+              <w:instrText xml:space="preserve"> PAGEREF _Toc226824661 \h </w:instrText>
             </w:r>
             <w:r>
               <w:rPr>
@@ -881,7 +1560,7 @@
                 <w:noProof/>
                 <w:webHidden/>
               </w:rPr>
-              <w:t>6</w:t>
+              <w:t>10</w:t>
             </w:r>
             <w:r>
               <w:rPr>
@@ -909,13 +1588,13 @@
               <w14:ligatures w14:val="standardContextual"/>
             </w:rPr>
           </w:pPr>
-          <w:hyperlink w:anchor="_Toc226822914" w:history="1">
+          <w:hyperlink w:anchor="_Toc226824662" w:history="1">
             <w:r>
               <w:rPr>
                 <w:rStyle w:val="Hyperlink"/>
                 <w:noProof/>
               </w:rPr>
-              <w:t>2.5 System Architecture Design ASTO</w:t>
+              <w:t>3.5 Design Constraints</w:t>
             </w:r>
             <w:r>
               <w:rPr>
@@ -936,7 +1615,7 @@
                 <w:noProof/>
                 <w:webHidden/>
               </w:rPr>
-              <w:instrText xml:space="preserve"> PAGEREF _Toc226822914 \h </w:instrText>
+              <w:instrText xml:space="preserve"> PAGEREF _Toc226824662 \h </w:instrText>
             </w:r>
             <w:r>
               <w:rPr>
@@ -956,7 +1635,7 @@
                 <w:noProof/>
                 <w:webHidden/>
               </w:rPr>
-              <w:t>7</w:t>
+              <w:t>11</w:t>
             </w:r>
             <w:r>
               <w:rPr>
@@ -984,13 +1663,13 @@
               <w14:ligatures w14:val="standardContextual"/>
             </w:rPr>
           </w:pPr>
-          <w:hyperlink w:anchor="_Toc226822915" w:history="1">
+          <w:hyperlink w:anchor="_Toc226824663" w:history="1">
             <w:r>
               <w:rPr>
                 <w:rStyle w:val="Hyperlink"/>
                 <w:noProof/>
               </w:rPr>
-              <w:t>2.6 Requirements Derivation</w:t>
+              <w:t>3.6 Chapter 3 Conclusion</w:t>
             </w:r>
             <w:r>
               <w:rPr>
@@ -1011,7 +1690,7 @@
                 <w:noProof/>
                 <w:webHidden/>
               </w:rPr>
-              <w:instrText xml:space="preserve"> PAGEREF _Toc226822915 \h </w:instrText>
+              <w:instrText xml:space="preserve"> PAGEREF _Toc226824663 \h </w:instrText>
             </w:r>
             <w:r>
               <w:rPr>
@@ -1031,7 +1710,82 @@
                 <w:noProof/>
                 <w:webHidden/>
               </w:rPr>
-              <w:t>8</w:t>
+              <w:t>11</w:t>
+            </w:r>
+            <w:r>
+              <w:rPr>
+                <w:noProof/>
+                <w:webHidden/>
+              </w:rPr>
+              <w:fldChar w:fldCharType="end"/>
+            </w:r>
+          </w:hyperlink>
+        </w:p>
+        <w:p>
+          <w:pPr>
+            <w:pStyle w:val="TOC1"/>
+            <w:tabs>
+              <w:tab w:val="right" w:leader="dot" w:pos="9066"/>
+            </w:tabs>
+            <w:rPr>
+              <w:rFonts w:eastAsiaTheme="minorEastAsia" w:cstheme="minorBidi"/>
+              <w:b w:val="0"/>
+              <w:bCs w:val="0"/>
+              <w:i w:val="0"/>
+              <w:iCs w:val="0"/>
+              <w:noProof/>
+              <w:kern w:val="2"/>
+              <w14:ligatures w14:val="standardContextual"/>
+            </w:rPr>
+          </w:pPr>
+          <w:hyperlink w:anchor="_Toc226824664" w:history="1">
+            <w:r>
+              <w:rPr>
+                <w:rStyle w:val="Hyperlink"/>
+                <w:noProof/>
+              </w:rPr>
+              <w:t>Chapter 4: Realisation</w:t>
+            </w:r>
+            <w:r>
+              <w:rPr>
+                <w:noProof/>
+                <w:webHidden/>
+              </w:rPr>
+              <w:tab/>
+            </w:r>
+            <w:r>
+              <w:rPr>
+                <w:noProof/>
+                <w:webHidden/>
+              </w:rPr>
+              <w:fldChar w:fldCharType="begin"/>
+            </w:r>
+            <w:r>
+              <w:rPr>
+                <w:noProof/>
+                <w:webHidden/>
+              </w:rPr>
+              <w:instrText xml:space="preserve"> PAGEREF _Toc226824664 \h </w:instrText>
+            </w:r>
+            <w:r>
+              <w:rPr>
+                <w:noProof/>
+                <w:webHidden/>
+              </w:rPr>
+            </w:r>
+            <w:r>
+              <w:rPr>
+                <w:noProof/>
+                <w:webHidden/>
+              </w:rPr>
+              <w:fldChar w:fldCharType="separate"/>
+            </w:r>
+            <w:r>
+              <w:rPr>
+                <w:noProof/>
+                <w:webHidden/>
+              </w:rPr>
+              <w:t>12</w:t>
             </w:r>
             <w:r>
               <w:rPr>
@@ -1059,13 +1813,13 @@
               <w14:ligatures w14:val="standardContextual"/>
             </w:rPr>
           </w:pPr>
-          <w:hyperlink w:anchor="_Toc226822916" w:history="1">
+          <w:hyperlink w:anchor="_Toc226824665" w:history="1">
             <w:r>
               <w:rPr>
                 <w:rStyle w:val="Hyperlink"/>
                 <w:noProof/>
               </w:rPr>
-              <w:t>2.7 Functional Requirements</w:t>
+              <w:t>4.1 Chapter Overview</w:t>
             </w:r>
             <w:r>
               <w:rPr>
@@ -1086,7 +1840,7 @@
                 <w:noProof/>
                 <w:webHidden/>
               </w:rPr>
-              <w:instrText xml:space="preserve"> PAGEREF _Toc226822916 \h </w:instrText>
+              <w:instrText xml:space="preserve"> PAGEREF _Toc226824665 \h </w:instrText>
             </w:r>
             <w:r>
               <w:rPr>
@@ -1106,7 +1860,7 @@
                 <w:noProof/>
                 <w:webHidden/>
               </w:rPr>
-              <w:t>8</w:t>
+              <w:t>12</w:t>
             </w:r>
             <w:r>
               <w:rPr>
@@ -1134,13 +1888,13 @@
               <w14:ligatures w14:val="standardContextual"/>
             </w:rPr>
           </w:pPr>
-          <w:hyperlink w:anchor="_Toc226822917" w:history="1">
+          <w:hyperlink w:anchor="_Toc226824666" w:history="1">
             <w:r>
               <w:rPr>
                 <w:rStyle w:val="Hyperlink"/>
                 <w:noProof/>
               </w:rPr>
-              <w:t>2.8 Non-Functional Requirements</w:t>
+              <w:t>4.2 Intended Audience</w:t>
             </w:r>
             <w:r>
               <w:rPr>
@@ -1161,7 +1915,7 @@
                 <w:noProof/>
                 <w:webHidden/>
               </w:rPr>
-              <w:instrText xml:space="preserve"> PAGEREF _Toc226822917 \h </w:instrText>
+              <w:instrText xml:space="preserve"> PAGEREF _Toc226824666 \h </w:instrText>
             </w:r>
             <w:r>
               <w:rPr>
@@ -1181,7 +1935,7 @@
                 <w:noProof/>
                 <w:webHidden/>
               </w:rPr>
-              <w:t>8</w:t>
+              <w:t>12</w:t>
             </w:r>
             <w:r>
               <w:rPr>
@@ -1209,13 +1963,13 @@
               <w14:ligatures w14:val="standardContextual"/>
             </w:rPr>
           </w:pPr>
-          <w:hyperlink w:anchor="_Toc226822918" w:history="1">
+          <w:hyperlink w:anchor="_Toc226824667" w:history="1">
             <w:r>
               <w:rPr>
                 <w:rStyle w:val="Hyperlink"/>
                 <w:noProof/>
               </w:rPr>
-              <w:t>2.9 Requirement Prioritisation (MoSCoW)</w:t>
+              <w:t>4.3 Implementation Environment</w:t>
             </w:r>
             <w:r>
               <w:rPr>
@@ -1236,7 +1990,7 @@
                 <w:noProof/>
                 <w:webHidden/>
               </w:rPr>
-              <w:instrText xml:space="preserve"> PAGEREF _Toc226822918 \h </w:instrText>
+              <w:instrText xml:space="preserve"> PAGEREF _Toc226824667 \h </w:instrText>
             </w:r>
             <w:r>
               <w:rPr>
@@ -1256,7 +2010,747 @@
                 <w:noProof/>
                 <w:webHidden/>
               </w:rPr>
-              <w:t>9</w:t>
+              <w:t>12</w:t>
+            </w:r>
+            <w:r>
+              <w:rPr>
+                <w:noProof/>
+                <w:webHidden/>
+              </w:rPr>
+              <w:fldChar w:fldCharType="end"/>
+            </w:r>
+          </w:hyperlink>
+        </w:p>
+        <w:p>
+          <w:pPr>
+            <w:pStyle w:val="TOC3"/>
+            <w:tabs>
+              <w:tab w:val="right" w:leader="dot" w:pos="9066"/>
+            </w:tabs>
+            <w:rPr>
+              <w:rFonts w:eastAsiaTheme="minorEastAsia" w:cstheme="minorBidi"/>
+              <w:noProof/>
+              <w:kern w:val="2"/>
+              <w:sz w:val="24"/>
+              <w:szCs w:val="24"/>
+              <w14:ligatures w14:val="standardContextual"/>
+            </w:rPr>
+          </w:pPr>
+          <w:hyperlink w:anchor="_Toc226824668" w:history="1">
+            <w:r>
+              <w:rPr>
+                <w:rStyle w:val="Hyperlink"/>
+                <w:noProof/>
+              </w:rPr>
+              <w:t>4.3.1 Hardware Context</w:t>
+            </w:r>
+            <w:r>
+              <w:rPr>
+                <w:noProof/>
+                <w:webHidden/>
+              </w:rPr>
+              <w:tab/>
+            </w:r>
+            <w:r>
+              <w:rPr>
+                <w:noProof/>
+                <w:webHidden/>
+              </w:rPr>
+              <w:fldChar w:fldCharType="begin"/>
+            </w:r>
+            <w:r>
+              <w:rPr>
+                <w:noProof/>
+                <w:webHidden/>
+              </w:rPr>
+              <w:instrText xml:space="preserve"> PAGEREF _Toc226824668 \h </w:instrText>
+            </w:r>
+            <w:r>
+              <w:rPr>
+                <w:noProof/>
+                <w:webHidden/>
+              </w:rPr>
+            </w:r>
+            <w:r>
+              <w:rPr>
+                <w:noProof/>
+                <w:webHidden/>
+              </w:rPr>
+              <w:fldChar w:fldCharType="separate"/>
+            </w:r>
+            <w:r>
+              <w:rPr>
+                <w:noProof/>
+                <w:webHidden/>
+              </w:rPr>
+              <w:t>12</w:t>
+            </w:r>
+            <w:r>
+              <w:rPr>
+                <w:noProof/>
+                <w:webHidden/>
+              </w:rPr>
+              <w:fldChar w:fldCharType="end"/>
+            </w:r>
+          </w:hyperlink>
+        </w:p>
+        <w:p>
+          <w:pPr>
+            <w:pStyle w:val="TOC3"/>
+            <w:tabs>
+              <w:tab w:val="right" w:leader="dot" w:pos="9066"/>
+            </w:tabs>
+            <w:rPr>
+              <w:rFonts w:eastAsiaTheme="minorEastAsia" w:cstheme="minorBidi"/>
+              <w:noProof/>
+              <w:kern w:val="2"/>
+              <w:sz w:val="24"/>
+              <w:szCs w:val="24"/>
+              <w14:ligatures w14:val="standardContextual"/>
+            </w:rPr>
+          </w:pPr>
+          <w:hyperlink w:anchor="_Toc226824669" w:history="1">
+            <w:r>
+              <w:rPr>
+                <w:rStyle w:val="Hyperlink"/>
+                <w:noProof/>
+              </w:rPr>
+              <w:t>4.3.2 Software Stack</w:t>
+            </w:r>
+            <w:r>
+              <w:rPr>
+                <w:noProof/>
+                <w:webHidden/>
+              </w:rPr>
+              <w:tab/>
+            </w:r>
+            <w:r>
+              <w:rPr>
+                <w:noProof/>
+                <w:webHidden/>
+              </w:rPr>
+              <w:fldChar w:fldCharType="begin"/>
+            </w:r>
+            <w:r>
+              <w:rPr>
+                <w:noProof/>
+                <w:webHidden/>
+              </w:rPr>
+              <w:instrText xml:space="preserve"> PAGEREF _Toc226824669 \h </w:instrText>
+            </w:r>
+            <w:r>
+              <w:rPr>
+                <w:noProof/>
+                <w:webHidden/>
+              </w:rPr>
+            </w:r>
+            <w:r>
+              <w:rPr>
+                <w:noProof/>
+                <w:webHidden/>
+              </w:rPr>
+              <w:fldChar w:fldCharType="separate"/>
+            </w:r>
+            <w:r>
+              <w:rPr>
+                <w:noProof/>
+                <w:webHidden/>
+              </w:rPr>
+              <w:t>12</w:t>
+            </w:r>
+            <w:r>
+              <w:rPr>
+                <w:noProof/>
+                <w:webHidden/>
+              </w:rPr>
+              <w:fldChar w:fldCharType="end"/>
+            </w:r>
+          </w:hyperlink>
+        </w:p>
+        <w:p>
+          <w:pPr>
+            <w:pStyle w:val="TOC2"/>
+            <w:tabs>
+              <w:tab w:val="right" w:leader="dot" w:pos="9066"/>
+            </w:tabs>
+            <w:rPr>
+              <w:rFonts w:eastAsiaTheme="minorEastAsia" w:cstheme="minorBidi"/>
+              <w:b w:val="0"/>
+              <w:bCs w:val="0"/>
+              <w:noProof/>
+              <w:kern w:val="2"/>
+              <w:sz w:val="24"/>
+              <w:szCs w:val="24"/>
+              <w14:ligatures w14:val="standardContextual"/>
+            </w:rPr>
+          </w:pPr>
+          <w:hyperlink w:anchor="_Toc226824670" w:history="1">
+            <w:r>
+              <w:rPr>
+                <w:rStyle w:val="Hyperlink"/>
+                <w:noProof/>
+              </w:rPr>
+              <w:t>4.4 Steps to Recreate the Implementation</w:t>
+            </w:r>
+            <w:r>
+              <w:rPr>
+                <w:noProof/>
+                <w:webHidden/>
+              </w:rPr>
+              <w:tab/>
+            </w:r>
+            <w:r>
+              <w:rPr>
+                <w:noProof/>
+                <w:webHidden/>
+              </w:rPr>
+              <w:fldChar w:fldCharType="begin"/>
+            </w:r>
+            <w:r>
+              <w:rPr>
+                <w:noProof/>
+                <w:webHidden/>
+              </w:rPr>
+              <w:instrText xml:space="preserve"> PAGEREF _Toc226824670 \h </w:instrText>
+            </w:r>
+            <w:r>
+              <w:rPr>
+                <w:noProof/>
+                <w:webHidden/>
+              </w:rPr>
+            </w:r>
+            <w:r>
+              <w:rPr>
+                <w:noProof/>
+                <w:webHidden/>
+              </w:rPr>
+              <w:fldChar w:fldCharType="separate"/>
+            </w:r>
+            <w:r>
+              <w:rPr>
+                <w:noProof/>
+                <w:webHidden/>
+              </w:rPr>
+              <w:t>12</w:t>
+            </w:r>
+            <w:r>
+              <w:rPr>
+                <w:noProof/>
+                <w:webHidden/>
+              </w:rPr>
+              <w:fldChar w:fldCharType="end"/>
+            </w:r>
+          </w:hyperlink>
+        </w:p>
+        <w:p>
+          <w:pPr>
+            <w:pStyle w:val="TOC2"/>
+            <w:tabs>
+              <w:tab w:val="right" w:leader="dot" w:pos="9066"/>
+            </w:tabs>
+            <w:rPr>
+              <w:rFonts w:eastAsiaTheme="minorEastAsia" w:cstheme="minorBidi"/>
+              <w:b w:val="0"/>
+              <w:bCs w:val="0"/>
+              <w:noProof/>
+              <w:kern w:val="2"/>
+              <w:sz w:val="24"/>
+              <w:szCs w:val="24"/>
+              <w14:ligatures w14:val="standardContextual"/>
+            </w:rPr>
+          </w:pPr>
+          <w:hyperlink w:anchor="_Toc226824671" w:history="1">
+            <w:r>
+              <w:rPr>
+                <w:rStyle w:val="Hyperlink"/>
+                <w:noProof/>
+              </w:rPr>
+              <w:t>4.5 Steps to Use the Implementation and Generate Output</w:t>
+            </w:r>
+            <w:r>
+              <w:rPr>
+                <w:noProof/>
+                <w:webHidden/>
+              </w:rPr>
+              <w:tab/>
+            </w:r>
+            <w:r>
+              <w:rPr>
+                <w:noProof/>
+                <w:webHidden/>
+              </w:rPr>
+              <w:fldChar w:fldCharType="begin"/>
+            </w:r>
+            <w:r>
+              <w:rPr>
+                <w:noProof/>
+                <w:webHidden/>
+              </w:rPr>
+              <w:instrText xml:space="preserve"> PAGEREF _Toc226824671 \h </w:instrText>
+            </w:r>
+            <w:r>
+              <w:rPr>
+                <w:noProof/>
+                <w:webHidden/>
+              </w:rPr>
+            </w:r>
+            <w:r>
+              <w:rPr>
+                <w:noProof/>
+                <w:webHidden/>
+              </w:rPr>
+              <w:fldChar w:fldCharType="separate"/>
+            </w:r>
+            <w:r>
+              <w:rPr>
+                <w:noProof/>
+                <w:webHidden/>
+              </w:rPr>
+              <w:t>13</w:t>
+            </w:r>
+            <w:r>
+              <w:rPr>
+                <w:noProof/>
+                <w:webHidden/>
+              </w:rPr>
+              <w:fldChar w:fldCharType="end"/>
+            </w:r>
+          </w:hyperlink>
+        </w:p>
+        <w:p>
+          <w:pPr>
+            <w:pStyle w:val="TOC3"/>
+            <w:tabs>
+              <w:tab w:val="right" w:leader="dot" w:pos="9066"/>
+            </w:tabs>
+            <w:rPr>
+              <w:rFonts w:eastAsiaTheme="minorEastAsia" w:cstheme="minorBidi"/>
+              <w:noProof/>
+              <w:kern w:val="2"/>
+              <w:sz w:val="24"/>
+              <w:szCs w:val="24"/>
+              <w14:ligatures w14:val="standardContextual"/>
+            </w:rPr>
+          </w:pPr>
+          <w:hyperlink w:anchor="_Toc226824672" w:history="1">
+            <w:r>
+              <w:rPr>
+                <w:rStyle w:val="Hyperlink"/>
+                <w:noProof/>
+              </w:rPr>
+              <w:t>4.5.1 Authentication and Role Behaviour</w:t>
+            </w:r>
+            <w:r>
+              <w:rPr>
+                <w:noProof/>
+                <w:webHidden/>
+              </w:rPr>
+              <w:tab/>
+            </w:r>
+            <w:r>
+              <w:rPr>
+                <w:noProof/>
+                <w:webHidden/>
+              </w:rPr>
+              <w:fldChar w:fldCharType="begin"/>
+            </w:r>
+            <w:r>
+              <w:rPr>
+                <w:noProof/>
+                <w:webHidden/>
+              </w:rPr>
+              <w:instrText xml:space="preserve"> PAGEREF _Toc226824672 \h </w:instrText>
+            </w:r>
+            <w:r>
+              <w:rPr>
+                <w:noProof/>
+                <w:webHidden/>
+              </w:rPr>
+            </w:r>
+            <w:r>
+              <w:rPr>
+                <w:noProof/>
+                <w:webHidden/>
+              </w:rPr>
+              <w:fldChar w:fldCharType="separate"/>
+            </w:r>
+            <w:r>
+              <w:rPr>
+                <w:noProof/>
+                <w:webHidden/>
+              </w:rPr>
+              <w:t>13</w:t>
+            </w:r>
+            <w:r>
+              <w:rPr>
+                <w:noProof/>
+                <w:webHidden/>
+              </w:rPr>
+              <w:fldChar w:fldCharType="end"/>
+            </w:r>
+          </w:hyperlink>
+        </w:p>
+        <w:p>
+          <w:pPr>
+            <w:pStyle w:val="TOC3"/>
+            <w:tabs>
+              <w:tab w:val="right" w:leader="dot" w:pos="9066"/>
+            </w:tabs>
+            <w:rPr>
+              <w:rFonts w:eastAsiaTheme="minorEastAsia" w:cstheme="minorBidi"/>
+              <w:noProof/>
+              <w:kern w:val="2"/>
+              <w:sz w:val="24"/>
+              <w:szCs w:val="24"/>
+              <w14:ligatures w14:val="standardContextual"/>
+            </w:rPr>
+          </w:pPr>
+          <w:hyperlink w:anchor="_Toc226824673" w:history="1">
+            <w:r>
+              <w:rPr>
+                <w:rStyle w:val="Hyperlink"/>
+                <w:noProof/>
+              </w:rPr>
+              <w:t>4.5.2 Team and Session Management</w:t>
+            </w:r>
+            <w:r>
+              <w:rPr>
+                <w:noProof/>
+                <w:webHidden/>
+              </w:rPr>
+              <w:tab/>
+            </w:r>
+            <w:r>
+              <w:rPr>
+                <w:noProof/>
+                <w:webHidden/>
+              </w:rPr>
+              <w:fldChar w:fldCharType="begin"/>
+            </w:r>
+            <w:r>
+              <w:rPr>
+                <w:noProof/>
+                <w:webHidden/>
+              </w:rPr>
+              <w:instrText xml:space="preserve"> PAGEREF _Toc226824673 \h </w:instrText>
+            </w:r>
+            <w:r>
+              <w:rPr>
+                <w:noProof/>
+                <w:webHidden/>
+              </w:rPr>
+            </w:r>
+            <w:r>
+              <w:rPr>
+                <w:noProof/>
+                <w:webHidden/>
+              </w:rPr>
+              <w:fldChar w:fldCharType="separate"/>
+            </w:r>
+            <w:r>
+              <w:rPr>
+                <w:noProof/>
+                <w:webHidden/>
+              </w:rPr>
+              <w:t>13</w:t>
+            </w:r>
+            <w:r>
+              <w:rPr>
+                <w:noProof/>
+                <w:webHidden/>
+              </w:rPr>
+              <w:fldChar w:fldCharType="end"/>
+            </w:r>
+          </w:hyperlink>
+        </w:p>
+        <w:p>
+          <w:pPr>
+            <w:pStyle w:val="TOC3"/>
+            <w:tabs>
+              <w:tab w:val="right" w:leader="dot" w:pos="9066"/>
+            </w:tabs>
+            <w:rPr>
+              <w:rFonts w:eastAsiaTheme="minorEastAsia" w:cstheme="minorBidi"/>
+              <w:noProof/>
+              <w:kern w:val="2"/>
+              <w:sz w:val="24"/>
+              <w:szCs w:val="24"/>
+              <w14:ligatures w14:val="standardContextual"/>
+            </w:rPr>
+          </w:pPr>
+          <w:hyperlink w:anchor="_Toc226824674" w:history="1">
+            <w:r>
+              <w:rPr>
+                <w:rStyle w:val="Hyperlink"/>
+                <w:noProof/>
+              </w:rPr>
+              <w:t>4.5.3 Open Session Workflow</w:t>
+            </w:r>
+            <w:r>
+              <w:rPr>
+                <w:noProof/>
+                <w:webHidden/>
+              </w:rPr>
+              <w:tab/>
+            </w:r>
+            <w:r>
+              <w:rPr>
+                <w:noProof/>
+                <w:webHidden/>
+              </w:rPr>
+              <w:fldChar w:fldCharType="begin"/>
+            </w:r>
+            <w:r>
+              <w:rPr>
+                <w:noProof/>
+                <w:webHidden/>
+              </w:rPr>
+              <w:instrText xml:space="preserve"> PAGEREF _Toc226824674 \h </w:instrText>
+            </w:r>
+            <w:r>
+              <w:rPr>
+                <w:noProof/>
+                <w:webHidden/>
+              </w:rPr>
+            </w:r>
+            <w:r>
+              <w:rPr>
+                <w:noProof/>
+                <w:webHidden/>
+              </w:rPr>
+              <w:fldChar w:fldCharType="separate"/>
+            </w:r>
+            <w:r>
+              <w:rPr>
+                <w:noProof/>
+                <w:webHidden/>
+              </w:rPr>
+              <w:t>13</w:t>
+            </w:r>
+            <w:r>
+              <w:rPr>
+                <w:noProof/>
+                <w:webHidden/>
+              </w:rPr>
+              <w:fldChar w:fldCharType="end"/>
+            </w:r>
+          </w:hyperlink>
+        </w:p>
+        <w:p>
+          <w:pPr>
+            <w:pStyle w:val="TOC2"/>
+            <w:tabs>
+              <w:tab w:val="right" w:leader="dot" w:pos="9066"/>
+            </w:tabs>
+            <w:rPr>
+              <w:rFonts w:eastAsiaTheme="minorEastAsia" w:cstheme="minorBidi"/>
+              <w:b w:val="0"/>
+              <w:bCs w:val="0"/>
+              <w:noProof/>
+              <w:kern w:val="2"/>
+              <w:sz w:val="24"/>
+              <w:szCs w:val="24"/>
+              <w14:ligatures w14:val="standardContextual"/>
+            </w:rPr>
+          </w:pPr>
+          <w:hyperlink w:anchor="_Toc226824675" w:history="1">
+            <w:r>
+              <w:rPr>
+                <w:rStyle w:val="Hyperlink"/>
+                <w:noProof/>
+              </w:rPr>
+              <w:t>4.6 Examples of Implementation Output (Screenshots)</w:t>
+            </w:r>
+            <w:r>
+              <w:rPr>
+                <w:noProof/>
+                <w:webHidden/>
+              </w:rPr>
+              <w:tab/>
+            </w:r>
+            <w:r>
+              <w:rPr>
+                <w:noProof/>
+                <w:webHidden/>
+              </w:rPr>
+              <w:fldChar w:fldCharType="begin"/>
+            </w:r>
+            <w:r>
+              <w:rPr>
+                <w:noProof/>
+                <w:webHidden/>
+              </w:rPr>
+              <w:instrText xml:space="preserve"> PAGEREF _Toc226824675 \h </w:instrText>
+            </w:r>
+            <w:r>
+              <w:rPr>
+                <w:noProof/>
+                <w:webHidden/>
+              </w:rPr>
+            </w:r>
+            <w:r>
+              <w:rPr>
+                <w:noProof/>
+                <w:webHidden/>
+              </w:rPr>
+              <w:fldChar w:fldCharType="separate"/>
+            </w:r>
+            <w:r>
+              <w:rPr>
+                <w:noProof/>
+                <w:webHidden/>
+              </w:rPr>
+              <w:t>14</w:t>
+            </w:r>
+            <w:r>
+              <w:rPr>
+                <w:noProof/>
+                <w:webHidden/>
+              </w:rPr>
+              <w:fldChar w:fldCharType="end"/>
+            </w:r>
+          </w:hyperlink>
+        </w:p>
+        <w:p>
+          <w:pPr>
+            <w:pStyle w:val="TOC2"/>
+            <w:tabs>
+              <w:tab w:val="right" w:leader="dot" w:pos="9066"/>
+            </w:tabs>
+            <w:rPr>
+              <w:rFonts w:eastAsiaTheme="minorEastAsia" w:cstheme="minorBidi"/>
+              <w:b w:val="0"/>
+              <w:bCs w:val="0"/>
+              <w:noProof/>
+              <w:kern w:val="2"/>
+              <w:sz w:val="24"/>
+              <w:szCs w:val="24"/>
+              <w14:ligatures w14:val="standardContextual"/>
+            </w:rPr>
+          </w:pPr>
+          <w:hyperlink w:anchor="_Toc226824676" w:history="1">
+            <w:r>
+              <w:rPr>
+                <w:rStyle w:val="Hyperlink"/>
+                <w:noProof/>
+              </w:rPr>
+              <w:t>4.8 Alternative Implementation Approaches and Trade-Offs</w:t>
+            </w:r>
+            <w:r>
+              <w:rPr>
+                <w:noProof/>
+                <w:webHidden/>
+              </w:rPr>
+              <w:tab/>
+            </w:r>
+            <w:r>
+              <w:rPr>
+                <w:noProof/>
+                <w:webHidden/>
+              </w:rPr>
+              <w:fldChar w:fldCharType="begin"/>
+            </w:r>
+            <w:r>
+              <w:rPr>
+                <w:noProof/>
+                <w:webHidden/>
+              </w:rPr>
+              <w:instrText xml:space="preserve"> PAGEREF _Toc226824676 \h </w:instrText>
+            </w:r>
+            <w:r>
+              <w:rPr>
+                <w:noProof/>
+                <w:webHidden/>
+              </w:rPr>
+            </w:r>
+            <w:r>
+              <w:rPr>
+                <w:noProof/>
+                <w:webHidden/>
+              </w:rPr>
+              <w:fldChar w:fldCharType="separate"/>
+            </w:r>
+            <w:r>
+              <w:rPr>
+                <w:noProof/>
+                <w:webHidden/>
+              </w:rPr>
+              <w:t>16</w:t>
+            </w:r>
+            <w:r>
+              <w:rPr>
+                <w:noProof/>
+                <w:webHidden/>
+              </w:rPr>
+              <w:fldChar w:fldCharType="end"/>
+            </w:r>
+          </w:hyperlink>
+        </w:p>
+        <w:p>
+          <w:pPr>
+            <w:pStyle w:val="TOC2"/>
+            <w:tabs>
+              <w:tab w:val="right" w:leader="dot" w:pos="9066"/>
+            </w:tabs>
+            <w:rPr>
+              <w:rFonts w:eastAsiaTheme="minorEastAsia" w:cstheme="minorBidi"/>
+              <w:b w:val="0"/>
+              <w:bCs w:val="0"/>
+              <w:noProof/>
+              <w:kern w:val="2"/>
+              <w:sz w:val="24"/>
+              <w:szCs w:val="24"/>
+              <w14:ligatures w14:val="standardContextual"/>
+            </w:rPr>
+          </w:pPr>
+          <w:hyperlink w:anchor="_Toc226824677" w:history="1">
+            <w:r>
+              <w:rPr>
+                <w:rStyle w:val="Hyperlink"/>
+                <w:noProof/>
+              </w:rPr>
+              <w:t>4.7 Chapter 4 Conclusion</w:t>
+            </w:r>
+            <w:r>
+              <w:rPr>
+                <w:noProof/>
+                <w:webHidden/>
+              </w:rPr>
+              <w:tab/>
+            </w:r>
+            <w:r>
+              <w:rPr>
+                <w:noProof/>
+                <w:webHidden/>
+              </w:rPr>
+              <w:fldChar w:fldCharType="begin"/>
+            </w:r>
+            <w:r>
+              <w:rPr>
+                <w:noProof/>
+                <w:webHidden/>
+              </w:rPr>
+              <w:instrText xml:space="preserve"> PAGEREF _Toc226824677 \h </w:instrText>
+            </w:r>
+            <w:r>
+              <w:rPr>
+                <w:noProof/>
+                <w:webHidden/>
+              </w:rPr>
+            </w:r>
+            <w:r>
+              <w:rPr>
+                <w:noProof/>
+                <w:webHidden/>
+              </w:rPr>
+              <w:fldChar w:fldCharType="separate"/>
+            </w:r>
+            <w:r>
+              <w:rPr>
+                <w:noProof/>
+                <w:webHidden/>
+              </w:rPr>
+              <w:t>16</w:t>
             </w:r>
             <w:r>
               <w:rPr>
@@ -1284,13 +2778,13 @@
               <w14:ligatures w14:val="standardContextual"/>
             </w:rPr>
           </w:pPr>
-          <w:hyperlink w:anchor="_Toc226822919" w:history="1">
+          <w:hyperlink w:anchor="_Toc226824678" w:history="1">
             <w:r>
               <w:rPr>
                 <w:rStyle w:val="Hyperlink"/>
                 <w:noProof/>
               </w:rPr>
-              <w:t>Chapter 3: System Design and Implementation Planning</w:t>
+              <w:t>Chapter 5: Testing, Validation and Critical Review</w:t>
             </w:r>
             <w:r>
               <w:rPr>
@@ -1311,7 +2805,7 @@
                 <w:noProof/>
                 <w:webHidden/>
               </w:rPr>
-              <w:instrText xml:space="preserve"> PAGEREF _Toc226822919 \h </w:instrText>
+              <w:instrText xml:space="preserve"> PAGEREF _Toc226824678 \h </w:instrText>
             </w:r>
             <w:r>
               <w:rPr>
@@ -1331,7 +2825,7 @@
                 <w:noProof/>
                 <w:webHidden/>
               </w:rPr>
-              <w:t>10</w:t>
+              <w:t>17</w:t>
             </w:r>
             <w:r>
               <w:rPr>
@@ -1359,13 +2853,13 @@
               <w14:ligatures w14:val="standardContextual"/>
             </w:rPr>
           </w:pPr>
-          <w:hyperlink w:anchor="_Toc226822920" w:history="1">
+          <w:hyperlink w:anchor="_Toc226824679" w:history="1">
             <w:r>
               <w:rPr>
                 <w:rStyle w:val="Hyperlink"/>
                 <w:noProof/>
               </w:rPr>
-              <w:t>3.1 Chapter Overview</w:t>
+              <w:t>5.1 Chapter Overview</w:t>
             </w:r>
             <w:r>
               <w:rPr>
@@ -1386,7 +2880,7 @@
                 <w:noProof/>
                 <w:webHidden/>
               </w:rPr>
-              <w:instrText xml:space="preserve"> PAGEREF _Toc226822920 \h </w:instrText>
+              <w:instrText xml:space="preserve"> PAGEREF _Toc226824679 \h </w:instrText>
             </w:r>
             <w:r>
               <w:rPr>
@@ -1406,7 +2900,7 @@
                 <w:noProof/>
                 <w:webHidden/>
               </w:rPr>
-              <w:t>10</w:t>
+              <w:t>17</w:t>
             </w:r>
             <w:r>
               <w:rPr>
@@ -1434,13 +2928,13 @@
               <w14:ligatures w14:val="standardContextual"/>
             </w:rPr>
           </w:pPr>
-          <w:hyperlink w:anchor="_Toc226822921" w:history="1">
+          <w:hyperlink w:anchor="_Toc226824680" w:history="1">
             <w:r>
               <w:rPr>
                 <w:rStyle w:val="Hyperlink"/>
                 <w:noProof/>
               </w:rPr>
-              <w:t>3.2 Design Rationale</w:t>
+              <w:t>5.2 Testing and Validation Strategy</w:t>
             </w:r>
             <w:r>
               <w:rPr>
@@ -1461,7 +2955,7 @@
                 <w:noProof/>
                 <w:webHidden/>
               </w:rPr>
-              <w:instrText xml:space="preserve"> PAGEREF _Toc226822921 \h </w:instrText>
+              <w:instrText xml:space="preserve"> PAGEREF _Toc226824680 \h </w:instrText>
             </w:r>
             <w:r>
               <w:rPr>
@@ -1481,7 +2975,7 @@
                 <w:noProof/>
                 <w:webHidden/>
               </w:rPr>
-              <w:t>10</w:t>
+              <w:t>17</w:t>
             </w:r>
             <w:r>
               <w:rPr>
@@ -1509,13 +3003,13 @@
               <w14:ligatures w14:val="standardContextual"/>
             </w:rPr>
           </w:pPr>
-          <w:hyperlink w:anchor="_Toc226822922" w:history="1">
+          <w:hyperlink w:anchor="_Toc226824681" w:history="1">
             <w:r>
               <w:rPr>
                 <w:rStyle w:val="Hyperlink"/>
                 <w:noProof/>
               </w:rPr>
-              <w:t>3.3 Requirement-To-Design Mapping</w:t>
+              <w:t>5.3 System Testing and Functional Validation</w:t>
             </w:r>
             <w:r>
               <w:rPr>
@@ -1536,7 +3030,7 @@
                 <w:noProof/>
                 <w:webHidden/>
               </w:rPr>
-              <w:instrText xml:space="preserve"> PAGEREF _Toc226822922 \h </w:instrText>
+              <w:instrText xml:space="preserve"> PAGEREF _Toc226824681 \h </w:instrText>
             </w:r>
             <w:r>
               <w:rPr>
@@ -1556,7 +3050,7 @@
                 <w:noProof/>
                 <w:webHidden/>
               </w:rPr>
-              <w:t>10</w:t>
+              <w:t>17</w:t>
             </w:r>
             <w:r>
               <w:rPr>
@@ -1584,13 +3078,13 @@
               <w14:ligatures w14:val="standardContextual"/>
             </w:rPr>
           </w:pPr>
-          <w:hyperlink w:anchor="_Toc226822923" w:history="1">
+          <w:hyperlink w:anchor="_Toc226824682" w:history="1">
             <w:r>
               <w:rPr>
                 <w:rStyle w:val="Hyperlink"/>
                 <w:noProof/>
               </w:rPr>
-              <w:t>3.4 Alternative Approaches Considered</w:t>
+              <w:t>5.4 Usability Testing</w:t>
             </w:r>
             <w:r>
               <w:rPr>
@@ -1611,7 +3105,7 @@
                 <w:noProof/>
                 <w:webHidden/>
               </w:rPr>
-              <w:instrText xml:space="preserve"> PAGEREF _Toc226822923 \h </w:instrText>
+              <w:instrText xml:space="preserve"> PAGEREF _Toc226824682 \h </w:instrText>
             </w:r>
             <w:r>
               <w:rPr>
@@ -1631,7 +3125,7 @@
                 <w:noProof/>
                 <w:webHidden/>
               </w:rPr>
-              <w:t>10</w:t>
+              <w:t>18</w:t>
             </w:r>
             <w:r>
               <w:rPr>
@@ -1659,13 +3153,13 @@
               <w14:ligatures w14:val="standardContextual"/>
             </w:rPr>
           </w:pPr>
-          <w:hyperlink w:anchor="_Toc226822924" w:history="1">
+          <w:hyperlink w:anchor="_Toc226824683" w:history="1">
             <w:r>
               <w:rPr>
                 <w:rStyle w:val="Hyperlink"/>
                 <w:noProof/>
               </w:rPr>
-              <w:t>3.5 Design Constraints</w:t>
+              <w:t>5.5 Non-Functional Requirement Validation</w:t>
             </w:r>
             <w:r>
               <w:rPr>
@@ -1686,7 +3180,7 @@
                 <w:noProof/>
                 <w:webHidden/>
               </w:rPr>
-              <w:instrText xml:space="preserve"> PAGEREF _Toc226822924 \h </w:instrText>
+              <w:instrText xml:space="preserve"> PAGEREF _Toc226824683 \h </w:instrText>
             </w:r>
             <w:r>
               <w:rPr>
@@ -1706,7 +3200,7 @@
                 <w:noProof/>
                 <w:webHidden/>
               </w:rPr>
-              <w:t>11</w:t>
+              <w:t>18</w:t>
             </w:r>
             <w:r>
               <w:rPr>
@@ -1734,13 +3228,13 @@
               <w14:ligatures w14:val="standardContextual"/>
             </w:rPr>
           </w:pPr>
-          <w:hyperlink w:anchor="_Toc226822925" w:history="1">
+          <w:hyperlink w:anchor="_Toc226824684" w:history="1">
             <w:r>
               <w:rPr>
                 <w:rStyle w:val="Hyperlink"/>
                 <w:noProof/>
               </w:rPr>
-              <w:t>3.6 Chapter 3 Conclusion</w:t>
+              <w:t>5.5.1 Testing Limitations</w:t>
             </w:r>
             <w:r>
               <w:rPr>
@@ -1761,7 +3255,7 @@
                 <w:noProof/>
                 <w:webHidden/>
               </w:rPr>
-              <w:instrText xml:space="preserve"> PAGEREF _Toc226822925 \h </w:instrText>
+              <w:instrText xml:space="preserve"> PAGEREF _Toc226824684 \h </w:instrText>
             </w:r>
             <w:r>
               <w:rPr>
@@ -1781,7 +3275,526 @@
                 <w:noProof/>
                 <w:webHidden/>
               </w:rPr>
-              <w:t>11</w:t>
+              <w:t>19</w:t>
+            </w:r>
+            <w:r>
+              <w:rPr>
+                <w:noProof/>
+                <w:webHidden/>
+              </w:rPr>
+              <w:fldChar w:fldCharType="end"/>
+            </w:r>
+          </w:hyperlink>
+        </w:p>
+        <w:p>
+          <w:pPr>
+            <w:pStyle w:val="TOC2"/>
+            <w:tabs>
+              <w:tab w:val="right" w:leader="dot" w:pos="9066"/>
+            </w:tabs>
+            <w:rPr>
+              <w:rFonts w:eastAsiaTheme="minorEastAsia" w:cstheme="minorBidi"/>
+              <w:b w:val="0"/>
+              <w:bCs w:val="0"/>
+              <w:noProof/>
+              <w:kern w:val="2"/>
+              <w:sz w:val="24"/>
+              <w:szCs w:val="24"/>
+              <w14:ligatures w14:val="standardContextual"/>
+            </w:rPr>
+          </w:pPr>
+          <w:hyperlink w:anchor="_Toc226824685" w:history="1">
+            <w:r>
+              <w:rPr>
+                <w:rStyle w:val="Hyperlink"/>
+                <w:noProof/>
+              </w:rPr>
+              <w:t>5.6 Critical Review of Project Outcomes</w:t>
+            </w:r>
+            <w:r>
+              <w:rPr>
+                <w:noProof/>
+                <w:webHidden/>
+              </w:rPr>
+              <w:tab/>
+            </w:r>
+            <w:r>
+              <w:rPr>
+                <w:noProof/>
+                <w:webHidden/>
+              </w:rPr>
+              <w:fldChar w:fldCharType="begin"/>
+            </w:r>
+            <w:r>
+              <w:rPr>
+                <w:noProof/>
+                <w:webHidden/>
+              </w:rPr>
+              <w:instrText xml:space="preserve"> PAGEREF _Toc226824685 \h </w:instrText>
+            </w:r>
+            <w:r>
+              <w:rPr>
+                <w:noProof/>
+                <w:webHidden/>
+              </w:rPr>
+            </w:r>
+            <w:r>
+              <w:rPr>
+                <w:noProof/>
+                <w:webHidden/>
+              </w:rPr>
+              <w:fldChar w:fldCharType="separate"/>
+            </w:r>
+            <w:r>
+              <w:rPr>
+                <w:noProof/>
+                <w:webHidden/>
+              </w:rPr>
+              <w:t>19</w:t>
+            </w:r>
+            <w:r>
+              <w:rPr>
+                <w:noProof/>
+                <w:webHidden/>
+              </w:rPr>
+              <w:fldChar w:fldCharType="end"/>
+            </w:r>
+          </w:hyperlink>
+        </w:p>
+        <w:p>
+          <w:pPr>
+            <w:pStyle w:val="TOC3"/>
+            <w:tabs>
+              <w:tab w:val="right" w:leader="dot" w:pos="9066"/>
+            </w:tabs>
+            <w:rPr>
+              <w:rFonts w:eastAsiaTheme="minorEastAsia" w:cstheme="minorBidi"/>
+              <w:noProof/>
+              <w:kern w:val="2"/>
+              <w:sz w:val="24"/>
+              <w:szCs w:val="24"/>
+              <w14:ligatures w14:val="standardContextual"/>
+            </w:rPr>
+          </w:pPr>
+          <w:hyperlink w:anchor="_Toc226824686" w:history="1">
+            <w:r>
+              <w:rPr>
+                <w:rStyle w:val="Hyperlink"/>
+                <w:noProof/>
+              </w:rPr>
+              <w:t>5.6.1 Review Against Aims and Objectives</w:t>
+            </w:r>
+            <w:r>
+              <w:rPr>
+                <w:noProof/>
+                <w:webHidden/>
+              </w:rPr>
+              <w:tab/>
+            </w:r>
+            <w:r>
+              <w:rPr>
+                <w:noProof/>
+                <w:webHidden/>
+              </w:rPr>
+              <w:fldChar w:fldCharType="begin"/>
+            </w:r>
+            <w:r>
+              <w:rPr>
+                <w:noProof/>
+                <w:webHidden/>
+              </w:rPr>
+              <w:instrText xml:space="preserve"> PAGEREF _Toc226824686 \h </w:instrText>
+            </w:r>
+            <w:r>
+              <w:rPr>
+                <w:noProof/>
+                <w:webHidden/>
+              </w:rPr>
+            </w:r>
+            <w:r>
+              <w:rPr>
+                <w:noProof/>
+                <w:webHidden/>
+              </w:rPr>
+              <w:fldChar w:fldCharType="separate"/>
+            </w:r>
+            <w:r>
+              <w:rPr>
+                <w:noProof/>
+                <w:webHidden/>
+              </w:rPr>
+              <w:t>19</w:t>
+            </w:r>
+            <w:r>
+              <w:rPr>
+                <w:noProof/>
+                <w:webHidden/>
+              </w:rPr>
+              <w:fldChar w:fldCharType="end"/>
+            </w:r>
+          </w:hyperlink>
+        </w:p>
+        <w:p>
+          <w:pPr>
+            <w:pStyle w:val="TOC3"/>
+            <w:tabs>
+              <w:tab w:val="right" w:leader="dot" w:pos="9066"/>
+            </w:tabs>
+            <w:rPr>
+              <w:rFonts w:eastAsiaTheme="minorEastAsia" w:cstheme="minorBidi"/>
+              <w:noProof/>
+              <w:kern w:val="2"/>
+              <w:sz w:val="24"/>
+              <w:szCs w:val="24"/>
+              <w14:ligatures w14:val="standardContextual"/>
+            </w:rPr>
+          </w:pPr>
+          <w:hyperlink w:anchor="_Toc226824687" w:history="1">
+            <w:r>
+              <w:rPr>
+                <w:rStyle w:val="Hyperlink"/>
+                <w:noProof/>
+              </w:rPr>
+              <w:t>5.6.2 What Worked Well</w:t>
+            </w:r>
+            <w:r>
+              <w:rPr>
+                <w:noProof/>
+                <w:webHidden/>
+              </w:rPr>
+              <w:tab/>
+            </w:r>
+            <w:r>
+              <w:rPr>
+                <w:noProof/>
+                <w:webHidden/>
+              </w:rPr>
+              <w:fldChar w:fldCharType="begin"/>
+            </w:r>
+            <w:r>
+              <w:rPr>
+                <w:noProof/>
+                <w:webHidden/>
+              </w:rPr>
+              <w:instrText xml:space="preserve"> PAGEREF _Toc226824687 \h </w:instrText>
+            </w:r>
+            <w:r>
+              <w:rPr>
+                <w:noProof/>
+                <w:webHidden/>
+              </w:rPr>
+            </w:r>
+            <w:r>
+              <w:rPr>
+                <w:noProof/>
+                <w:webHidden/>
+              </w:rPr>
+              <w:fldChar w:fldCharType="separate"/>
+            </w:r>
+            <w:r>
+              <w:rPr>
+                <w:noProof/>
+                <w:webHidden/>
+              </w:rPr>
+              <w:t>20</w:t>
+            </w:r>
+            <w:r>
+              <w:rPr>
+                <w:noProof/>
+                <w:webHidden/>
+              </w:rPr>
+              <w:fldChar w:fldCharType="end"/>
+            </w:r>
+          </w:hyperlink>
+        </w:p>
+        <w:p>
+          <w:pPr>
+            <w:pStyle w:val="TOC3"/>
+            <w:tabs>
+              <w:tab w:val="right" w:leader="dot" w:pos="9066"/>
+            </w:tabs>
+            <w:rPr>
+              <w:rFonts w:eastAsiaTheme="minorEastAsia" w:cstheme="minorBidi"/>
+              <w:noProof/>
+              <w:kern w:val="2"/>
+              <w:sz w:val="24"/>
+              <w:szCs w:val="24"/>
+              <w14:ligatures w14:val="standardContextual"/>
+            </w:rPr>
+          </w:pPr>
+          <w:hyperlink w:anchor="_Toc226824688" w:history="1">
+            <w:r>
+              <w:rPr>
+                <w:rStyle w:val="Hyperlink"/>
+                <w:noProof/>
+              </w:rPr>
+              <w:t>5.6.3 What Could Be Improved</w:t>
+            </w:r>
+            <w:r>
+              <w:rPr>
+                <w:noProof/>
+                <w:webHidden/>
+              </w:rPr>
+              <w:tab/>
+            </w:r>
+            <w:r>
+              <w:rPr>
+                <w:noProof/>
+                <w:webHidden/>
+              </w:rPr>
+              <w:fldChar w:fldCharType="begin"/>
+            </w:r>
+            <w:r>
+              <w:rPr>
+                <w:noProof/>
+                <w:webHidden/>
+              </w:rPr>
+              <w:instrText xml:space="preserve"> PAGEREF _Toc226824688 \h </w:instrText>
+            </w:r>
+            <w:r>
+              <w:rPr>
+                <w:noProof/>
+                <w:webHidden/>
+              </w:rPr>
+            </w:r>
+            <w:r>
+              <w:rPr>
+                <w:noProof/>
+                <w:webHidden/>
+              </w:rPr>
+              <w:fldChar w:fldCharType="separate"/>
+            </w:r>
+            <w:r>
+              <w:rPr>
+                <w:noProof/>
+                <w:webHidden/>
+              </w:rPr>
+              <w:t>20</w:t>
+            </w:r>
+            <w:r>
+              <w:rPr>
+                <w:noProof/>
+                <w:webHidden/>
+              </w:rPr>
+              <w:fldChar w:fldCharType="end"/>
+            </w:r>
+          </w:hyperlink>
+        </w:p>
+        <w:p>
+          <w:pPr>
+            <w:pStyle w:val="TOC2"/>
+            <w:tabs>
+              <w:tab w:val="right" w:leader="dot" w:pos="9066"/>
+            </w:tabs>
+            <w:rPr>
+              <w:rFonts w:eastAsiaTheme="minorEastAsia" w:cstheme="minorBidi"/>
+              <w:b w:val="0"/>
+              <w:bCs w:val="0"/>
+              <w:noProof/>
+              <w:kern w:val="2"/>
+              <w:sz w:val="24"/>
+              <w:szCs w:val="24"/>
+              <w14:ligatures w14:val="standardContextual"/>
+            </w:rPr>
+          </w:pPr>
+          <w:hyperlink w:anchor="_Toc226824689" w:history="1">
+            <w:r>
+              <w:rPr>
+                <w:rStyle w:val="Hyperlink"/>
+                <w:noProof/>
+              </w:rPr>
+              <w:t>5.7 Milestones, Deliverables and Time Management Review</w:t>
+            </w:r>
+            <w:r>
+              <w:rPr>
+                <w:noProof/>
+                <w:webHidden/>
+              </w:rPr>
+              <w:tab/>
+            </w:r>
+            <w:r>
+              <w:rPr>
+                <w:noProof/>
+                <w:webHidden/>
+              </w:rPr>
+              <w:fldChar w:fldCharType="begin"/>
+            </w:r>
+            <w:r>
+              <w:rPr>
+                <w:noProof/>
+                <w:webHidden/>
+              </w:rPr>
+              <w:instrText xml:space="preserve"> PAGEREF _Toc226824689 \h </w:instrText>
+            </w:r>
+            <w:r>
+              <w:rPr>
+                <w:noProof/>
+                <w:webHidden/>
+              </w:rPr>
+            </w:r>
+            <w:r>
+              <w:rPr>
+                <w:noProof/>
+                <w:webHidden/>
+              </w:rPr>
+              <w:fldChar w:fldCharType="separate"/>
+            </w:r>
+            <w:r>
+              <w:rPr>
+                <w:noProof/>
+                <w:webHidden/>
+              </w:rPr>
+              <w:t>20</w:t>
+            </w:r>
+            <w:r>
+              <w:rPr>
+                <w:noProof/>
+                <w:webHidden/>
+              </w:rPr>
+              <w:fldChar w:fldCharType="end"/>
+            </w:r>
+          </w:hyperlink>
+        </w:p>
+        <w:p>
+          <w:pPr>
+            <w:pStyle w:val="TOC2"/>
+            <w:tabs>
+              <w:tab w:val="right" w:leader="dot" w:pos="9066"/>
+            </w:tabs>
+            <w:rPr>
+              <w:rFonts w:eastAsiaTheme="minorEastAsia" w:cstheme="minorBidi"/>
+              <w:b w:val="0"/>
+              <w:bCs w:val="0"/>
+              <w:noProof/>
+              <w:kern w:val="2"/>
+              <w:sz w:val="24"/>
+              <w:szCs w:val="24"/>
+              <w14:ligatures w14:val="standardContextual"/>
+            </w:rPr>
+          </w:pPr>
+          <w:hyperlink w:anchor="_Toc226824690" w:history="1">
+            <w:r>
+              <w:rPr>
+                <w:rStyle w:val="Hyperlink"/>
+                <w:noProof/>
+              </w:rPr>
+              <w:t>5.8 Future Development</w:t>
+            </w:r>
+            <w:r>
+              <w:rPr>
+                <w:noProof/>
+                <w:webHidden/>
+              </w:rPr>
+              <w:tab/>
+            </w:r>
+            <w:r>
+              <w:rPr>
+                <w:noProof/>
+                <w:webHidden/>
+              </w:rPr>
+              <w:fldChar w:fldCharType="begin"/>
+            </w:r>
+            <w:r>
+              <w:rPr>
+                <w:noProof/>
+                <w:webHidden/>
+              </w:rPr>
+              <w:instrText xml:space="preserve"> PAGEREF _Toc226824690 \h </w:instrText>
+            </w:r>
+            <w:r>
+              <w:rPr>
+                <w:noProof/>
+                <w:webHidden/>
+              </w:rPr>
+            </w:r>
+            <w:r>
+              <w:rPr>
+                <w:noProof/>
+                <w:webHidden/>
+              </w:rPr>
+              <w:fldChar w:fldCharType="separate"/>
+            </w:r>
+            <w:r>
+              <w:rPr>
+                <w:noProof/>
+                <w:webHidden/>
+              </w:rPr>
+              <w:t>20</w:t>
+            </w:r>
+            <w:r>
+              <w:rPr>
+                <w:noProof/>
+                <w:webHidden/>
+              </w:rPr>
+              <w:fldChar w:fldCharType="end"/>
+            </w:r>
+          </w:hyperlink>
+        </w:p>
+        <w:p>
+          <w:pPr>
+            <w:pStyle w:val="TOC2"/>
+            <w:tabs>
+              <w:tab w:val="right" w:leader="dot" w:pos="9066"/>
+            </w:tabs>
+            <w:rPr>
+              <w:rFonts w:eastAsiaTheme="minorEastAsia" w:cstheme="minorBidi"/>
+              <w:b w:val="0"/>
+              <w:bCs w:val="0"/>
+              <w:noProof/>
+              <w:kern w:val="2"/>
+              <w:sz w:val="24"/>
+              <w:szCs w:val="24"/>
+              <w14:ligatures w14:val="standardContextual"/>
+            </w:rPr>
+          </w:pPr>
+          <w:hyperlink w:anchor="_Toc226824691" w:history="1">
+            <w:r>
+              <w:rPr>
+                <w:rStyle w:val="Hyperlink"/>
+                <w:noProof/>
+              </w:rPr>
+              <w:t>5.9 Chapter 5 Conclusion</w:t>
+            </w:r>
+            <w:r>
+              <w:rPr>
+                <w:noProof/>
+                <w:webHidden/>
+              </w:rPr>
+              <w:tab/>
+            </w:r>
+            <w:r>
+              <w:rPr>
+                <w:noProof/>
+                <w:webHidden/>
+              </w:rPr>
+              <w:fldChar w:fldCharType="begin"/>
+            </w:r>
+            <w:r>
+              <w:rPr>
+                <w:noProof/>
+                <w:webHidden/>
+              </w:rPr>
+              <w:instrText xml:space="preserve"> PAGEREF _Toc226824691 \h </w:instrText>
+            </w:r>
+            <w:r>
+              <w:rPr>
+                <w:noProof/>
+                <w:webHidden/>
+              </w:rPr>
+            </w:r>
+            <w:r>
+              <w:rPr>
+                <w:noProof/>
+                <w:webHidden/>
+              </w:rPr>
+              <w:fldChar w:fldCharType="separate"/>
+            </w:r>
+            <w:r>
+              <w:rPr>
+                <w:noProof/>
+                <w:webHidden/>
+              </w:rPr>
+              <w:t>20</w:t>
             </w:r>
             <w:r>
               <w:rPr>
@@ -1809,13 +3822,13 @@
               <w14:ligatures w14:val="standardContextual"/>
             </w:rPr>
           </w:pPr>
-          <w:hyperlink w:anchor="_Toc226822926" w:history="1">
+          <w:hyperlink w:anchor="_Toc226824692" w:history="1">
             <w:r>
               <w:rPr>
                 <w:rStyle w:val="Hyperlink"/>
                 <w:noProof/>
               </w:rPr>
-              <w:t>Chapter 4: Realisation</w:t>
+              <w:t>Chapter 6: Conclusion</w:t>
             </w:r>
             <w:r>
               <w:rPr>
@@ -1836,7 +3849,7 @@
                 <w:noProof/>
                 <w:webHidden/>
               </w:rPr>
-              <w:instrText xml:space="preserve"> PAGEREF _Toc226822926 \h </w:instrText>
+              <w:instrText xml:space="preserve"> PAGEREF _Toc226824692 \h </w:instrText>
             </w:r>
             <w:r>
               <w:rPr>
@@ -1856,7 +3869,7 @@
                 <w:noProof/>
                 <w:webHidden/>
               </w:rPr>
-              <w:t>12</w:t>
+              <w:t>20</w:t>
             </w:r>
             <w:r>
               <w:rPr>
@@ -1884,13 +3897,13 @@
               <w14:ligatures w14:val="standardContextual"/>
             </w:rPr>
           </w:pPr>
-          <w:hyperlink w:anchor="_Toc226822927" w:history="1">
+          <w:hyperlink w:anchor="_Toc226824693" w:history="1">
             <w:r>
               <w:rPr>
                 <w:rStyle w:val="Hyperlink"/>
                 <w:noProof/>
               </w:rPr>
-              <w:t>4.1 Chapter Overview</w:t>
+              <w:t>6.1 Chapter Overview</w:t>
             </w:r>
             <w:r>
               <w:rPr>
@@ -1911,7 +3924,7 @@
                 <w:noProof/>
                 <w:webHidden/>
               </w:rPr>
-              <w:instrText xml:space="preserve"> PAGEREF _Toc226822927 \h </w:instrText>
+              <w:instrText xml:space="preserve"> PAGEREF _Toc226824693 \h </w:instrText>
             </w:r>
             <w:r>
               <w:rPr>
@@ -1931,7 +3944,7 @@
                 <w:noProof/>
                 <w:webHidden/>
               </w:rPr>
-              <w:t>12</w:t>
+              <w:t>20</w:t>
             </w:r>
             <w:r>
               <w:rPr>
@@ -1959,13 +3972,13 @@
               <w14:ligatures w14:val="standardContextual"/>
             </w:rPr>
           </w:pPr>
-          <w:hyperlink w:anchor="_Toc226822928" w:history="1">
+          <w:hyperlink w:anchor="_Toc226824694" w:history="1">
             <w:r>
               <w:rPr>
                 <w:rStyle w:val="Hyperlink"/>
                 <w:noProof/>
               </w:rPr>
-              <w:t>4.2 Intended Audience</w:t>
+              <w:t>6.2 Summary of the Problem and Project Aim</w:t>
             </w:r>
             <w:r>
               <w:rPr>
@@ -1986,7 +3999,7 @@
                 <w:noProof/>
                 <w:webHidden/>
               </w:rPr>
-              <w:instrText xml:space="preserve"> PAGEREF _Toc226822928 \h </w:instrText>
+              <w:instrText xml:space="preserve"> PAGEREF _Toc226824694 \h </w:instrText>
             </w:r>
             <w:r>
               <w:rPr>
@@ -2006,7 +4019,7 @@
                 <w:noProof/>
                 <w:webHidden/>
               </w:rPr>
-              <w:t>12</w:t>
+              <w:t>20</w:t>
             </w:r>
             <w:r>
               <w:rPr>
@@ -2034,13 +4047,13 @@
               <w14:ligatures w14:val="standardContextual"/>
             </w:rPr>
           </w:pPr>
-          <w:hyperlink w:anchor="_Toc226822929" w:history="1">
+          <w:hyperlink w:anchor="_Toc226824695" w:history="1">
             <w:r>
               <w:rPr>
                 <w:rStyle w:val="Hyperlink"/>
                 <w:noProof/>
               </w:rPr>
-              <w:t>4.3 Implementation Environment</w:t>
+              <w:t>6.3 Summary of System Contribution</w:t>
             </w:r>
             <w:r>
               <w:rPr>
@@ -2061,7 +4074,7 @@
                 <w:noProof/>
                 <w:webHidden/>
               </w:rPr>
-              <w:instrText xml:space="preserve"> PAGEREF _Toc226822929 \h </w:instrText>
+              <w:instrText xml:space="preserve"> PAGEREF _Toc226824695 \h </w:instrText>
             </w:r>
             <w:r>
               <w:rPr>
@@ -2081,153 +4094,7 @@
                 <w:noProof/>
                 <w:webHidden/>
               </w:rPr>
-              <w:t>12</w:t>
-            </w:r>
-            <w:r>
-              <w:rPr>
-                <w:noProof/>
-                <w:webHidden/>
-              </w:rPr>
-              <w:fldChar w:fldCharType="end"/>
-            </w:r>
-          </w:hyperlink>
-        </w:p>
-        <w:p>
-          <w:pPr>
-            <w:pStyle w:val="TOC3"/>
-            <w:tabs>
-              <w:tab w:val="right" w:leader="dot" w:pos="9066"/>
-            </w:tabs>
-            <w:rPr>
-              <w:rFonts w:eastAsiaTheme="minorEastAsia" w:cstheme="minorBidi"/>
-              <w:noProof/>
-              <w:kern w:val="2"/>
-              <w:sz w:val="24"/>
-              <w:szCs w:val="24"/>
-              <w14:ligatures w14:val="standardContextual"/>
-            </w:rPr>
-          </w:pPr>
-          <w:hyperlink w:anchor="_Toc226822930" w:history="1">
-            <w:r>
-              <w:rPr>
-                <w:rStyle w:val="Hyperlink"/>
-                <w:noProof/>
-              </w:rPr>
-              <w:t>4.3.1 Hardware Context</w:t>
-            </w:r>
-            <w:r>
-              <w:rPr>
-                <w:noProof/>
-                <w:webHidden/>
-              </w:rPr>
-              <w:tab/>
-            </w:r>
-            <w:r>
-              <w:rPr>
-                <w:noProof/>
-                <w:webHidden/>
-              </w:rPr>
-              <w:fldChar w:fldCharType="begin"/>
-            </w:r>
-            <w:r>
-              <w:rPr>
-                <w:noProof/>
-                <w:webHidden/>
-              </w:rPr>
-              <w:instrText xml:space="preserve"> PAGEREF _Toc226822930 \h </w:instrText>
-            </w:r>
-            <w:r>
-              <w:rPr>
-                <w:noProof/>
-                <w:webHidden/>
-              </w:rPr>
-            </w:r>
-            <w:r>
-              <w:rPr>
-                <w:noProof/>
-                <w:webHidden/>
-              </w:rPr>
-              <w:fldChar w:fldCharType="separate"/>
-            </w:r>
-            <w:r>
-              <w:rPr>
-                <w:noProof/>
-                <w:webHidden/>
-              </w:rPr>
-              <w:t>12</w:t>
-            </w:r>
-            <w:r>
-              <w:rPr>
-                <w:noProof/>
-                <w:webHidden/>
-              </w:rPr>
-              <w:fldChar w:fldCharType="end"/>
-            </w:r>
-          </w:hyperlink>
-        </w:p>
-        <w:p>
-          <w:pPr>
-            <w:pStyle w:val="TOC3"/>
-            <w:tabs>
-              <w:tab w:val="right" w:leader="dot" w:pos="9066"/>
-            </w:tabs>
-            <w:rPr>
-              <w:rFonts w:eastAsiaTheme="minorEastAsia" w:cstheme="minorBidi"/>
-              <w:noProof/>
-              <w:kern w:val="2"/>
-              <w:sz w:val="24"/>
-              <w:szCs w:val="24"/>
-              <w14:ligatures w14:val="standardContextual"/>
-            </w:rPr>
-          </w:pPr>
-          <w:hyperlink w:anchor="_Toc226822931" w:history="1">
-            <w:r>
-              <w:rPr>
-                <w:rStyle w:val="Hyperlink"/>
-                <w:noProof/>
-              </w:rPr>
-              <w:t>4.3.2 Software Stack</w:t>
-            </w:r>
-            <w:r>
-              <w:rPr>
-                <w:noProof/>
-                <w:webHidden/>
-              </w:rPr>
-              <w:tab/>
-            </w:r>
-            <w:r>
-              <w:rPr>
-                <w:noProof/>
-                <w:webHidden/>
-              </w:rPr>
-              <w:fldChar w:fldCharType="begin"/>
-            </w:r>
-            <w:r>
-              <w:rPr>
-                <w:noProof/>
-                <w:webHidden/>
-              </w:rPr>
-              <w:instrText xml:space="preserve"> PAGEREF _Toc226822931 \h </w:instrText>
-            </w:r>
-            <w:r>
-              <w:rPr>
-                <w:noProof/>
-                <w:webHidden/>
-              </w:rPr>
-            </w:r>
-            <w:r>
-              <w:rPr>
-                <w:noProof/>
-                <w:webHidden/>
-              </w:rPr>
-              <w:fldChar w:fldCharType="separate"/>
-            </w:r>
-            <w:r>
-              <w:rPr>
-                <w:noProof/>
-                <w:webHidden/>
-              </w:rPr>
-              <w:t>12</w:t>
+              <w:t>21</w:t>
             </w:r>
             <w:r>
               <w:rPr>
@@ -2255,13 +4122,13 @@
               <w14:ligatures w14:val="standardContextual"/>
             </w:rPr>
           </w:pPr>
-          <w:hyperlink w:anchor="_Toc226822932" w:history="1">
+          <w:hyperlink w:anchor="_Toc226824696" w:history="1">
             <w:r>
               <w:rPr>
                 <w:rStyle w:val="Hyperlink"/>
                 <w:noProof/>
               </w:rPr>
-              <w:t>4.4 Steps to Recreate the Implementation</w:t>
+              <w:t>6.4 Evaluation of Project Outcomes</w:t>
             </w:r>
             <w:r>
               <w:rPr>
@@ -2282,7 +4149,7 @@
                 <w:noProof/>
                 <w:webHidden/>
               </w:rPr>
-              <w:instrText xml:space="preserve"> PAGEREF _Toc226822932 \h </w:instrText>
+              <w:instrText xml:space="preserve"> PAGEREF _Toc226824696 \h </w:instrText>
             </w:r>
             <w:r>
               <w:rPr>
@@ -2302,7 +4169,7 @@
                 <w:noProof/>
                 <w:webHidden/>
               </w:rPr>
-              <w:t>12</w:t>
+              <w:t>21</w:t>
             </w:r>
             <w:r>
               <w:rPr>
@@ -2330,13 +4197,13 @@
               <w14:ligatures w14:val="standardContextual"/>
             </w:rPr>
           </w:pPr>
-          <w:hyperlink w:anchor="_Toc226822933" w:history="1">
+          <w:hyperlink w:anchor="_Toc226824697" w:history="1">
             <w:r>
               <w:rPr>
                 <w:rStyle w:val="Hyperlink"/>
                 <w:noProof/>
               </w:rPr>
-              <w:t>4.5 Steps to Use the Implementation and Generate Output</w:t>
+              <w:t>6.5 Strengths of the Project</w:t>
             </w:r>
             <w:r>
               <w:rPr>
@@ -2357,7 +4224,7 @@
                 <w:noProof/>
                 <w:webHidden/>
               </w:rPr>
-              <w:instrText xml:space="preserve"> PAGEREF _Toc226822933 \h </w:instrText>
+              <w:instrText xml:space="preserve"> PAGEREF _Toc226824697 \h </w:instrText>
             </w:r>
             <w:r>
               <w:rPr>
@@ -2377,226 +4244,7 @@
                 <w:noProof/>
                 <w:webHidden/>
               </w:rPr>
-              <w:t>13</w:t>
-            </w:r>
-            <w:r>
-              <w:rPr>
-                <w:noProof/>
-                <w:webHidden/>
-              </w:rPr>
-              <w:fldChar w:fldCharType="end"/>
-            </w:r>
-          </w:hyperlink>
-        </w:p>
-        <w:p>
-          <w:pPr>
-            <w:pStyle w:val="TOC3"/>
-            <w:tabs>
-              <w:tab w:val="right" w:leader="dot" w:pos="9066"/>
-            </w:tabs>
-            <w:rPr>
-              <w:rFonts w:eastAsiaTheme="minorEastAsia" w:cstheme="minorBidi"/>
-              <w:noProof/>
-              <w:kern w:val="2"/>
-              <w:sz w:val="24"/>
-              <w:szCs w:val="24"/>
-              <w14:ligatures w14:val="standardContextual"/>
-            </w:rPr>
-          </w:pPr>
-          <w:hyperlink w:anchor="_Toc226822934" w:history="1">
-            <w:r>
-              <w:rPr>
-                <w:rStyle w:val="Hyperlink"/>
-                <w:noProof/>
-              </w:rPr>
-              <w:t>4.5.1 Authentication and Role Behaviour</w:t>
-            </w:r>
-            <w:r>
-              <w:rPr>
-                <w:noProof/>
-                <w:webHidden/>
-              </w:rPr>
-              <w:tab/>
-            </w:r>
-            <w:r>
-              <w:rPr>
-                <w:noProof/>
-                <w:webHidden/>
-              </w:rPr>
-              <w:fldChar w:fldCharType="begin"/>
-            </w:r>
-            <w:r>
-              <w:rPr>
-                <w:noProof/>
-                <w:webHidden/>
-              </w:rPr>
-              <w:instrText xml:space="preserve"> PAGEREF _Toc226822934 \h </w:instrText>
-            </w:r>
-            <w:r>
-              <w:rPr>
-                <w:noProof/>
-                <w:webHidden/>
-              </w:rPr>
-            </w:r>
-            <w:r>
-              <w:rPr>
-                <w:noProof/>
-                <w:webHidden/>
-              </w:rPr>
-              <w:fldChar w:fldCharType="separate"/>
-            </w:r>
-            <w:r>
-              <w:rPr>
-                <w:noProof/>
-                <w:webHidden/>
-              </w:rPr>
-              <w:t>13</w:t>
-            </w:r>
-            <w:r>
-              <w:rPr>
-                <w:noProof/>
-                <w:webHidden/>
-              </w:rPr>
-              <w:fldChar w:fldCharType="end"/>
-            </w:r>
-          </w:hyperlink>
-        </w:p>
-        <w:p>
-          <w:pPr>
-            <w:pStyle w:val="TOC3"/>
-            <w:tabs>
-              <w:tab w:val="right" w:leader="dot" w:pos="9066"/>
-            </w:tabs>
-            <w:rPr>
-              <w:rFonts w:eastAsiaTheme="minorEastAsia" w:cstheme="minorBidi"/>
-              <w:noProof/>
-              <w:kern w:val="2"/>
-              <w:sz w:val="24"/>
-              <w:szCs w:val="24"/>
-              <w14:ligatures w14:val="standardContextual"/>
-            </w:rPr>
-          </w:pPr>
-          <w:hyperlink w:anchor="_Toc226822935" w:history="1">
-            <w:r>
-              <w:rPr>
-                <w:rStyle w:val="Hyperlink"/>
-                <w:noProof/>
-              </w:rPr>
-              <w:t>4.5.2 Team and Session Management</w:t>
-            </w:r>
-            <w:r>
-              <w:rPr>
-                <w:noProof/>
-                <w:webHidden/>
-              </w:rPr>
-              <w:tab/>
-            </w:r>
-            <w:r>
-              <w:rPr>
-                <w:noProof/>
-                <w:webHidden/>
-              </w:rPr>
-              <w:fldChar w:fldCharType="begin"/>
-            </w:r>
-            <w:r>
-              <w:rPr>
-                <w:noProof/>
-                <w:webHidden/>
-              </w:rPr>
-              <w:instrText xml:space="preserve"> PAGEREF _Toc226822935 \h </w:instrText>
-            </w:r>
-            <w:r>
-              <w:rPr>
-                <w:noProof/>
-                <w:webHidden/>
-              </w:rPr>
-            </w:r>
-            <w:r>
-              <w:rPr>
-                <w:noProof/>
-                <w:webHidden/>
-              </w:rPr>
-              <w:fldChar w:fldCharType="separate"/>
-            </w:r>
-            <w:r>
-              <w:rPr>
-                <w:noProof/>
-                <w:webHidden/>
-              </w:rPr>
-              <w:t>13</w:t>
-            </w:r>
-            <w:r>
-              <w:rPr>
-                <w:noProof/>
-                <w:webHidden/>
-              </w:rPr>
-              <w:fldChar w:fldCharType="end"/>
-            </w:r>
-          </w:hyperlink>
-        </w:p>
-        <w:p>
-          <w:pPr>
-            <w:pStyle w:val="TOC3"/>
-            <w:tabs>
-              <w:tab w:val="right" w:leader="dot" w:pos="9066"/>
-            </w:tabs>
-            <w:rPr>
-              <w:rFonts w:eastAsiaTheme="minorEastAsia" w:cstheme="minorBidi"/>
-              <w:noProof/>
-              <w:kern w:val="2"/>
-              <w:sz w:val="24"/>
-              <w:szCs w:val="24"/>
-              <w14:ligatures w14:val="standardContextual"/>
-            </w:rPr>
-          </w:pPr>
-          <w:hyperlink w:anchor="_Toc226822936" w:history="1">
-            <w:r>
-              <w:rPr>
-                <w:rStyle w:val="Hyperlink"/>
-                <w:noProof/>
-              </w:rPr>
-              <w:t>4.5.3 Open Session Workflow</w:t>
-            </w:r>
-            <w:r>
-              <w:rPr>
-                <w:noProof/>
-                <w:webHidden/>
-              </w:rPr>
-              <w:tab/>
-            </w:r>
-            <w:r>
-              <w:rPr>
-                <w:noProof/>
-                <w:webHidden/>
-              </w:rPr>
-              <w:fldChar w:fldCharType="begin"/>
-            </w:r>
-            <w:r>
-              <w:rPr>
-                <w:noProof/>
-                <w:webHidden/>
-              </w:rPr>
-              <w:instrText xml:space="preserve"> PAGEREF _Toc226822936 \h </w:instrText>
-            </w:r>
-            <w:r>
-              <w:rPr>
-                <w:noProof/>
-                <w:webHidden/>
-              </w:rPr>
-            </w:r>
-            <w:r>
-              <w:rPr>
-                <w:noProof/>
-                <w:webHidden/>
-              </w:rPr>
-              <w:fldChar w:fldCharType="separate"/>
-            </w:r>
-            <w:r>
-              <w:rPr>
-                <w:noProof/>
-                <w:webHidden/>
-              </w:rPr>
-              <w:t>13</w:t>
+              <w:t>21</w:t>
             </w:r>
             <w:r>
               <w:rPr>
@@ -2624,13 +4272,13 @@
               <w14:ligatures w14:val="standardContextual"/>
             </w:rPr>
           </w:pPr>
-          <w:hyperlink w:anchor="_Toc226822937" w:history="1">
+          <w:hyperlink w:anchor="_Toc226824698" w:history="1">
             <w:r>
               <w:rPr>
                 <w:rStyle w:val="Hyperlink"/>
                 <w:noProof/>
               </w:rPr>
-              <w:t>4.6 Examples of Implementation Output (Screenshots)</w:t>
+              <w:t>6.6 Limitations</w:t>
             </w:r>
             <w:r>
               <w:rPr>
@@ -2651,7 +4299,7 @@
                 <w:noProof/>
                 <w:webHidden/>
               </w:rPr>
-              <w:instrText xml:space="preserve"> PAGEREF _Toc226822937 \h </w:instrText>
+              <w:instrText xml:space="preserve"> PAGEREF _Toc226824698 \h </w:instrText>
             </w:r>
             <w:r>
               <w:rPr>
@@ -2671,7 +4319,7 @@
                 <w:noProof/>
                 <w:webHidden/>
               </w:rPr>
-              <w:t>14</w:t>
+              <w:t>21</w:t>
             </w:r>
             <w:r>
               <w:rPr>
@@ -2699,13 +4347,13 @@
               <w14:ligatures w14:val="standardContextual"/>
             </w:rPr>
           </w:pPr>
-          <w:hyperlink w:anchor="_Toc226822938" w:history="1">
+          <w:hyperlink w:anchor="_Toc226824699" w:history="1">
             <w:r>
               <w:rPr>
                 <w:rStyle w:val="Hyperlink"/>
                 <w:noProof/>
               </w:rPr>
-              <w:t>4.8 Alternative Implementation Approaches and Trade-Offs</w:t>
+              <w:t>6.7 Final Reflection</w:t>
             </w:r>
             <w:r>
               <w:rPr>
@@ -2726,7 +4374,7 @@
                 <w:noProof/>
                 <w:webHidden/>
               </w:rPr>
-              <w:instrText xml:space="preserve"> PAGEREF _Toc226822938 \h </w:instrText>
+              <w:instrText xml:space="preserve"> PAGEREF _Toc226824699 \h </w:instrText>
             </w:r>
             <w:r>
               <w:rPr>
@@ -2746,7 +4394,7 @@
                 <w:noProof/>
                 <w:webHidden/>
               </w:rPr>
-              <w:t>16</w:t>
+              <w:t>22</w:t>
             </w:r>
             <w:r>
               <w:rPr>
@@ -2774,13 +4422,13 @@
               <w14:ligatures w14:val="standardContextual"/>
             </w:rPr>
           </w:pPr>
-          <w:hyperlink w:anchor="_Toc226822939" w:history="1">
+          <w:hyperlink w:anchor="_Toc226824700" w:history="1">
             <w:r>
               <w:rPr>
                 <w:rStyle w:val="Hyperlink"/>
                 <w:noProof/>
               </w:rPr>
-              <w:t>4.7 Chapter 4 Conclusion</w:t>
+              <w:t>6.8 Chapter 6 Conclusion</w:t>
             </w:r>
             <w:r>
               <w:rPr>
@@ -2801,7 +4449,7 @@
                 <w:noProof/>
                 <w:webHidden/>
               </w:rPr>
-              <w:instrText xml:space="preserve"> PAGEREF _Toc226822939 \h </w:instrText>
+              <w:instrText xml:space="preserve"> PAGEREF _Toc226824700 \h </w:instrText>
             </w:r>
             <w:r>
               <w:rPr>
@@ -2821,7 +4469,7 @@
                 <w:noProof/>
                 <w:webHidden/>
               </w:rPr>
-              <w:t>16</w:t>
+              <w:t>22</w:t>
             </w:r>
             <w:r>
               <w:rPr>
@@ -2849,13 +4497,13 @@
               <w14:ligatures w14:val="standardContextual"/>
             </w:rPr>
           </w:pPr>
-          <w:hyperlink w:anchor="_Toc226822940" w:history="1">
+          <w:hyperlink w:anchor="_Toc226824701" w:history="1">
             <w:r>
               <w:rPr>
                 <w:rStyle w:val="Hyperlink"/>
                 <w:noProof/>
               </w:rPr>
-              <w:t>Chapter 5: Testing, Validation and Critical Review</w:t>
+              <w:t>Appendix</w:t>
             </w:r>
             <w:r>
               <w:rPr>
@@ -2876,7 +4524,7 @@
                 <w:noProof/>
                 <w:webHidden/>
               </w:rPr>
-              <w:instrText xml:space="preserve"> PAGEREF _Toc226822940 \h </w:instrText>
+              <w:instrText xml:space="preserve"> PAGEREF _Toc226824701 \h </w:instrText>
             </w:r>
             <w:r>
               <w:rPr>
@@ -2896,7 +4544,7 @@
                 <w:noProof/>
                 <w:webHidden/>
               </w:rPr>
-              <w:t>17</w:t>
+              <w:t>22</w:t>
             </w:r>
             <w:r>
               <w:rPr>
@@ -2924,13 +4572,13 @@
               <w14:ligatures w14:val="standardContextual"/>
             </w:rPr>
           </w:pPr>
-          <w:hyperlink w:anchor="_Toc226822941" w:history="1">
+          <w:hyperlink w:anchor="_Toc226824702" w:history="1">
             <w:r>
               <w:rPr>
                 <w:rStyle w:val="Hyperlink"/>
                 <w:noProof/>
               </w:rPr>
-              <w:t>5.1 Chapter Overview</w:t>
+              <w:t>A – Questionnaire</w:t>
             </w:r>
             <w:r>
               <w:rPr>
@@ -2951,7 +4599,7 @@
                 <w:noProof/>
                 <w:webHidden/>
               </w:rPr>
-              <w:instrText xml:space="preserve"> PAGEREF _Toc226822941 \h </w:instrText>
+              <w:instrText xml:space="preserve"> PAGEREF _Toc226824702 \h </w:instrText>
             </w:r>
             <w:r>
               <w:rPr>
@@ -2971,7 +4619,7 @@
                 <w:noProof/>
                 <w:webHidden/>
               </w:rPr>
-              <w:t>17</w:t>
+              <w:t>22</w:t>
             </w:r>
             <w:r>
               <w:rPr>
@@ -2999,13 +4647,13 @@
               <w14:ligatures w14:val="standardContextual"/>
             </w:rPr>
           </w:pPr>
-          <w:hyperlink w:anchor="_Toc226822942" w:history="1">
+          <w:hyperlink w:anchor="_Toc226824703" w:history="1">
             <w:r>
               <w:rPr>
                 <w:rStyle w:val="Hyperlink"/>
                 <w:noProof/>
               </w:rPr>
-              <w:t>5.2 Testing and Validation Strategy</w:t>
+              <w:t>B – Summary of Questionnaire Responses</w:t>
             </w:r>
             <w:r>
               <w:rPr>
@@ -3026,7 +4674,7 @@
                 <w:noProof/>
                 <w:webHidden/>
               </w:rPr>
-              <w:instrText xml:space="preserve"> PAGEREF _Toc226822942 \h </w:instrText>
+              <w:instrText xml:space="preserve"> PAGEREF _Toc226824703 \h </w:instrText>
             </w:r>
             <w:r>
               <w:rPr>
@@ -3046,7 +4694,7 @@
                 <w:noProof/>
                 <w:webHidden/>
               </w:rPr>
-              <w:t>17</w:t>
+              <w:t>22</w:t>
             </w:r>
             <w:r>
               <w:rPr>
@@ -3074,13 +4722,13 @@
               <w14:ligatures w14:val="standardContextual"/>
             </w:rPr>
           </w:pPr>
-          <w:hyperlink w:anchor="_Toc226822943" w:history="1">
+          <w:hyperlink w:anchor="_Toc226824704" w:history="1">
             <w:r>
               <w:rPr>
                 <w:rStyle w:val="Hyperlink"/>
                 <w:noProof/>
               </w:rPr>
-              <w:t>5.3 System Testing and Functional Validation</w:t>
+              <w:t>C – Code Snippets</w:t>
             </w:r>
             <w:r>
               <w:rPr>
@@ -3101,7 +4749,7 @@
                 <w:noProof/>
                 <w:webHidden/>
               </w:rPr>
-              <w:instrText xml:space="preserve"> PAGEREF _Toc226822943 \h </w:instrText>
+              <w:instrText xml:space="preserve"> PAGEREF _Toc226824704 \h </w:instrText>
             </w:r>
             <w:r>
               <w:rPr>
@@ -3121,7 +4769,153 @@
                 <w:noProof/>
                 <w:webHidden/>
               </w:rPr>
-              <w:t>17</w:t>
+              <w:t>23</w:t>
+            </w:r>
+            <w:r>
+              <w:rPr>
+                <w:noProof/>
+                <w:webHidden/>
+              </w:rPr>
+              <w:fldChar w:fldCharType="end"/>
+            </w:r>
+          </w:hyperlink>
+        </w:p>
+        <w:p>
+          <w:pPr>
+            <w:pStyle w:val="TOC3"/>
+            <w:tabs>
+              <w:tab w:val="right" w:leader="dot" w:pos="9066"/>
+            </w:tabs>
+            <w:rPr>
+              <w:rFonts w:eastAsiaTheme="minorEastAsia" w:cstheme="minorBidi"/>
+              <w:noProof/>
+              <w:kern w:val="2"/>
+              <w:sz w:val="24"/>
+              <w:szCs w:val="24"/>
+              <w14:ligatures w14:val="standardContextual"/>
+            </w:rPr>
+          </w:pPr>
+          <w:hyperlink w:anchor="_Toc226824705" w:history="1">
+            <w:r>
+              <w:rPr>
+                <w:rStyle w:val="Hyperlink"/>
+                <w:noProof/>
+              </w:rPr>
+              <w:t>Snippet C.1: Upcoming sessions filtering in dashboard route</w:t>
+            </w:r>
+            <w:r>
+              <w:rPr>
+                <w:noProof/>
+                <w:webHidden/>
+              </w:rPr>
+              <w:tab/>
+            </w:r>
+            <w:r>
+              <w:rPr>
+                <w:noProof/>
+                <w:webHidden/>
+              </w:rPr>
+              <w:fldChar w:fldCharType="begin"/>
+            </w:r>
+            <w:r>
+              <w:rPr>
+                <w:noProof/>
+                <w:webHidden/>
+              </w:rPr>
+              <w:instrText xml:space="preserve"> PAGEREF _Toc226824705 \h </w:instrText>
+            </w:r>
+            <w:r>
+              <w:rPr>
+                <w:noProof/>
+                <w:webHidden/>
+              </w:rPr>
+            </w:r>
+            <w:r>
+              <w:rPr>
+                <w:noProof/>
+                <w:webHidden/>
+              </w:rPr>
+              <w:fldChar w:fldCharType="separate"/>
+            </w:r>
+            <w:r>
+              <w:rPr>
+                <w:noProof/>
+                <w:webHidden/>
+              </w:rPr>
+              <w:t>23</w:t>
+            </w:r>
+            <w:r>
+              <w:rPr>
+                <w:noProof/>
+                <w:webHidden/>
+              </w:rPr>
+              <w:fldChar w:fldCharType="end"/>
+            </w:r>
+          </w:hyperlink>
+        </w:p>
+        <w:p>
+          <w:pPr>
+            <w:pStyle w:val="TOC3"/>
+            <w:tabs>
+              <w:tab w:val="right" w:leader="dot" w:pos="9066"/>
+            </w:tabs>
+            <w:rPr>
+              <w:rFonts w:eastAsiaTheme="minorEastAsia" w:cstheme="minorBidi"/>
+              <w:noProof/>
+              <w:kern w:val="2"/>
+              <w:sz w:val="24"/>
+              <w:szCs w:val="24"/>
+              <w14:ligatures w14:val="standardContextual"/>
+            </w:rPr>
+          </w:pPr>
+          <w:hyperlink w:anchor="_Toc226824706" w:history="1">
+            <w:r>
+              <w:rPr>
+                <w:rStyle w:val="Hyperlink"/>
+                <w:noProof/>
+              </w:rPr>
+              <w:t>Snippet C.2: Remaining slot calculation for open sessions</w:t>
+            </w:r>
+            <w:r>
+              <w:rPr>
+                <w:noProof/>
+                <w:webHidden/>
+              </w:rPr>
+              <w:tab/>
+            </w:r>
+            <w:r>
+              <w:rPr>
+                <w:noProof/>
+                <w:webHidden/>
+              </w:rPr>
+              <w:fldChar w:fldCharType="begin"/>
+            </w:r>
+            <w:r>
+              <w:rPr>
+                <w:noProof/>
+                <w:webHidden/>
+              </w:rPr>
+              <w:instrText xml:space="preserve"> PAGEREF _Toc226824706 \h </w:instrText>
+            </w:r>
+            <w:r>
+              <w:rPr>
+                <w:noProof/>
+                <w:webHidden/>
+              </w:rPr>
+            </w:r>
+            <w:r>
+              <w:rPr>
+                <w:noProof/>
+                <w:webHidden/>
+              </w:rPr>
+              <w:fldChar w:fldCharType="separate"/>
+            </w:r>
+            <w:r>
+              <w:rPr>
+                <w:noProof/>
+                <w:webHidden/>
+              </w:rPr>
+              <w:t>23</w:t>
             </w:r>
             <w:r>
               <w:rPr>
@@ -3149,13 +4943,13 @@
               <w14:ligatures w14:val="standardContextual"/>
             </w:rPr>
           </w:pPr>
-          <w:hyperlink w:anchor="_Toc226822944" w:history="1">
+          <w:hyperlink w:anchor="_Toc226824707" w:history="1">
             <w:r>
               <w:rPr>
                 <w:rStyle w:val="Hyperlink"/>
                 <w:noProof/>
               </w:rPr>
-              <w:t>5.4 Usability Testing</w:t>
+              <w:t>D – ER Diagram</w:t>
             </w:r>
             <w:r>
               <w:rPr>
@@ -3176,7 +4970,7 @@
                 <w:noProof/>
                 <w:webHidden/>
               </w:rPr>
-              <w:instrText xml:space="preserve"> PAGEREF _Toc226822944 \h </w:instrText>
+              <w:instrText xml:space="preserve"> PAGEREF _Toc226824707 \h </w:instrText>
             </w:r>
             <w:r>
               <w:rPr>
@@ -3196,7 +4990,7 @@
                 <w:noProof/>
                 <w:webHidden/>
               </w:rPr>
-              <w:t>17</w:t>
+              <w:t>23</w:t>
             </w:r>
             <w:r>
               <w:rPr>
@@ -3224,13 +5018,13 @@
               <w14:ligatures w14:val="standardContextual"/>
             </w:rPr>
           </w:pPr>
-          <w:hyperlink w:anchor="_Toc226822945" w:history="1">
+          <w:hyperlink w:anchor="_Toc226824708" w:history="1">
             <w:r>
               <w:rPr>
                 <w:rStyle w:val="Hyperlink"/>
                 <w:noProof/>
               </w:rPr>
-              <w:t>5.5 Non-Functional Requirement Validation</w:t>
+              <w:t>E – Architecture Diagram</w:t>
             </w:r>
             <w:r>
               <w:rPr>
@@ -3251,7 +5045,7 @@
                 <w:noProof/>
                 <w:webHidden/>
               </w:rPr>
-              <w:instrText xml:space="preserve"> PAGEREF _Toc226822945 \h </w:instrText>
+              <w:instrText xml:space="preserve"> PAGEREF _Toc226824708 \h </w:instrText>
             </w:r>
             <w:r>
               <w:rPr>
@@ -3271,601 +5065,7 @@
                 <w:noProof/>
                 <w:webHidden/>
               </w:rPr>
-              <w:t>18</w:t>
-            </w:r>
-            <w:r>
-              <w:rPr>
-                <w:noProof/>
-                <w:webHidden/>
-              </w:rPr>
-              <w:fldChar w:fldCharType="end"/>
-            </w:r>
-          </w:hyperlink>
-        </w:p>
-        <w:p>
-          <w:pPr>
-            <w:pStyle w:val="TOC2"/>
-            <w:tabs>
-              <w:tab w:val="right" w:leader="dot" w:pos="9066"/>
-            </w:tabs>
-            <w:rPr>
-              <w:rFonts w:eastAsiaTheme="minorEastAsia" w:cstheme="minorBidi"/>
-              <w:b w:val="0"/>
-              <w:bCs w:val="0"/>
-              <w:noProof/>
-              <w:kern w:val="2"/>
-              <w:sz w:val="24"/>
-              <w:szCs w:val="24"/>
-              <w14:ligatures w14:val="standardContextual"/>
-            </w:rPr>
-          </w:pPr>
-          <w:hyperlink w:anchor="_Toc226822946" w:history="1">
-            <w:r>
-              <w:rPr>
-                <w:rStyle w:val="Hyperlink"/>
-                <w:noProof/>
-              </w:rPr>
-              <w:t>5.5.1 Testing Limitations</w:t>
-            </w:r>
-            <w:r>
-              <w:rPr>
-                <w:noProof/>
-                <w:webHidden/>
-              </w:rPr>
-              <w:tab/>
-            </w:r>
-            <w:r>
-              <w:rPr>
-                <w:noProof/>
-                <w:webHidden/>
-              </w:rPr>
-              <w:fldChar w:fldCharType="begin"/>
-            </w:r>
-            <w:r>
-              <w:rPr>
-                <w:noProof/>
-                <w:webHidden/>
-              </w:rPr>
-              <w:instrText xml:space="preserve"> PAGEREF _Toc226822946 \h </w:instrText>
-            </w:r>
-            <w:r>
-              <w:rPr>
-                <w:noProof/>
-                <w:webHidden/>
-              </w:rPr>
-            </w:r>
-            <w:r>
-              <w:rPr>
-                <w:noProof/>
-                <w:webHidden/>
-              </w:rPr>
-              <w:fldChar w:fldCharType="separate"/>
-            </w:r>
-            <w:r>
-              <w:rPr>
-                <w:noProof/>
-                <w:webHidden/>
-              </w:rPr>
-              <w:t>19</w:t>
-            </w:r>
-            <w:r>
-              <w:rPr>
-                <w:noProof/>
-                <w:webHidden/>
-              </w:rPr>
-              <w:fldChar w:fldCharType="end"/>
-            </w:r>
-          </w:hyperlink>
-        </w:p>
-        <w:p>
-          <w:pPr>
-            <w:pStyle w:val="TOC2"/>
-            <w:tabs>
-              <w:tab w:val="right" w:leader="dot" w:pos="9066"/>
-            </w:tabs>
-            <w:rPr>
-              <w:rFonts w:eastAsiaTheme="minorEastAsia" w:cstheme="minorBidi"/>
-              <w:b w:val="0"/>
-              <w:bCs w:val="0"/>
-              <w:noProof/>
-              <w:kern w:val="2"/>
-              <w:sz w:val="24"/>
-              <w:szCs w:val="24"/>
-              <w14:ligatures w14:val="standardContextual"/>
-            </w:rPr>
-          </w:pPr>
-          <w:hyperlink w:anchor="_Toc226822947" w:history="1">
-            <w:r>
-              <w:rPr>
-                <w:rStyle w:val="Hyperlink"/>
-                <w:noProof/>
-              </w:rPr>
-              <w:t>5.6 Critical Review of Project Outcomes</w:t>
-            </w:r>
-            <w:r>
-              <w:rPr>
-                <w:noProof/>
-                <w:webHidden/>
-              </w:rPr>
-              <w:tab/>
-            </w:r>
-            <w:r>
-              <w:rPr>
-                <w:noProof/>
-                <w:webHidden/>
-              </w:rPr>
-              <w:fldChar w:fldCharType="begin"/>
-            </w:r>
-            <w:r>
-              <w:rPr>
-                <w:noProof/>
-                <w:webHidden/>
-              </w:rPr>
-              <w:instrText xml:space="preserve"> PAGEREF _Toc226822947 \h </w:instrText>
-            </w:r>
-            <w:r>
-              <w:rPr>
-                <w:noProof/>
-                <w:webHidden/>
-              </w:rPr>
-            </w:r>
-            <w:r>
-              <w:rPr>
-                <w:noProof/>
-                <w:webHidden/>
-              </w:rPr>
-              <w:fldChar w:fldCharType="separate"/>
-            </w:r>
-            <w:r>
-              <w:rPr>
-                <w:noProof/>
-                <w:webHidden/>
-              </w:rPr>
-              <w:t>19</w:t>
-            </w:r>
-            <w:r>
-              <w:rPr>
-                <w:noProof/>
-                <w:webHidden/>
-              </w:rPr>
-              <w:fldChar w:fldCharType="end"/>
-            </w:r>
-          </w:hyperlink>
-        </w:p>
-        <w:p>
-          <w:pPr>
-            <w:pStyle w:val="TOC3"/>
-            <w:tabs>
-              <w:tab w:val="right" w:leader="dot" w:pos="9066"/>
-            </w:tabs>
-            <w:rPr>
-              <w:rFonts w:eastAsiaTheme="minorEastAsia" w:cstheme="minorBidi"/>
-              <w:noProof/>
-              <w:kern w:val="2"/>
-              <w:sz w:val="24"/>
-              <w:szCs w:val="24"/>
-              <w14:ligatures w14:val="standardContextual"/>
-            </w:rPr>
-          </w:pPr>
-          <w:hyperlink w:anchor="_Toc226822948" w:history="1">
-            <w:r>
-              <w:rPr>
-                <w:rStyle w:val="Hyperlink"/>
-                <w:noProof/>
-              </w:rPr>
-              <w:t>5.6.1 Review Against Aims and Objectives</w:t>
-            </w:r>
-            <w:r>
-              <w:rPr>
-                <w:noProof/>
-                <w:webHidden/>
-              </w:rPr>
-              <w:tab/>
-            </w:r>
-            <w:r>
-              <w:rPr>
-                <w:noProof/>
-                <w:webHidden/>
-              </w:rPr>
-              <w:fldChar w:fldCharType="begin"/>
-            </w:r>
-            <w:r>
-              <w:rPr>
-                <w:noProof/>
-                <w:webHidden/>
-              </w:rPr>
-              <w:instrText xml:space="preserve"> PAGEREF _Toc226822948 \h </w:instrText>
-            </w:r>
-            <w:r>
-              <w:rPr>
-                <w:noProof/>
-                <w:webHidden/>
-              </w:rPr>
-            </w:r>
-            <w:r>
-              <w:rPr>
-                <w:noProof/>
-                <w:webHidden/>
-              </w:rPr>
-              <w:fldChar w:fldCharType="separate"/>
-            </w:r>
-            <w:r>
-              <w:rPr>
-                <w:noProof/>
-                <w:webHidden/>
-              </w:rPr>
-              <w:t>19</w:t>
-            </w:r>
-            <w:r>
-              <w:rPr>
-                <w:noProof/>
-                <w:webHidden/>
-              </w:rPr>
-              <w:fldChar w:fldCharType="end"/>
-            </w:r>
-          </w:hyperlink>
-        </w:p>
-        <w:p>
-          <w:pPr>
-            <w:pStyle w:val="TOC3"/>
-            <w:tabs>
-              <w:tab w:val="right" w:leader="dot" w:pos="9066"/>
-            </w:tabs>
-            <w:rPr>
-              <w:rFonts w:eastAsiaTheme="minorEastAsia" w:cstheme="minorBidi"/>
-              <w:noProof/>
-              <w:kern w:val="2"/>
-              <w:sz w:val="24"/>
-              <w:szCs w:val="24"/>
-              <w14:ligatures w14:val="standardContextual"/>
-            </w:rPr>
-          </w:pPr>
-          <w:hyperlink w:anchor="_Toc226822949" w:history="1">
-            <w:r>
-              <w:rPr>
-                <w:rStyle w:val="Hyperlink"/>
-                <w:noProof/>
-              </w:rPr>
-              <w:t>5.6.2 What Worked Well</w:t>
-            </w:r>
-            <w:r>
-              <w:rPr>
-                <w:noProof/>
-                <w:webHidden/>
-              </w:rPr>
-              <w:tab/>
-            </w:r>
-            <w:r>
-              <w:rPr>
-                <w:noProof/>
-                <w:webHidden/>
-              </w:rPr>
-              <w:fldChar w:fldCharType="begin"/>
-            </w:r>
-            <w:r>
-              <w:rPr>
-                <w:noProof/>
-                <w:webHidden/>
-              </w:rPr>
-              <w:instrText xml:space="preserve"> PAGEREF _Toc226822949 \h </w:instrText>
-            </w:r>
-            <w:r>
-              <w:rPr>
-                <w:noProof/>
-                <w:webHidden/>
-              </w:rPr>
-            </w:r>
-            <w:r>
-              <w:rPr>
-                <w:noProof/>
-                <w:webHidden/>
-              </w:rPr>
-              <w:fldChar w:fldCharType="separate"/>
-            </w:r>
-            <w:r>
-              <w:rPr>
-                <w:noProof/>
-                <w:webHidden/>
-              </w:rPr>
-              <w:t>20</w:t>
-            </w:r>
-            <w:r>
-              <w:rPr>
-                <w:noProof/>
-                <w:webHidden/>
-              </w:rPr>
-              <w:fldChar w:fldCharType="end"/>
-            </w:r>
-          </w:hyperlink>
-        </w:p>
-        <w:p>
-          <w:pPr>
-            <w:pStyle w:val="TOC3"/>
-            <w:tabs>
-              <w:tab w:val="right" w:leader="dot" w:pos="9066"/>
-            </w:tabs>
-            <w:rPr>
-              <w:rFonts w:eastAsiaTheme="minorEastAsia" w:cstheme="minorBidi"/>
-              <w:noProof/>
-              <w:kern w:val="2"/>
-              <w:sz w:val="24"/>
-              <w:szCs w:val="24"/>
-              <w14:ligatures w14:val="standardContextual"/>
-            </w:rPr>
-          </w:pPr>
-          <w:hyperlink w:anchor="_Toc226822950" w:history="1">
-            <w:r>
-              <w:rPr>
-                <w:rStyle w:val="Hyperlink"/>
-                <w:noProof/>
-              </w:rPr>
-              <w:t>5.6.3 What Could Be Improved</w:t>
-            </w:r>
-            <w:r>
-              <w:rPr>
-                <w:noProof/>
-                <w:webHidden/>
-              </w:rPr>
-              <w:tab/>
-            </w:r>
-            <w:r>
-              <w:rPr>
-                <w:noProof/>
-                <w:webHidden/>
-              </w:rPr>
-              <w:fldChar w:fldCharType="begin"/>
-            </w:r>
-            <w:r>
-              <w:rPr>
-                <w:noProof/>
-                <w:webHidden/>
-              </w:rPr>
-              <w:instrText xml:space="preserve"> PAGEREF _Toc226822950 \h </w:instrText>
-            </w:r>
-            <w:r>
-              <w:rPr>
-                <w:noProof/>
-                <w:webHidden/>
-              </w:rPr>
-            </w:r>
-            <w:r>
-              <w:rPr>
-                <w:noProof/>
-                <w:webHidden/>
-              </w:rPr>
-              <w:fldChar w:fldCharType="separate"/>
-            </w:r>
-            <w:r>
-              <w:rPr>
-                <w:noProof/>
-                <w:webHidden/>
-              </w:rPr>
-              <w:t>20</w:t>
-            </w:r>
-            <w:r>
-              <w:rPr>
-                <w:noProof/>
-                <w:webHidden/>
-              </w:rPr>
-              <w:fldChar w:fldCharType="end"/>
-            </w:r>
-          </w:hyperlink>
-        </w:p>
-        <w:p>
-          <w:pPr>
-            <w:pStyle w:val="TOC2"/>
-            <w:tabs>
-              <w:tab w:val="right" w:leader="dot" w:pos="9066"/>
-            </w:tabs>
-            <w:rPr>
-              <w:rFonts w:eastAsiaTheme="minorEastAsia" w:cstheme="minorBidi"/>
-              <w:b w:val="0"/>
-              <w:bCs w:val="0"/>
-              <w:noProof/>
-              <w:kern w:val="2"/>
-              <w:sz w:val="24"/>
-              <w:szCs w:val="24"/>
-              <w14:ligatures w14:val="standardContextual"/>
-            </w:rPr>
-          </w:pPr>
-          <w:hyperlink w:anchor="_Toc226822951" w:history="1">
-            <w:r>
-              <w:rPr>
-                <w:rStyle w:val="Hyperlink"/>
-                <w:noProof/>
-              </w:rPr>
-              <w:t>5.7 Milestones, Deliverables and Time Management Review</w:t>
-            </w:r>
-            <w:r>
-              <w:rPr>
-                <w:noProof/>
-                <w:webHidden/>
-              </w:rPr>
-              <w:tab/>
-            </w:r>
-            <w:r>
-              <w:rPr>
-                <w:noProof/>
-                <w:webHidden/>
-              </w:rPr>
-              <w:fldChar w:fldCharType="begin"/>
-            </w:r>
-            <w:r>
-              <w:rPr>
-                <w:noProof/>
-                <w:webHidden/>
-              </w:rPr>
-              <w:instrText xml:space="preserve"> PAGEREF _Toc226822951 \h </w:instrText>
-            </w:r>
-            <w:r>
-              <w:rPr>
-                <w:noProof/>
-                <w:webHidden/>
-              </w:rPr>
-            </w:r>
-            <w:r>
-              <w:rPr>
-                <w:noProof/>
-                <w:webHidden/>
-              </w:rPr>
-              <w:fldChar w:fldCharType="separate"/>
-            </w:r>
-            <w:r>
-              <w:rPr>
-                <w:noProof/>
-                <w:webHidden/>
-              </w:rPr>
-              <w:t>20</w:t>
-            </w:r>
-            <w:r>
-              <w:rPr>
-                <w:noProof/>
-                <w:webHidden/>
-              </w:rPr>
-              <w:fldChar w:fldCharType="end"/>
-            </w:r>
-          </w:hyperlink>
-        </w:p>
-        <w:p>
-          <w:pPr>
-            <w:pStyle w:val="TOC2"/>
-            <w:tabs>
-              <w:tab w:val="right" w:leader="dot" w:pos="9066"/>
-            </w:tabs>
-            <w:rPr>
-              <w:rFonts w:eastAsiaTheme="minorEastAsia" w:cstheme="minorBidi"/>
-              <w:b w:val="0"/>
-              <w:bCs w:val="0"/>
-              <w:noProof/>
-              <w:kern w:val="2"/>
-              <w:sz w:val="24"/>
-              <w:szCs w:val="24"/>
-              <w14:ligatures w14:val="standardContextual"/>
-            </w:rPr>
-          </w:pPr>
-          <w:hyperlink w:anchor="_Toc226822952" w:history="1">
-            <w:r>
-              <w:rPr>
-                <w:rStyle w:val="Hyperlink"/>
-                <w:noProof/>
-              </w:rPr>
-              <w:t>5.8 Future Development</w:t>
-            </w:r>
-            <w:r>
-              <w:rPr>
-                <w:noProof/>
-                <w:webHidden/>
-              </w:rPr>
-              <w:tab/>
-            </w:r>
-            <w:r>
-              <w:rPr>
-                <w:noProof/>
-                <w:webHidden/>
-              </w:rPr>
-              <w:fldChar w:fldCharType="begin"/>
-            </w:r>
-            <w:r>
-              <w:rPr>
-                <w:noProof/>
-                <w:webHidden/>
-              </w:rPr>
-              <w:instrText xml:space="preserve"> PAGEREF _Toc226822952 \h </w:instrText>
-            </w:r>
-            <w:r>
-              <w:rPr>
-                <w:noProof/>
-                <w:webHidden/>
-              </w:rPr>
-            </w:r>
-            <w:r>
-              <w:rPr>
-                <w:noProof/>
-                <w:webHidden/>
-              </w:rPr>
-              <w:fldChar w:fldCharType="separate"/>
-            </w:r>
-            <w:r>
-              <w:rPr>
-                <w:noProof/>
-                <w:webHidden/>
-              </w:rPr>
-              <w:t>20</w:t>
-            </w:r>
-            <w:r>
-              <w:rPr>
-                <w:noProof/>
-                <w:webHidden/>
-              </w:rPr>
-              <w:fldChar w:fldCharType="end"/>
-            </w:r>
-          </w:hyperlink>
-        </w:p>
-        <w:p>
-          <w:pPr>
-            <w:pStyle w:val="TOC2"/>
-            <w:tabs>
-              <w:tab w:val="right" w:leader="dot" w:pos="9066"/>
-            </w:tabs>
-            <w:rPr>
-              <w:rFonts w:eastAsiaTheme="minorEastAsia" w:cstheme="minorBidi"/>
-              <w:b w:val="0"/>
-              <w:bCs w:val="0"/>
-              <w:noProof/>
-              <w:kern w:val="2"/>
-              <w:sz w:val="24"/>
-              <w:szCs w:val="24"/>
-              <w14:ligatures w14:val="standardContextual"/>
-            </w:rPr>
-          </w:pPr>
-          <w:hyperlink w:anchor="_Toc226822953" w:history="1">
-            <w:r>
-              <w:rPr>
-                <w:rStyle w:val="Hyperlink"/>
-                <w:noProof/>
-              </w:rPr>
-              <w:t>5.9 Chapter 5 Conclusion</w:t>
-            </w:r>
-            <w:r>
-              <w:rPr>
-                <w:noProof/>
-                <w:webHidden/>
-              </w:rPr>
-              <w:tab/>
-            </w:r>
-            <w:r>
-              <w:rPr>
-                <w:noProof/>
-                <w:webHidden/>
-              </w:rPr>
-              <w:fldChar w:fldCharType="begin"/>
-            </w:r>
-            <w:r>
-              <w:rPr>
-                <w:noProof/>
-                <w:webHidden/>
-              </w:rPr>
-              <w:instrText xml:space="preserve"> PAGEREF _Toc226822953 \h </w:instrText>
-            </w:r>
-            <w:r>
-              <w:rPr>
-                <w:noProof/>
-                <w:webHidden/>
-              </w:rPr>
-            </w:r>
-            <w:r>
-              <w:rPr>
-                <w:noProof/>
-                <w:webHidden/>
-              </w:rPr>
-              <w:fldChar w:fldCharType="separate"/>
-            </w:r>
-            <w:r>
-              <w:rPr>
-                <w:noProof/>
-                <w:webHidden/>
-              </w:rPr>
-              <w:t>20</w:t>
+              <w:t>23</w:t>
             </w:r>
             <w:r>
               <w:rPr>
@@ -3893,13 +5093,13 @@
               <w14:ligatures w14:val="standardContextual"/>
             </w:rPr>
           </w:pPr>
-          <w:hyperlink w:anchor="_Toc226822954" w:history="1">
+          <w:hyperlink w:anchor="_Toc226824709" w:history="1">
             <w:r>
               <w:rPr>
                 <w:rStyle w:val="Hyperlink"/>
                 <w:noProof/>
               </w:rPr>
-              <w:t>Appendix</w:t>
+              <w:t>References List</w:t>
             </w:r>
             <w:r>
               <w:rPr>
@@ -3920,7 +5120,7 @@
                 <w:noProof/>
                 <w:webHidden/>
               </w:rPr>
-              <w:instrText xml:space="preserve"> PAGEREF _Toc226822954 \h </w:instrText>
+              <w:instrText xml:space="preserve"> PAGEREF _Toc226824709 \h </w:instrText>
             </w:r>
             <w:r>
               <w:rPr>
@@ -3940,603 +5140,7 @@
                 <w:noProof/>
                 <w:webHidden/>
               </w:rPr>
-              <w:t>20</w:t>
-            </w:r>
-            <w:r>
-              <w:rPr>
-                <w:noProof/>
-                <w:webHidden/>
-              </w:rPr>
-              <w:fldChar w:fldCharType="end"/>
-            </w:r>
-          </w:hyperlink>
-        </w:p>
-        <w:p>
-          <w:pPr>
-            <w:pStyle w:val="TOC2"/>
-            <w:tabs>
-              <w:tab w:val="right" w:leader="dot" w:pos="9066"/>
-            </w:tabs>
-            <w:rPr>
-              <w:rFonts w:eastAsiaTheme="minorEastAsia" w:cstheme="minorBidi"/>
-              <w:b w:val="0"/>
-              <w:bCs w:val="0"/>
-              <w:noProof/>
-              <w:kern w:val="2"/>
-              <w:sz w:val="24"/>
-              <w:szCs w:val="24"/>
-              <w14:ligatures w14:val="standardContextual"/>
-            </w:rPr>
-          </w:pPr>
-          <w:hyperlink w:anchor="_Toc226822955" w:history="1">
-            <w:r>
-              <w:rPr>
-                <w:rStyle w:val="Hyperlink"/>
-                <w:noProof/>
-              </w:rPr>
-              <w:t>A – Questionnaire</w:t>
-            </w:r>
-            <w:r>
-              <w:rPr>
-                <w:noProof/>
-                <w:webHidden/>
-              </w:rPr>
-              <w:tab/>
-            </w:r>
-            <w:r>
-              <w:rPr>
-                <w:noProof/>
-                <w:webHidden/>
-              </w:rPr>
-              <w:fldChar w:fldCharType="begin"/>
-            </w:r>
-            <w:r>
-              <w:rPr>
-                <w:noProof/>
-                <w:webHidden/>
-              </w:rPr>
-              <w:instrText xml:space="preserve"> PAGEREF _Toc226822955 \h </w:instrText>
-            </w:r>
-            <w:r>
-              <w:rPr>
-                <w:noProof/>
-                <w:webHidden/>
-              </w:rPr>
-            </w:r>
-            <w:r>
-              <w:rPr>
-                <w:noProof/>
-                <w:webHidden/>
-              </w:rPr>
-              <w:fldChar w:fldCharType="separate"/>
-            </w:r>
-            <w:r>
-              <w:rPr>
-                <w:noProof/>
-                <w:webHidden/>
-              </w:rPr>
-              <w:t>20</w:t>
-            </w:r>
-            <w:r>
-              <w:rPr>
-                <w:noProof/>
-                <w:webHidden/>
-              </w:rPr>
-              <w:fldChar w:fldCharType="end"/>
-            </w:r>
-          </w:hyperlink>
-        </w:p>
-        <w:p>
-          <w:pPr>
-            <w:pStyle w:val="TOC2"/>
-            <w:tabs>
-              <w:tab w:val="right" w:leader="dot" w:pos="9066"/>
-            </w:tabs>
-            <w:rPr>
-              <w:rFonts w:eastAsiaTheme="minorEastAsia" w:cstheme="minorBidi"/>
-              <w:b w:val="0"/>
-              <w:bCs w:val="0"/>
-              <w:noProof/>
-              <w:kern w:val="2"/>
-              <w:sz w:val="24"/>
-              <w:szCs w:val="24"/>
-              <w14:ligatures w14:val="standardContextual"/>
-            </w:rPr>
-          </w:pPr>
-          <w:hyperlink w:anchor="_Toc226822956" w:history="1">
-            <w:r>
-              <w:rPr>
-                <w:rStyle w:val="Hyperlink"/>
-                <w:noProof/>
-              </w:rPr>
-              <w:t>B – Summary of Questionnaire Responses</w:t>
-            </w:r>
-            <w:r>
-              <w:rPr>
-                <w:noProof/>
-                <w:webHidden/>
-              </w:rPr>
-              <w:tab/>
-            </w:r>
-            <w:r>
-              <w:rPr>
-                <w:noProof/>
-                <w:webHidden/>
-              </w:rPr>
-              <w:fldChar w:fldCharType="begin"/>
-            </w:r>
-            <w:r>
-              <w:rPr>
-                <w:noProof/>
-                <w:webHidden/>
-              </w:rPr>
-              <w:instrText xml:space="preserve"> PAGEREF _Toc226822956 \h </w:instrText>
-            </w:r>
-            <w:r>
-              <w:rPr>
-                <w:noProof/>
-                <w:webHidden/>
-              </w:rPr>
-            </w:r>
-            <w:r>
-              <w:rPr>
-                <w:noProof/>
-                <w:webHidden/>
-              </w:rPr>
-              <w:fldChar w:fldCharType="separate"/>
-            </w:r>
-            <w:r>
-              <w:rPr>
-                <w:noProof/>
-                <w:webHidden/>
-              </w:rPr>
-              <w:t>21</w:t>
-            </w:r>
-            <w:r>
-              <w:rPr>
-                <w:noProof/>
-                <w:webHidden/>
-              </w:rPr>
-              <w:fldChar w:fldCharType="end"/>
-            </w:r>
-          </w:hyperlink>
-        </w:p>
-        <w:p>
-          <w:pPr>
-            <w:pStyle w:val="TOC2"/>
-            <w:tabs>
-              <w:tab w:val="right" w:leader="dot" w:pos="9066"/>
-            </w:tabs>
-            <w:rPr>
-              <w:rFonts w:eastAsiaTheme="minorEastAsia" w:cstheme="minorBidi"/>
-              <w:b w:val="0"/>
-              <w:bCs w:val="0"/>
-              <w:noProof/>
-              <w:kern w:val="2"/>
-              <w:sz w:val="24"/>
-              <w:szCs w:val="24"/>
-              <w14:ligatures w14:val="standardContextual"/>
-            </w:rPr>
-          </w:pPr>
-          <w:hyperlink w:anchor="_Toc226822957" w:history="1">
-            <w:r>
-              <w:rPr>
-                <w:rStyle w:val="Hyperlink"/>
-                <w:noProof/>
-              </w:rPr>
-              <w:t>C – Code Snippets</w:t>
-            </w:r>
-            <w:r>
-              <w:rPr>
-                <w:noProof/>
-                <w:webHidden/>
-              </w:rPr>
-              <w:tab/>
-            </w:r>
-            <w:r>
-              <w:rPr>
-                <w:noProof/>
-                <w:webHidden/>
-              </w:rPr>
-              <w:fldChar w:fldCharType="begin"/>
-            </w:r>
-            <w:r>
-              <w:rPr>
-                <w:noProof/>
-                <w:webHidden/>
-              </w:rPr>
-              <w:instrText xml:space="preserve"> PAGEREF _Toc226822957 \h </w:instrText>
-            </w:r>
-            <w:r>
-              <w:rPr>
-                <w:noProof/>
-                <w:webHidden/>
-              </w:rPr>
-            </w:r>
-            <w:r>
-              <w:rPr>
-                <w:noProof/>
-                <w:webHidden/>
-              </w:rPr>
-              <w:fldChar w:fldCharType="separate"/>
-            </w:r>
-            <w:r>
-              <w:rPr>
-                <w:noProof/>
-                <w:webHidden/>
-              </w:rPr>
-              <w:t>21</w:t>
-            </w:r>
-            <w:r>
-              <w:rPr>
-                <w:noProof/>
-                <w:webHidden/>
-              </w:rPr>
-              <w:fldChar w:fldCharType="end"/>
-            </w:r>
-          </w:hyperlink>
-        </w:p>
-        <w:p>
-          <w:pPr>
-            <w:pStyle w:val="TOC3"/>
-            <w:tabs>
-              <w:tab w:val="right" w:leader="dot" w:pos="9066"/>
-            </w:tabs>
-            <w:rPr>
-              <w:rFonts w:eastAsiaTheme="minorEastAsia" w:cstheme="minorBidi"/>
-              <w:noProof/>
-              <w:kern w:val="2"/>
-              <w:sz w:val="24"/>
-              <w:szCs w:val="24"/>
-              <w14:ligatures w14:val="standardContextual"/>
-            </w:rPr>
-          </w:pPr>
-          <w:hyperlink w:anchor="_Toc226822958" w:history="1">
-            <w:r>
-              <w:rPr>
-                <w:rStyle w:val="Hyperlink"/>
-                <w:noProof/>
-              </w:rPr>
-              <w:t>Snippet C.1: Upcoming sessions filtering in dashboard route</w:t>
-            </w:r>
-            <w:r>
-              <w:rPr>
-                <w:noProof/>
-                <w:webHidden/>
-              </w:rPr>
-              <w:tab/>
-            </w:r>
-            <w:r>
-              <w:rPr>
-                <w:noProof/>
-                <w:webHidden/>
-              </w:rPr>
-              <w:fldChar w:fldCharType="begin"/>
-            </w:r>
-            <w:r>
-              <w:rPr>
-                <w:noProof/>
-                <w:webHidden/>
-              </w:rPr>
-              <w:instrText xml:space="preserve"> PAGEREF _Toc226822958 \h </w:instrText>
-            </w:r>
-            <w:r>
-              <w:rPr>
-                <w:noProof/>
-                <w:webHidden/>
-              </w:rPr>
-            </w:r>
-            <w:r>
-              <w:rPr>
-                <w:noProof/>
-                <w:webHidden/>
-              </w:rPr>
-              <w:fldChar w:fldCharType="separate"/>
-            </w:r>
-            <w:r>
-              <w:rPr>
-                <w:noProof/>
-                <w:webHidden/>
-              </w:rPr>
-              <w:t>21</w:t>
-            </w:r>
-            <w:r>
-              <w:rPr>
-                <w:noProof/>
-                <w:webHidden/>
-              </w:rPr>
-              <w:fldChar w:fldCharType="end"/>
-            </w:r>
-          </w:hyperlink>
-        </w:p>
-        <w:p>
-          <w:pPr>
-            <w:pStyle w:val="TOC3"/>
-            <w:tabs>
-              <w:tab w:val="right" w:leader="dot" w:pos="9066"/>
-            </w:tabs>
-            <w:rPr>
-              <w:rFonts w:eastAsiaTheme="minorEastAsia" w:cstheme="minorBidi"/>
-              <w:noProof/>
-              <w:kern w:val="2"/>
-              <w:sz w:val="24"/>
-              <w:szCs w:val="24"/>
-              <w14:ligatures w14:val="standardContextual"/>
-            </w:rPr>
-          </w:pPr>
-          <w:hyperlink w:anchor="_Toc226822959" w:history="1">
-            <w:r>
-              <w:rPr>
-                <w:rStyle w:val="Hyperlink"/>
-                <w:noProof/>
-              </w:rPr>
-              <w:t>Snippet C.2: Remaining slot calculation for open sessions</w:t>
-            </w:r>
-            <w:r>
-              <w:rPr>
-                <w:noProof/>
-                <w:webHidden/>
-              </w:rPr>
-              <w:tab/>
-            </w:r>
-            <w:r>
-              <w:rPr>
-                <w:noProof/>
-                <w:webHidden/>
-              </w:rPr>
-              <w:fldChar w:fldCharType="begin"/>
-            </w:r>
-            <w:r>
-              <w:rPr>
-                <w:noProof/>
-                <w:webHidden/>
-              </w:rPr>
-              <w:instrText xml:space="preserve"> PAGEREF _Toc226822959 \h </w:instrText>
-            </w:r>
-            <w:r>
-              <w:rPr>
-                <w:noProof/>
-                <w:webHidden/>
-              </w:rPr>
-            </w:r>
-            <w:r>
-              <w:rPr>
-                <w:noProof/>
-                <w:webHidden/>
-              </w:rPr>
-              <w:fldChar w:fldCharType="separate"/>
-            </w:r>
-            <w:r>
-              <w:rPr>
-                <w:noProof/>
-                <w:webHidden/>
-              </w:rPr>
-              <w:t>21</w:t>
-            </w:r>
-            <w:r>
-              <w:rPr>
-                <w:noProof/>
-                <w:webHidden/>
-              </w:rPr>
-              <w:fldChar w:fldCharType="end"/>
-            </w:r>
-          </w:hyperlink>
-        </w:p>
-        <w:p>
-          <w:pPr>
-            <w:pStyle w:val="TOC2"/>
-            <w:tabs>
-              <w:tab w:val="right" w:leader="dot" w:pos="9066"/>
-            </w:tabs>
-            <w:rPr>
-              <w:rFonts w:eastAsiaTheme="minorEastAsia" w:cstheme="minorBidi"/>
-              <w:b w:val="0"/>
-              <w:bCs w:val="0"/>
-              <w:noProof/>
-              <w:kern w:val="2"/>
-              <w:sz w:val="24"/>
-              <w:szCs w:val="24"/>
-              <w14:ligatures w14:val="standardContextual"/>
-            </w:rPr>
-          </w:pPr>
-          <w:hyperlink w:anchor="_Toc226822960" w:history="1">
-            <w:r>
-              <w:rPr>
-                <w:rStyle w:val="Hyperlink"/>
-                <w:noProof/>
-              </w:rPr>
-              <w:t>D – ER Diagram</w:t>
-            </w:r>
-            <w:r>
-              <w:rPr>
-                <w:noProof/>
-                <w:webHidden/>
-              </w:rPr>
-              <w:tab/>
-            </w:r>
-            <w:r>
-              <w:rPr>
-                <w:noProof/>
-                <w:webHidden/>
-              </w:rPr>
-              <w:fldChar w:fldCharType="begin"/>
-            </w:r>
-            <w:r>
-              <w:rPr>
-                <w:noProof/>
-                <w:webHidden/>
-              </w:rPr>
-              <w:instrText xml:space="preserve"> PAGEREF _Toc226822960 \h </w:instrText>
-            </w:r>
-            <w:r>
-              <w:rPr>
-                <w:noProof/>
-                <w:webHidden/>
-              </w:rPr>
-            </w:r>
-            <w:r>
-              <w:rPr>
-                <w:noProof/>
-                <w:webHidden/>
-              </w:rPr>
-              <w:fldChar w:fldCharType="separate"/>
-            </w:r>
-            <w:r>
-              <w:rPr>
-                <w:noProof/>
-                <w:webHidden/>
-              </w:rPr>
-              <w:t>21</w:t>
-            </w:r>
-            <w:r>
-              <w:rPr>
-                <w:noProof/>
-                <w:webHidden/>
-              </w:rPr>
-              <w:fldChar w:fldCharType="end"/>
-            </w:r>
-          </w:hyperlink>
-        </w:p>
-        <w:p>
-          <w:pPr>
-            <w:pStyle w:val="TOC2"/>
-            <w:tabs>
-              <w:tab w:val="right" w:leader="dot" w:pos="9066"/>
-            </w:tabs>
-            <w:rPr>
-              <w:rFonts w:eastAsiaTheme="minorEastAsia" w:cstheme="minorBidi"/>
-              <w:b w:val="0"/>
-              <w:bCs w:val="0"/>
-              <w:noProof/>
-              <w:kern w:val="2"/>
-              <w:sz w:val="24"/>
-              <w:szCs w:val="24"/>
-              <w14:ligatures w14:val="standardContextual"/>
-            </w:rPr>
-          </w:pPr>
-          <w:hyperlink w:anchor="_Toc226822961" w:history="1">
-            <w:r>
-              <w:rPr>
-                <w:rStyle w:val="Hyperlink"/>
-                <w:noProof/>
-              </w:rPr>
-              <w:t>E – Architecture Diagram</w:t>
-            </w:r>
-            <w:r>
-              <w:rPr>
-                <w:noProof/>
-                <w:webHidden/>
-              </w:rPr>
-              <w:tab/>
-            </w:r>
-            <w:r>
-              <w:rPr>
-                <w:noProof/>
-                <w:webHidden/>
-              </w:rPr>
-              <w:fldChar w:fldCharType="begin"/>
-            </w:r>
-            <w:r>
-              <w:rPr>
-                <w:noProof/>
-                <w:webHidden/>
-              </w:rPr>
-              <w:instrText xml:space="preserve"> PAGEREF _Toc226822961 \h </w:instrText>
-            </w:r>
-            <w:r>
-              <w:rPr>
-                <w:noProof/>
-                <w:webHidden/>
-              </w:rPr>
-            </w:r>
-            <w:r>
-              <w:rPr>
-                <w:noProof/>
-                <w:webHidden/>
-              </w:rPr>
-              <w:fldChar w:fldCharType="separate"/>
-            </w:r>
-            <w:r>
-              <w:rPr>
-                <w:noProof/>
-                <w:webHidden/>
-              </w:rPr>
-              <w:t>21</w:t>
-            </w:r>
-            <w:r>
-              <w:rPr>
-                <w:noProof/>
-                <w:webHidden/>
-              </w:rPr>
-              <w:fldChar w:fldCharType="end"/>
-            </w:r>
-          </w:hyperlink>
-        </w:p>
-        <w:p>
-          <w:pPr>
-            <w:pStyle w:val="TOC1"/>
-            <w:tabs>
-              <w:tab w:val="right" w:leader="dot" w:pos="9066"/>
-            </w:tabs>
-            <w:rPr>
-              <w:rFonts w:eastAsiaTheme="minorEastAsia" w:cstheme="minorBidi"/>
-              <w:b w:val="0"/>
-              <w:bCs w:val="0"/>
-              <w:i w:val="0"/>
-              <w:iCs w:val="0"/>
-              <w:noProof/>
-              <w:kern w:val="2"/>
-              <w14:ligatures w14:val="standardContextual"/>
-            </w:rPr>
-          </w:pPr>
-          <w:hyperlink w:anchor="_Toc226822962" w:history="1">
-            <w:r>
-              <w:rPr>
-                <w:rStyle w:val="Hyperlink"/>
-                <w:noProof/>
-              </w:rPr>
-              <w:t>References List</w:t>
-            </w:r>
-            <w:r>
-              <w:rPr>
-                <w:noProof/>
-                <w:webHidden/>
-              </w:rPr>
-              <w:tab/>
-            </w:r>
-            <w:r>
-              <w:rPr>
-                <w:noProof/>
-                <w:webHidden/>
-              </w:rPr>
-              <w:fldChar w:fldCharType="begin"/>
-            </w:r>
-            <w:r>
-              <w:rPr>
-                <w:noProof/>
-                <w:webHidden/>
-              </w:rPr>
-              <w:instrText xml:space="preserve"> PAGEREF _Toc226822962 \h </w:instrText>
-            </w:r>
-            <w:r>
-              <w:rPr>
-                <w:noProof/>
-                <w:webHidden/>
-              </w:rPr>
-            </w:r>
-            <w:r>
-              <w:rPr>
-                <w:noProof/>
-                <w:webHidden/>
-              </w:rPr>
-              <w:fldChar w:fldCharType="separate"/>
-            </w:r>
-            <w:r>
-              <w:rPr>
-                <w:noProof/>
-                <w:webHidden/>
-              </w:rPr>
-              <w:t>23</w:t>
+              <w:t>25</w:t>
             </w:r>
             <w:r>
               <w:rPr>
@@ -4580,7 +5184,7 @@
       <w:pPr>
         <w:pStyle w:val="Heading1"/>
       </w:pPr>
-      <w:bookmarkStart w:id="4" w:name="_Toc226822907"/>
+      <w:bookmarkStart w:id="4" w:name="_Toc226824645"/>
       <w:r>
         <w:lastRenderedPageBreak/>
         <w:t>Chapter 1: Introduction and State of the Art Review</w:t>
@@ -4611,7 +5215,7 @@
         <w:pStyle w:val="Heading2"/>
       </w:pPr>
       <w:bookmarkStart w:id="6" w:name="aims-and-objectives"/>
-      <w:bookmarkStart w:id="7" w:name="_Toc226822908"/>
+      <w:bookmarkStart w:id="7" w:name="_Toc226824646"/>
       <w:r>
         <w:t>Aims and Objectives</w:t>
       </w:r>
@@ -4728,7 +5332,7 @@
       <w:pPr>
         <w:pStyle w:val="Heading1"/>
       </w:pPr>
-      <w:bookmarkStart w:id="9" w:name="_Toc226822909"/>
+      <w:bookmarkStart w:id="9" w:name="_Toc226824647"/>
       <w:r>
         <w:lastRenderedPageBreak/>
         <w:t>Chapter 2: Analysis and Design</w:t>
@@ -4740,7 +5344,7 @@
         <w:pStyle w:val="Heading2"/>
       </w:pPr>
       <w:bookmarkStart w:id="10" w:name="chapter-overview"/>
-      <w:bookmarkStart w:id="11" w:name="_Toc226822910"/>
+      <w:bookmarkStart w:id="11" w:name="_Toc226824648"/>
       <w:r>
         <w:t>2.1: Chapter Overview</w:t>
       </w:r>
@@ -4756,7 +5360,7 @@
         <w:pStyle w:val="Heading2"/>
       </w:pPr>
       <w:bookmarkStart w:id="12" w:name="project-context-and-stakeholders"/>
-      <w:bookmarkStart w:id="13" w:name="_Toc226822911"/>
+      <w:bookmarkStart w:id="13" w:name="_Toc226824649"/>
       <w:bookmarkEnd w:id="10"/>
       <w:r>
         <w:t>2.2 Project Context and Stakeholders</w:t>
@@ -4781,7 +5385,7 @@
         <w:pStyle w:val="Heading2"/>
       </w:pPr>
       <w:bookmarkStart w:id="14" w:name="stakeholder-engagement"/>
-      <w:bookmarkStart w:id="15" w:name="_Toc226822912"/>
+      <w:bookmarkStart w:id="15" w:name="_Toc226824650"/>
       <w:bookmarkEnd w:id="12"/>
       <w:r>
         <w:t>2.3 Stakeholder Engagement</w:t>
@@ -4798,7 +5402,7 @@
         <w:pStyle w:val="Heading2"/>
       </w:pPr>
       <w:bookmarkStart w:id="16" w:name="entity-relationship-design-erd"/>
-      <w:bookmarkStart w:id="17" w:name="_Toc226822913"/>
+      <w:bookmarkStart w:id="17" w:name="_Toc226824651"/>
       <w:bookmarkEnd w:id="14"/>
       <w:r>
         <w:t>2.4 Entity Relationship Design (ERD)</w:t>
@@ -4883,7 +5487,7 @@
         <w:pStyle w:val="Heading2"/>
       </w:pPr>
       <w:bookmarkStart w:id="18" w:name="system-architecture-design-asto"/>
-      <w:bookmarkStart w:id="19" w:name="_Toc226822914"/>
+      <w:bookmarkStart w:id="19" w:name="_Toc226824652"/>
       <w:bookmarkEnd w:id="16"/>
       <w:r>
         <w:t>2.5 System Architecture Design ASTO</w:t>
@@ -4973,7 +5577,7 @@
         <w:pStyle w:val="Heading2"/>
       </w:pPr>
       <w:bookmarkStart w:id="20" w:name="requirements-derivation"/>
-      <w:bookmarkStart w:id="21" w:name="_Toc226822915"/>
+      <w:bookmarkStart w:id="21" w:name="_Toc226824653"/>
       <w:bookmarkEnd w:id="18"/>
       <w:r>
         <w:t>2.6 Requirements Derivation</w:t>
@@ -5006,7 +5610,7 @@
         <w:pStyle w:val="Heading2"/>
       </w:pPr>
       <w:bookmarkStart w:id="22" w:name="functional-requirements"/>
-      <w:bookmarkStart w:id="23" w:name="_Toc226822916"/>
+      <w:bookmarkStart w:id="23" w:name="_Toc226824654"/>
       <w:bookmarkEnd w:id="20"/>
       <w:r>
         <w:t>2.7 Functional Requirements</w:t>
@@ -5328,7 +5932,7 @@
         <w:pStyle w:val="Heading2"/>
       </w:pPr>
       <w:bookmarkStart w:id="24" w:name="non-functional-requirements"/>
-      <w:bookmarkStart w:id="25" w:name="_Toc226822917"/>
+      <w:bookmarkStart w:id="25" w:name="_Toc226824655"/>
       <w:bookmarkEnd w:id="22"/>
       <w:r>
         <w:t>2.8 Non-Functional Requirements</w:t>
@@ -5516,7 +6120,7 @@
         <w:pStyle w:val="Heading2"/>
       </w:pPr>
       <w:bookmarkStart w:id="26" w:name="requirement-prioritisation-moscow"/>
-      <w:bookmarkStart w:id="27" w:name="_Toc226822918"/>
+      <w:bookmarkStart w:id="27" w:name="_Toc226824656"/>
       <w:bookmarkEnd w:id="24"/>
       <w:r>
         <w:t>2.9 Requirement Prioritisation (MoSCoW)</w:t>
@@ -5858,7 +6462,7 @@
       <w:pPr>
         <w:pStyle w:val="Heading1"/>
       </w:pPr>
-      <w:bookmarkStart w:id="29" w:name="_Toc226822919"/>
+      <w:bookmarkStart w:id="29" w:name="_Toc226824657"/>
       <w:r>
         <w:lastRenderedPageBreak/>
         <w:t>Chapter 3: System Design and Implementation Planning</w:t>
@@ -5870,7 +6474,7 @@
         <w:pStyle w:val="Heading2"/>
       </w:pPr>
       <w:bookmarkStart w:id="30" w:name="chapter-overview-1"/>
-      <w:bookmarkStart w:id="31" w:name="_Toc226822920"/>
+      <w:bookmarkStart w:id="31" w:name="_Toc226824658"/>
       <w:r>
         <w:t>3.1 Chapter Overview</w:t>
       </w:r>
@@ -5886,7 +6490,7 @@
         <w:pStyle w:val="Heading2"/>
       </w:pPr>
       <w:bookmarkStart w:id="32" w:name="design-rationale"/>
-      <w:bookmarkStart w:id="33" w:name="_Toc226822921"/>
+      <w:bookmarkStart w:id="33" w:name="_Toc226824659"/>
       <w:bookmarkEnd w:id="30"/>
       <w:r>
         <w:t>3.2 Design Rationale</w:t>
@@ -5927,7 +6531,7 @@
         <w:pStyle w:val="Heading2"/>
       </w:pPr>
       <w:bookmarkStart w:id="34" w:name="requirement-to-design-mapping"/>
-      <w:bookmarkStart w:id="35" w:name="_Toc226822922"/>
+      <w:bookmarkStart w:id="35" w:name="_Toc226824660"/>
       <w:bookmarkEnd w:id="32"/>
       <w:r>
         <w:t>3.3 Requirement-To-Design Mapping</w:t>
@@ -6178,7 +6782,7 @@
         <w:pStyle w:val="Heading2"/>
       </w:pPr>
       <w:bookmarkStart w:id="36" w:name="alternative-approaches-considered"/>
-      <w:bookmarkStart w:id="37" w:name="_Toc226822923"/>
+      <w:bookmarkStart w:id="37" w:name="_Toc226824661"/>
       <w:bookmarkEnd w:id="34"/>
       <w:r>
         <w:t>3.4 Alternative Approaches Considered</w:t>
@@ -6228,7 +6832,7 @@
         <w:pStyle w:val="Heading2"/>
       </w:pPr>
       <w:bookmarkStart w:id="38" w:name="design-constraints"/>
-      <w:bookmarkStart w:id="39" w:name="_Toc226822924"/>
+      <w:bookmarkStart w:id="39" w:name="_Toc226824662"/>
       <w:bookmarkEnd w:id="36"/>
       <w:r>
         <w:t>3.5 Design Constraints</w:t>
@@ -6289,7 +6893,7 @@
         <w:pStyle w:val="Heading2"/>
       </w:pPr>
       <w:bookmarkStart w:id="40" w:name="chapter-3-conclusion"/>
-      <w:bookmarkStart w:id="41" w:name="_Toc226822925"/>
+      <w:bookmarkStart w:id="41" w:name="_Toc226824663"/>
       <w:bookmarkEnd w:id="38"/>
       <w:r>
         <w:t>3.6 Chapter 3 Conclusion</w:t>
@@ -6328,7 +6932,7 @@
       <w:pPr>
         <w:pStyle w:val="Heading1"/>
       </w:pPr>
-      <w:bookmarkStart w:id="43" w:name="_Toc226822926"/>
+      <w:bookmarkStart w:id="43" w:name="_Toc226824664"/>
       <w:r>
         <w:lastRenderedPageBreak/>
         <w:t xml:space="preserve">Chapter 4: </w:t>
@@ -6345,7 +6949,7 @@
         <w:pStyle w:val="Heading2"/>
       </w:pPr>
       <w:bookmarkStart w:id="44" w:name="chapter-overview-2"/>
-      <w:bookmarkStart w:id="45" w:name="_Toc226822927"/>
+      <w:bookmarkStart w:id="45" w:name="_Toc226824665"/>
       <w:r>
         <w:t>4.1 Chapter Overview</w:t>
       </w:r>
@@ -6361,7 +6965,7 @@
         <w:pStyle w:val="Heading2"/>
       </w:pPr>
       <w:bookmarkStart w:id="46" w:name="intended-audience"/>
-      <w:bookmarkStart w:id="47" w:name="_Toc226822928"/>
+      <w:bookmarkStart w:id="47" w:name="_Toc226824666"/>
       <w:bookmarkEnd w:id="44"/>
       <w:r>
         <w:t>4.2 Intended Audience</w:t>
@@ -6413,7 +7017,7 @@
         <w:pStyle w:val="Heading2"/>
       </w:pPr>
       <w:bookmarkStart w:id="48" w:name="implementation-environment"/>
-      <w:bookmarkStart w:id="49" w:name="_Toc226822929"/>
+      <w:bookmarkStart w:id="49" w:name="_Toc226824667"/>
       <w:bookmarkEnd w:id="46"/>
       <w:r>
         <w:t>4.3 Implementation Environment</w:t>
@@ -6425,7 +7029,7 @@
         <w:pStyle w:val="Heading3"/>
       </w:pPr>
       <w:bookmarkStart w:id="50" w:name="hardware-context"/>
-      <w:bookmarkStart w:id="51" w:name="_Toc226822930"/>
+      <w:bookmarkStart w:id="51" w:name="_Toc226824668"/>
       <w:r>
         <w:t>4.3.1 Hardware Context</w:t>
       </w:r>
@@ -6441,7 +7045,7 @@
         <w:pStyle w:val="Heading3"/>
       </w:pPr>
       <w:bookmarkStart w:id="52" w:name="software-stack"/>
-      <w:bookmarkStart w:id="53" w:name="_Toc226822931"/>
+      <w:bookmarkStart w:id="53" w:name="_Toc226824669"/>
       <w:bookmarkEnd w:id="50"/>
       <w:r>
         <w:t>4.3.2 Software Stack</w:t>
@@ -6521,7 +7125,7 @@
         <w:pStyle w:val="Heading2"/>
       </w:pPr>
       <w:bookmarkStart w:id="54" w:name="steps-to-recreate-the-implementation"/>
-      <w:bookmarkStart w:id="55" w:name="_Toc226822932"/>
+      <w:bookmarkStart w:id="55" w:name="_Toc226824670"/>
       <w:bookmarkEnd w:id="48"/>
       <w:bookmarkEnd w:id="52"/>
       <w:r>
@@ -6667,7 +7271,7 @@
         <w:pStyle w:val="Heading2"/>
       </w:pPr>
       <w:bookmarkStart w:id="56" w:name="X66bda451e81639fb13eac7ed12c3453574d9f75"/>
-      <w:bookmarkStart w:id="57" w:name="_Toc226822933"/>
+      <w:bookmarkStart w:id="57" w:name="_Toc226824671"/>
       <w:bookmarkEnd w:id="54"/>
       <w:r>
         <w:t>4.5 Steps to Use the Implementation and Generate Output</w:t>
@@ -6679,7 +7283,7 @@
         <w:pStyle w:val="Heading3"/>
       </w:pPr>
       <w:bookmarkStart w:id="58" w:name="authentication-and-role-behaviour"/>
-      <w:bookmarkStart w:id="59" w:name="_Toc226822934"/>
+      <w:bookmarkStart w:id="59" w:name="_Toc226824672"/>
       <w:r>
         <w:t>4.5.1 Authentication and Role Behaviour</w:t>
       </w:r>
@@ -6695,7 +7299,7 @@
         <w:pStyle w:val="Heading3"/>
       </w:pPr>
       <w:bookmarkStart w:id="60" w:name="team-and-session-management"/>
-      <w:bookmarkStart w:id="61" w:name="_Toc226822935"/>
+      <w:bookmarkStart w:id="61" w:name="_Toc226824673"/>
       <w:bookmarkEnd w:id="58"/>
       <w:r>
         <w:t>4.5.2 Team and Session Management</w:t>
@@ -6783,7 +7387,7 @@
         <w:pStyle w:val="Heading3"/>
       </w:pPr>
       <w:bookmarkStart w:id="62" w:name="open-session-workflow"/>
-      <w:bookmarkStart w:id="63" w:name="_Toc226822936"/>
+      <w:bookmarkStart w:id="63" w:name="_Toc226824674"/>
       <w:bookmarkEnd w:id="60"/>
       <w:r>
         <w:t>4.5.3 Open Session Workflow</w:t>
@@ -6814,7 +7418,7 @@
       <w:pPr>
         <w:pStyle w:val="Heading2"/>
       </w:pPr>
-      <w:bookmarkStart w:id="65" w:name="_Toc226822937"/>
+      <w:bookmarkStart w:id="65" w:name="_Toc226824675"/>
       <w:r>
         <w:lastRenderedPageBreak/>
         <w:t>4.6 Examples of Implementation Output (Screenshots)</w:t>
@@ -7194,7 +7798,7 @@
       <w:pPr>
         <w:pStyle w:val="Heading2"/>
       </w:pPr>
-      <w:bookmarkStart w:id="67" w:name="_Toc226822938"/>
+      <w:bookmarkStart w:id="67" w:name="_Toc226824676"/>
       <w:r>
         <w:lastRenderedPageBreak/>
         <w:t>4.8 Alternative Implementation Approaches and Trade-Offs</w:t>
@@ -7243,7 +7847,7 @@
         <w:pStyle w:val="Heading2"/>
       </w:pPr>
       <w:bookmarkStart w:id="68" w:name="chapter-4-conclusion"/>
-      <w:bookmarkStart w:id="69" w:name="_Toc226822939"/>
+      <w:bookmarkStart w:id="69" w:name="_Toc226824677"/>
       <w:bookmarkEnd w:id="66"/>
       <w:r>
         <w:t>4.7 Chapter 4 Conclusion</w:t>
@@ -7274,7 +7878,7 @@
       <w:pPr>
         <w:pStyle w:val="Heading1"/>
       </w:pPr>
-      <w:bookmarkStart w:id="71" w:name="_Toc226822940"/>
+      <w:bookmarkStart w:id="71" w:name="_Toc226824678"/>
       <w:r>
         <w:lastRenderedPageBreak/>
         <w:t>Chapter 5: Testing, Validation and Critical Review</w:t>
@@ -7286,7 +7890,7 @@
         <w:pStyle w:val="Heading2"/>
       </w:pPr>
       <w:bookmarkStart w:id="72" w:name="chapter-overview-3"/>
-      <w:bookmarkStart w:id="73" w:name="_Toc226822941"/>
+      <w:bookmarkStart w:id="73" w:name="_Toc226824679"/>
       <w:r>
         <w:t>5.1 Chapter Overview</w:t>
       </w:r>
@@ -7302,7 +7906,7 @@
         <w:pStyle w:val="Heading2"/>
       </w:pPr>
       <w:bookmarkStart w:id="74" w:name="testing-and-validation-strategy"/>
-      <w:bookmarkStart w:id="75" w:name="_Toc226822942"/>
+      <w:bookmarkStart w:id="75" w:name="_Toc226824680"/>
       <w:bookmarkEnd w:id="72"/>
       <w:r>
         <w:t>5.2 Testing and Validation Strategy</w:t>
@@ -7363,7 +7967,7 @@
         <w:pStyle w:val="Heading2"/>
       </w:pPr>
       <w:bookmarkStart w:id="76" w:name="system-testing-and-functional-validation"/>
-      <w:bookmarkStart w:id="77" w:name="_Toc226822943"/>
+      <w:bookmarkStart w:id="77" w:name="_Toc226824681"/>
       <w:bookmarkEnd w:id="74"/>
       <w:r>
         <w:t>5.3 System Testing and Functional Validation</w:t>
@@ -7381,8 +7985,8 @@
     </w:p>
     <w:tbl>
       <w:tblPr>
-        <w:tblW w:type="auto" w:w="0"/>
-        <w:tblLook w:firstColumn="1" w:firstRow="1" w:lastColumn="0" w:lastRow="0" w:noHBand="0" w:noVBand="1" w:val="04A0"/>
+        <w:tblW w:w="0" w:type="auto"/>
+        <w:tblLook w:val="04A0" w:firstRow="1" w:lastRow="0" w:firstColumn="1" w:lastColumn="0" w:noHBand="0" w:noVBand="1"/>
       </w:tblPr>
       <w:tblGrid>
         <w:gridCol w:w="2269"/>
@@ -7393,7 +7997,7 @@
       <w:tr>
         <w:tc>
           <w:tcPr>
-            <w:tcW w:type="dxa" w:w="2269"/>
+            <w:tcW w:w="2269" w:type="dxa"/>
           </w:tcPr>
           <w:p>
             <w:r>
@@ -7403,7 +8007,7 @@
         </w:tc>
         <w:tc>
           <w:tcPr>
-            <w:tcW w:type="dxa" w:w="2269"/>
+            <w:tcW w:w="2269" w:type="dxa"/>
           </w:tcPr>
           <w:p>
             <w:r>
@@ -7413,7 +8017,7 @@
         </w:tc>
         <w:tc>
           <w:tcPr>
-            <w:tcW w:type="dxa" w:w="2269"/>
+            <w:tcW w:w="2269" w:type="dxa"/>
           </w:tcPr>
           <w:p>
             <w:r>
@@ -7423,7 +8027,7 @@
         </w:tc>
         <w:tc>
           <w:tcPr>
-            <w:tcW w:type="dxa" w:w="2269"/>
+            <w:tcW w:w="2269" w:type="dxa"/>
           </w:tcPr>
           <w:p>
             <w:r>
@@ -7435,7 +8039,7 @@
       <w:tr>
         <w:tc>
           <w:tcPr>
-            <w:tcW w:type="dxa" w:w="2269"/>
+            <w:tcW w:w="2269" w:type="dxa"/>
           </w:tcPr>
           <w:p>
             <w:r>
@@ -7445,7 +8049,7 @@
         </w:tc>
         <w:tc>
           <w:tcPr>
-            <w:tcW w:type="dxa" w:w="2269"/>
+            <w:tcW w:w="2269" w:type="dxa"/>
           </w:tcPr>
           <w:p>
             <w:r>
@@ -7455,7 +8059,7 @@
         </w:tc>
         <w:tc>
           <w:tcPr>
-            <w:tcW w:type="dxa" w:w="2269"/>
+            <w:tcW w:w="2269" w:type="dxa"/>
           </w:tcPr>
           <w:p>
             <w:r>
@@ -7465,7 +8069,7 @@
         </w:tc>
         <w:tc>
           <w:tcPr>
-            <w:tcW w:type="dxa" w:w="2269"/>
+            <w:tcW w:w="2269" w:type="dxa"/>
           </w:tcPr>
           <w:p>
             <w:r>
@@ -7477,7 +8081,7 @@
       <w:tr>
         <w:tc>
           <w:tcPr>
-            <w:tcW w:type="dxa" w:w="2269"/>
+            <w:tcW w:w="2269" w:type="dxa"/>
           </w:tcPr>
           <w:p>
             <w:r>
@@ -7487,7 +8091,7 @@
         </w:tc>
         <w:tc>
           <w:tcPr>
-            <w:tcW w:type="dxa" w:w="2269"/>
+            <w:tcW w:w="2269" w:type="dxa"/>
           </w:tcPr>
           <w:p>
             <w:r>
@@ -7497,7 +8101,7 @@
         </w:tc>
         <w:tc>
           <w:tcPr>
-            <w:tcW w:type="dxa" w:w="2269"/>
+            <w:tcW w:w="2269" w:type="dxa"/>
           </w:tcPr>
           <w:p>
             <w:r>
@@ -7507,7 +8111,7 @@
         </w:tc>
         <w:tc>
           <w:tcPr>
-            <w:tcW w:type="dxa" w:w="2269"/>
+            <w:tcW w:w="2269" w:type="dxa"/>
           </w:tcPr>
           <w:p>
             <w:r>
@@ -7519,7 +8123,7 @@
       <w:tr>
         <w:tc>
           <w:tcPr>
-            <w:tcW w:type="dxa" w:w="2269"/>
+            <w:tcW w:w="2269" w:type="dxa"/>
           </w:tcPr>
           <w:p>
             <w:r>
@@ -7529,7 +8133,7 @@
         </w:tc>
         <w:tc>
           <w:tcPr>
-            <w:tcW w:type="dxa" w:w="2269"/>
+            <w:tcW w:w="2269" w:type="dxa"/>
           </w:tcPr>
           <w:p>
             <w:r>
@@ -7539,7 +8143,7 @@
         </w:tc>
         <w:tc>
           <w:tcPr>
-            <w:tcW w:type="dxa" w:w="2269"/>
+            <w:tcW w:w="2269" w:type="dxa"/>
           </w:tcPr>
           <w:p>
             <w:r>
@@ -7549,7 +8153,7 @@
         </w:tc>
         <w:tc>
           <w:tcPr>
-            <w:tcW w:type="dxa" w:w="2269"/>
+            <w:tcW w:w="2269" w:type="dxa"/>
           </w:tcPr>
           <w:p>
             <w:r>
@@ -7561,7 +8165,7 @@
       <w:tr>
         <w:tc>
           <w:tcPr>
-            <w:tcW w:type="dxa" w:w="2269"/>
+            <w:tcW w:w="2269" w:type="dxa"/>
           </w:tcPr>
           <w:p>
             <w:r>
@@ -7571,7 +8175,7 @@
         </w:tc>
         <w:tc>
           <w:tcPr>
-            <w:tcW w:type="dxa" w:w="2269"/>
+            <w:tcW w:w="2269" w:type="dxa"/>
           </w:tcPr>
           <w:p>
             <w:r>
@@ -7581,7 +8185,7 @@
         </w:tc>
         <w:tc>
           <w:tcPr>
-            <w:tcW w:type="dxa" w:w="2269"/>
+            <w:tcW w:w="2269" w:type="dxa"/>
           </w:tcPr>
           <w:p>
             <w:r>
@@ -7591,7 +8195,7 @@
         </w:tc>
         <w:tc>
           <w:tcPr>
-            <w:tcW w:type="dxa" w:w="2269"/>
+            <w:tcW w:w="2269" w:type="dxa"/>
           </w:tcPr>
           <w:p>
             <w:r>
@@ -7603,7 +8207,7 @@
       <w:tr>
         <w:tc>
           <w:tcPr>
-            <w:tcW w:type="dxa" w:w="2269"/>
+            <w:tcW w:w="2269" w:type="dxa"/>
           </w:tcPr>
           <w:p>
             <w:r>
@@ -7613,7 +8217,7 @@
         </w:tc>
         <w:tc>
           <w:tcPr>
-            <w:tcW w:type="dxa" w:w="2269"/>
+            <w:tcW w:w="2269" w:type="dxa"/>
           </w:tcPr>
           <w:p>
             <w:r>
@@ -7623,7 +8227,7 @@
         </w:tc>
         <w:tc>
           <w:tcPr>
-            <w:tcW w:type="dxa" w:w="2269"/>
+            <w:tcW w:w="2269" w:type="dxa"/>
           </w:tcPr>
           <w:p>
             <w:r>
@@ -7633,7 +8237,7 @@
         </w:tc>
         <w:tc>
           <w:tcPr>
-            <w:tcW w:type="dxa" w:w="2269"/>
+            <w:tcW w:w="2269" w:type="dxa"/>
           </w:tcPr>
           <w:p>
             <w:r>
@@ -7645,7 +8249,7 @@
       <w:tr>
         <w:tc>
           <w:tcPr>
-            <w:tcW w:type="dxa" w:w="2269"/>
+            <w:tcW w:w="2269" w:type="dxa"/>
           </w:tcPr>
           <w:p>
             <w:r>
@@ -7655,7 +8259,7 @@
         </w:tc>
         <w:tc>
           <w:tcPr>
-            <w:tcW w:type="dxa" w:w="2269"/>
+            <w:tcW w:w="2269" w:type="dxa"/>
           </w:tcPr>
           <w:p>
             <w:r>
@@ -7665,7 +8269,7 @@
         </w:tc>
         <w:tc>
           <w:tcPr>
-            <w:tcW w:type="dxa" w:w="2269"/>
+            <w:tcW w:w="2269" w:type="dxa"/>
           </w:tcPr>
           <w:p>
             <w:r>
@@ -7675,7 +8279,7 @@
         </w:tc>
         <w:tc>
           <w:tcPr>
-            <w:tcW w:type="dxa" w:w="2269"/>
+            <w:tcW w:w="2269" w:type="dxa"/>
           </w:tcPr>
           <w:p>
             <w:r>
@@ -7722,7 +8326,11 @@
         <w:pStyle w:val="BodyText"/>
       </w:pPr>
       <w:r>
-        <w:t>The tested suite includes role registration constraints, upcoming-session filtering, open-session UI controls, open-session availability filtering, and dependency reliability checks.</w:t>
+        <w:t xml:space="preserve">The tested suite includes role registration constraints, upcoming-session filtering, open-session UI controls, open-session availability filtering, and dependency </w:t>
+      </w:r>
+      <w:r>
+        <w:lastRenderedPageBreak/>
+        <w:t>reliability checks.</w:t>
       </w:r>
     </w:p>
     <w:p>
@@ -7730,7 +8338,7 @@
         <w:pStyle w:val="Heading2"/>
       </w:pPr>
       <w:bookmarkStart w:id="78" w:name="usability-testing"/>
-      <w:bookmarkStart w:id="79" w:name="_Toc226822944"/>
+      <w:bookmarkStart w:id="79" w:name="_Toc226824682"/>
       <w:bookmarkEnd w:id="76"/>
       <w:r>
         <w:t>5.4 Usability Testing</w:t>
@@ -7747,7 +8355,6 @@
         <w:pStyle w:val="BodyText"/>
       </w:pPr>
       <w:r>
-        <w:lastRenderedPageBreak/>
         <w:t>Participants: - Six amateur football participants, covering both organiser and player perspectives.</w:t>
       </w:r>
     </w:p>
@@ -7780,7 +8387,7 @@
         <w:pStyle w:val="Heading2"/>
       </w:pPr>
       <w:bookmarkStart w:id="80" w:name="non-functional-requirement-validation"/>
-      <w:bookmarkStart w:id="81" w:name="_Toc226822945"/>
+      <w:bookmarkStart w:id="81" w:name="_Toc226824683"/>
       <w:bookmarkEnd w:id="78"/>
       <w:r>
         <w:t>5.5 Non-Functional Requirement Validation</w:t>
@@ -7789,8 +8396,8 @@
     </w:p>
     <w:tbl>
       <w:tblPr>
-        <w:tblW w:type="auto" w:w="0"/>
-        <w:tblLook w:firstColumn="1" w:firstRow="1" w:lastColumn="0" w:lastRow="0" w:noHBand="0" w:noVBand="1" w:val="04A0"/>
+        <w:tblW w:w="0" w:type="auto"/>
+        <w:tblLook w:val="04A0" w:firstRow="1" w:lastRow="0" w:firstColumn="1" w:lastColumn="0" w:noHBand="0" w:noVBand="1"/>
       </w:tblPr>
       <w:tblGrid>
         <w:gridCol w:w="2269"/>
@@ -7801,7 +8408,7 @@
       <w:tr>
         <w:tc>
           <w:tcPr>
-            <w:tcW w:type="dxa" w:w="2269"/>
+            <w:tcW w:w="2269" w:type="dxa"/>
           </w:tcPr>
           <w:p>
             <w:r>
@@ -7811,7 +8418,7 @@
         </w:tc>
         <w:tc>
           <w:tcPr>
-            <w:tcW w:type="dxa" w:w="2269"/>
+            <w:tcW w:w="2269" w:type="dxa"/>
           </w:tcPr>
           <w:p>
             <w:r>
@@ -7821,7 +8428,7 @@
         </w:tc>
         <w:tc>
           <w:tcPr>
-            <w:tcW w:type="dxa" w:w="2269"/>
+            <w:tcW w:w="2269" w:type="dxa"/>
           </w:tcPr>
           <w:p>
             <w:r>
@@ -7831,7 +8438,7 @@
         </w:tc>
         <w:tc>
           <w:tcPr>
-            <w:tcW w:type="dxa" w:w="2269"/>
+            <w:tcW w:w="2269" w:type="dxa"/>
           </w:tcPr>
           <w:p>
             <w:r>
@@ -7843,7 +8450,7 @@
       <w:tr>
         <w:tc>
           <w:tcPr>
-            <w:tcW w:type="dxa" w:w="2269"/>
+            <w:tcW w:w="2269" w:type="dxa"/>
           </w:tcPr>
           <w:p>
             <w:r>
@@ -7853,7 +8460,7 @@
         </w:tc>
         <w:tc>
           <w:tcPr>
-            <w:tcW w:type="dxa" w:w="2269"/>
+            <w:tcW w:w="2269" w:type="dxa"/>
           </w:tcPr>
           <w:p>
             <w:r>
@@ -7863,7 +8470,7 @@
         </w:tc>
         <w:tc>
           <w:tcPr>
-            <w:tcW w:type="dxa" w:w="2269"/>
+            <w:tcW w:w="2269" w:type="dxa"/>
           </w:tcPr>
           <w:p>
             <w:r>
@@ -7873,7 +8480,7 @@
         </w:tc>
         <w:tc>
           <w:tcPr>
-            <w:tcW w:type="dxa" w:w="2269"/>
+            <w:tcW w:w="2269" w:type="dxa"/>
           </w:tcPr>
           <w:p>
             <w:r>
@@ -7885,7 +8492,7 @@
       <w:tr>
         <w:tc>
           <w:tcPr>
-            <w:tcW w:type="dxa" w:w="2269"/>
+            <w:tcW w:w="2269" w:type="dxa"/>
           </w:tcPr>
           <w:p>
             <w:r>
@@ -7895,7 +8502,7 @@
         </w:tc>
         <w:tc>
           <w:tcPr>
-            <w:tcW w:type="dxa" w:w="2269"/>
+            <w:tcW w:w="2269" w:type="dxa"/>
           </w:tcPr>
           <w:p>
             <w:r>
@@ -7905,7 +8512,7 @@
         </w:tc>
         <w:tc>
           <w:tcPr>
-            <w:tcW w:type="dxa" w:w="2269"/>
+            <w:tcW w:w="2269" w:type="dxa"/>
           </w:tcPr>
           <w:p>
             <w:r>
@@ -7915,7 +8522,7 @@
         </w:tc>
         <w:tc>
           <w:tcPr>
-            <w:tcW w:type="dxa" w:w="2269"/>
+            <w:tcW w:w="2269" w:type="dxa"/>
           </w:tcPr>
           <w:p>
             <w:r>
@@ -7927,7 +8534,7 @@
       <w:tr>
         <w:tc>
           <w:tcPr>
-            <w:tcW w:type="dxa" w:w="2269"/>
+            <w:tcW w:w="2269" w:type="dxa"/>
           </w:tcPr>
           <w:p>
             <w:r>
@@ -7937,7 +8544,7 @@
         </w:tc>
         <w:tc>
           <w:tcPr>
-            <w:tcW w:type="dxa" w:w="2269"/>
+            <w:tcW w:w="2269" w:type="dxa"/>
           </w:tcPr>
           <w:p>
             <w:r>
@@ -7947,7 +8554,7 @@
         </w:tc>
         <w:tc>
           <w:tcPr>
-            <w:tcW w:type="dxa" w:w="2269"/>
+            <w:tcW w:w="2269" w:type="dxa"/>
           </w:tcPr>
           <w:p>
             <w:r>
@@ -7957,7 +8564,7 @@
         </w:tc>
         <w:tc>
           <w:tcPr>
-            <w:tcW w:type="dxa" w:w="2269"/>
+            <w:tcW w:w="2269" w:type="dxa"/>
           </w:tcPr>
           <w:p>
             <w:r>
@@ -7969,7 +8576,7 @@
       <w:tr>
         <w:tc>
           <w:tcPr>
-            <w:tcW w:type="dxa" w:w="2269"/>
+            <w:tcW w:w="2269" w:type="dxa"/>
           </w:tcPr>
           <w:p>
             <w:r>
@@ -7979,7 +8586,7 @@
         </w:tc>
         <w:tc>
           <w:tcPr>
-            <w:tcW w:type="dxa" w:w="2269"/>
+            <w:tcW w:w="2269" w:type="dxa"/>
           </w:tcPr>
           <w:p>
             <w:r>
@@ -7989,7 +8596,7 @@
         </w:tc>
         <w:tc>
           <w:tcPr>
-            <w:tcW w:type="dxa" w:w="2269"/>
+            <w:tcW w:w="2269" w:type="dxa"/>
           </w:tcPr>
           <w:p>
             <w:r>
@@ -7999,7 +8606,7 @@
         </w:tc>
         <w:tc>
           <w:tcPr>
-            <w:tcW w:type="dxa" w:w="2269"/>
+            <w:tcW w:w="2269" w:type="dxa"/>
           </w:tcPr>
           <w:p>
             <w:r>
@@ -8134,7 +8741,7 @@
         <w:pStyle w:val="Heading2"/>
       </w:pPr>
       <w:bookmarkStart w:id="82" w:name="testing-limitations"/>
-      <w:bookmarkStart w:id="83" w:name="_Toc226822946"/>
+      <w:bookmarkStart w:id="83" w:name="_Toc226824684"/>
       <w:bookmarkEnd w:id="80"/>
       <w:r>
         <w:t>5.5.1 Testing Limitations</w:t>
@@ -8189,7 +8796,7 @@
         <w:pStyle w:val="Heading2"/>
       </w:pPr>
       <w:bookmarkStart w:id="84" w:name="critical-review-of-project-outcomes"/>
-      <w:bookmarkStart w:id="85" w:name="_Toc226822947"/>
+      <w:bookmarkStart w:id="85" w:name="_Toc226824685"/>
       <w:bookmarkEnd w:id="82"/>
       <w:r>
         <w:t>5.6 Critical Review of Project Outcomes</w:t>
@@ -8201,7 +8808,7 @@
         <w:pStyle w:val="Heading3"/>
       </w:pPr>
       <w:bookmarkStart w:id="86" w:name="review-against-aims-and-objectives"/>
-      <w:bookmarkStart w:id="87" w:name="_Toc226822948"/>
+      <w:bookmarkStart w:id="87" w:name="_Toc226824686"/>
       <w:r>
         <w:t>5.6.1 Review Against Aims and Objectives</w:t>
       </w:r>
@@ -8221,7 +8828,7 @@
         <w:pStyle w:val="Heading3"/>
       </w:pPr>
       <w:bookmarkStart w:id="88" w:name="what-worked-well"/>
-      <w:bookmarkStart w:id="89" w:name="_Toc226822949"/>
+      <w:bookmarkStart w:id="89" w:name="_Toc226824687"/>
       <w:bookmarkEnd w:id="86"/>
       <w:r>
         <w:t>5.6.2 What Worked Well</w:t>
@@ -8269,7 +8876,7 @@
         <w:pStyle w:val="Heading3"/>
       </w:pPr>
       <w:bookmarkStart w:id="90" w:name="what-could-be-improved"/>
-      <w:bookmarkStart w:id="91" w:name="_Toc226822950"/>
+      <w:bookmarkStart w:id="91" w:name="_Toc226824688"/>
       <w:bookmarkEnd w:id="88"/>
       <w:r>
         <w:t>5.6.3 What Could Be Improved</w:t>
@@ -8308,7 +8915,7 @@
         <w:pStyle w:val="Heading2"/>
       </w:pPr>
       <w:bookmarkStart w:id="92" w:name="X1fa7c347d51e0106b97d0c1c7f4d96bb849ae73"/>
-      <w:bookmarkStart w:id="93" w:name="_Toc226822951"/>
+      <w:bookmarkStart w:id="93" w:name="_Toc226824689"/>
       <w:bookmarkEnd w:id="84"/>
       <w:bookmarkEnd w:id="90"/>
       <w:r>
@@ -8326,7 +8933,7 @@
         <w:pStyle w:val="Heading2"/>
       </w:pPr>
       <w:bookmarkStart w:id="94" w:name="future-development"/>
-      <w:bookmarkStart w:id="95" w:name="_Toc226822952"/>
+      <w:bookmarkStart w:id="95" w:name="_Toc226824690"/>
       <w:bookmarkEnd w:id="92"/>
       <w:r>
         <w:t>5.8 Future Development</w:t>
@@ -8379,7 +8986,7 @@
         <w:pStyle w:val="Heading2"/>
       </w:pPr>
       <w:bookmarkStart w:id="96" w:name="chapter-5-conclusion"/>
-      <w:bookmarkStart w:id="97" w:name="_Toc226822953"/>
+      <w:bookmarkStart w:id="97" w:name="_Toc226824691"/>
       <w:bookmarkEnd w:id="94"/>
       <w:r>
         <w:t>5.9 Chapter 5 Conclusion</w:t>
@@ -8393,22 +9000,38 @@
     </w:p>
     <w:p>
       <w:pPr>
+        <w:spacing w:after="0"/>
+        <w:rPr>
+          <w:sz w:val="32"/>
+          <w:szCs w:val="32"/>
+        </w:rPr>
+      </w:pPr>
+      <w:bookmarkStart w:id="98" w:name="_Toc226824692"/>
+      <w:r>
+        <w:br w:type="page"/>
+      </w:r>
+    </w:p>
+    <w:p>
+      <w:pPr>
         <w:pStyle w:val="Heading1"/>
       </w:pPr>
       <w:r>
+        <w:lastRenderedPageBreak/>
         <w:t>Chapter 6: Conclusion</w:t>
       </w:r>
+      <w:bookmarkEnd w:id="98"/>
     </w:p>
     <w:p>
       <w:pPr>
         <w:pStyle w:val="Heading2"/>
       </w:pPr>
+      <w:bookmarkStart w:id="99" w:name="_Toc226824693"/>
       <w:r>
         <w:t>6.1 Chapter Overview</w:t>
       </w:r>
-    </w:p>
-    <w:p>
-      <w:pPr/>
+      <w:bookmarkEnd w:id="99"/>
+    </w:p>
+    <w:p>
       <w:r>
         <w:t>This chapter concludes the Amateur Sports Team Organiser (ASTO) project by reflecting on the overall outcomes in relation to the original problem, aims, and objectives. It summarises the key contributions of the system, evaluates its effectiveness within the intended context, and highlights its practical value for amateur sports teams. The chapter also provides a final perspective on the project as a complete, end-to-end solution.</w:t>
       </w:r>
@@ -8417,18 +9040,18 @@
       <w:pPr>
         <w:pStyle w:val="Heading2"/>
       </w:pPr>
+      <w:bookmarkStart w:id="100" w:name="_Toc226824694"/>
       <w:r>
         <w:t>6.2 Summary of the Problem and Project Aim</w:t>
       </w:r>
-    </w:p>
-    <w:p>
-      <w:pPr/>
+      <w:bookmarkEnd w:id="100"/>
+    </w:p>
+    <w:p>
       <w:r>
         <w:t>As established in Chapter 1, amateur sports teams frequently rely on informal communication tools such as messaging applications and spreadsheets to organise sessions. While these tools are accessible, they often result in fragmented information, missed updates, and uncertainty around attendance. These issues place unnecessary pressure on organisers and reduce overall coordination efficiency.</w:t>
       </w:r>
     </w:p>
     <w:p>
-      <w:pPr/>
       <w:r>
         <w:t>The aim of this project was to address these challenges by improving how scheduling, communication, and participation are managed within amateur sports teams, while maintaining simplicity and accessibility. Rather than introducing a feature-heavy platform, the focus was on delivering a lightweight solution aligned with real stakeholder needs.</w:t>
       </w:r>
@@ -8437,12 +9060,13 @@
       <w:pPr>
         <w:pStyle w:val="Heading2"/>
       </w:pPr>
+      <w:bookmarkStart w:id="101" w:name="_Toc226824695"/>
       <w:r>
         <w:t>6.3 Summary of System Contribution</w:t>
       </w:r>
-    </w:p>
-    <w:p>
-      <w:pPr/>
+      <w:bookmarkEnd w:id="101"/>
+    </w:p>
+    <w:p>
       <w:r>
         <w:t>The ASTO prototype provides a centralised, web-based system that consolidates key coordination tasks into a single interface. The system enables:</w:t>
       </w:r>
@@ -8480,7 +9104,6 @@
       </w:r>
     </w:p>
     <w:p>
-      <w:pPr/>
       <w:r>
         <w:t>These features directly address the issues identified during stakeholder engagement, particularly the lack of reliable information visibility and uncertainty around participation. By grounding the system design in stakeholder evidence, the project maintains a strong link between real-world problems and implemented functionality.</w:t>
       </w:r>
@@ -8489,18 +9112,18 @@
       <w:pPr>
         <w:pStyle w:val="Heading2"/>
       </w:pPr>
+      <w:bookmarkStart w:id="102" w:name="_Toc226824696"/>
       <w:r>
         <w:t>6.4 Evaluation of Project Outcomes</w:t>
       </w:r>
-    </w:p>
-    <w:p>
-      <w:pPr/>
+      <w:bookmarkEnd w:id="102"/>
+    </w:p>
+    <w:p>
       <w:r>
         <w:t>The evaluation presented in Chapter 5 demonstrates that the system successfully meets all defined functional requirements (FR1-FR6) and non-functional requirements (NFR1-NFR4). Automated testing, browser-based validation, and usability observations collectively confirm that the system operates as intended and provides a usable experience for target users.</w:t>
       </w:r>
     </w:p>
     <w:p>
-      <w:pPr/>
       <w:r>
         <w:t>Compared to existing solutions discussed in Chapter 1, ASTO offers several contextual advantages:</w:t>
       </w:r>
@@ -8530,7 +9153,6 @@
       </w:r>
     </w:p>
     <w:p>
-      <w:pPr/>
       <w:r>
         <w:t>These differences highlight the value of a purpose-built solution designed specifically for amateur and volunteer-led teams.</w:t>
       </w:r>
@@ -8539,12 +9161,13 @@
       <w:pPr>
         <w:pStyle w:val="Heading2"/>
       </w:pPr>
+      <w:bookmarkStart w:id="103" w:name="_Toc226824697"/>
       <w:r>
         <w:t>6.5 Strengths of the Project</w:t>
       </w:r>
-    </w:p>
-    <w:p>
-      <w:pPr/>
+      <w:bookmarkEnd w:id="103"/>
+    </w:p>
+    <w:p>
       <w:r>
         <w:t>The project demonstrates several key strengths:</w:t>
       </w:r>
@@ -8554,6 +9177,7 @@
         <w:pStyle w:val="ListParagraph"/>
       </w:pPr>
       <w:r>
+        <w:lastRenderedPageBreak/>
         <w:t>Strong requirement traceability: Stakeholder insights were systematically translated into requirements, design decisions, and implementation features</w:t>
       </w:r>
     </w:p>
@@ -8582,7 +9206,6 @@
       </w:r>
     </w:p>
     <w:p>
-      <w:pPr/>
       <w:r>
         <w:t>These strengths align closely with the expectations of a successful final-year project, demonstrating both technical competence and problem-focused design thinking.</w:t>
       </w:r>
@@ -8591,12 +9214,13 @@
       <w:pPr>
         <w:pStyle w:val="Heading2"/>
       </w:pPr>
+      <w:bookmarkStart w:id="104" w:name="_Toc226824698"/>
       <w:r>
         <w:t>6.6 Limitations</w:t>
       </w:r>
-    </w:p>
-    <w:p>
-      <w:pPr/>
+      <w:bookmarkEnd w:id="104"/>
+    </w:p>
+    <w:p>
       <w:r>
         <w:t>Despite its strengths, the project has several limitations that should be acknowledged:</w:t>
       </w:r>
@@ -8634,7 +9258,6 @@
       </w:r>
     </w:p>
     <w:p>
-      <w:pPr/>
       <w:r>
         <w:t>These limitations do not undermine the validity of the project but instead highlight areas for future development and research.</w:t>
       </w:r>
@@ -8643,18 +9266,18 @@
       <w:pPr>
         <w:pStyle w:val="Heading2"/>
       </w:pPr>
+      <w:bookmarkStart w:id="105" w:name="_Toc226824699"/>
       <w:r>
         <w:t>6.7 Final Reflection</w:t>
       </w:r>
-    </w:p>
-    <w:p>
-      <w:pPr/>
+      <w:bookmarkEnd w:id="105"/>
+    </w:p>
+    <w:p>
       <w:r>
         <w:t>This project demonstrates that a carefully scoped, stakeholder-driven approach can produce a meaningful and practical solution to a real-world coordination problem. By prioritising simplicity, clarity, and usability, the ASTO system provides an effective alternative to both informal communication methods and overly complex commercial tools.</w:t>
       </w:r>
     </w:p>
     <w:p>
-      <w:pPr/>
       <w:r>
         <w:t>The project also reflects a broader principle identified throughout the development process: effective solutions are not necessarily those with the most features, but those that align closely with user needs and context. This principle guided design decisions across all stages of the project and contributed to the coherence of the final artefact.</w:t>
       </w:r>
@@ -8663,45 +9286,58 @@
       <w:pPr>
         <w:pStyle w:val="Heading2"/>
       </w:pPr>
-      <w:r>
-        <w:t>6.8 Chapter 6 Conclusion</w:t>
-      </w:r>
-    </w:p>
-    <w:p>
-      <w:pPr/>
+      <w:bookmarkStart w:id="106" w:name="_Toc226824700"/>
+      <w:r>
+        <w:t>6.8 Conclusion</w:t>
+      </w:r>
+      <w:bookmarkEnd w:id="106"/>
+    </w:p>
+    <w:p>
       <w:r>
         <w:t>The Amateur Sports Team Organiser successfully addresses the coordination challenges identified in amateur sports teams by providing a structured, accessible, and user-focused solution. Through a clear progression from problem identification to system evaluation, the project demonstrates both technical implementation capability and critical understanding of the problem domain.</w:t>
       </w:r>
     </w:p>
     <w:p>
-      <w:pPr/>
       <w:r>
         <w:t>The resulting system offers a practical foundation for future development while fulfilling the objectives of the project and contributing a meaningful solution within its intended context.</w:t>
       </w:r>
     </w:p>
     <w:p>
       <w:pPr>
-        <w:pStyle w:val="Heading1"/>
-      </w:pPr>
-      <w:bookmarkStart w:id="98" w:name="appendix"/>
-      <w:bookmarkStart w:id="99" w:name="_Toc226822954"/>
+        <w:spacing w:after="0"/>
+        <w:rPr>
+          <w:sz w:val="32"/>
+          <w:szCs w:val="32"/>
+        </w:rPr>
+      </w:pPr>
+      <w:bookmarkStart w:id="107" w:name="appendix"/>
+      <w:bookmarkStart w:id="108" w:name="_Toc226824701"/>
       <w:bookmarkEnd w:id="70"/>
       <w:bookmarkEnd w:id="96"/>
       <w:r>
+        <w:br w:type="page"/>
+      </w:r>
+    </w:p>
+    <w:p>
+      <w:pPr>
+        <w:pStyle w:val="Heading1"/>
+      </w:pPr>
+      <w:r>
+        <w:lastRenderedPageBreak/>
         <w:t>Appendix</w:t>
       </w:r>
-      <w:bookmarkEnd w:id="99"/>
+      <w:bookmarkEnd w:id="108"/>
     </w:p>
     <w:p>
       <w:pPr>
         <w:pStyle w:val="Heading2"/>
       </w:pPr>
-      <w:bookmarkStart w:id="100" w:name="a-questionnaire"/>
-      <w:bookmarkStart w:id="101" w:name="_Toc226822955"/>
+      <w:bookmarkStart w:id="109" w:name="a-questionnaire"/>
+      <w:bookmarkStart w:id="110" w:name="_Toc226824702"/>
       <w:r>
         <w:t>A – Questionnaire</w:t>
       </w:r>
-      <w:bookmarkEnd w:id="101"/>
+      <w:bookmarkEnd w:id="110"/>
     </w:p>
     <w:p>
       <w:r>
@@ -8777,14 +9413,13 @@
       <w:pPr>
         <w:pStyle w:val="Heading2"/>
       </w:pPr>
-      <w:bookmarkStart w:id="102" w:name="b-summary-of-questionnaire-responses"/>
-      <w:bookmarkStart w:id="103" w:name="_Toc226822956"/>
-      <w:bookmarkEnd w:id="100"/>
-      <w:r>
-        <w:lastRenderedPageBreak/>
+      <w:bookmarkStart w:id="111" w:name="b-summary-of-questionnaire-responses"/>
+      <w:bookmarkStart w:id="112" w:name="_Toc226824703"/>
+      <w:bookmarkEnd w:id="109"/>
+      <w:r>
         <w:t>B – Summary of Questionnaire Responses</w:t>
       </w:r>
-      <w:bookmarkEnd w:id="103"/>
+      <w:bookmarkEnd w:id="112"/>
     </w:p>
     <w:p>
       <w:pPr>
@@ -8882,14 +9517,14 @@
       <w:pPr>
         <w:pStyle w:val="Heading2"/>
       </w:pPr>
-      <w:bookmarkStart w:id="104" w:name="references-list"/>
-      <w:bookmarkStart w:id="105" w:name="_Toc226822957"/>
-      <w:bookmarkEnd w:id="98"/>
-      <w:bookmarkEnd w:id="102"/>
+      <w:bookmarkStart w:id="113" w:name="references-list"/>
+      <w:bookmarkStart w:id="114" w:name="_Toc226824704"/>
+      <w:bookmarkEnd w:id="107"/>
+      <w:bookmarkEnd w:id="111"/>
       <w:r>
         <w:t>C – Code Snippets</w:t>
       </w:r>
-      <w:bookmarkEnd w:id="105"/>
+      <w:bookmarkEnd w:id="114"/>
     </w:p>
     <w:p>
       <w:r>
@@ -8900,11 +9535,11 @@
       <w:pPr>
         <w:pStyle w:val="Heading3"/>
       </w:pPr>
-      <w:bookmarkStart w:id="106" w:name="_Toc226822958"/>
+      <w:bookmarkStart w:id="115" w:name="_Toc226824705"/>
       <w:r>
         <w:t>Snippet C.1: Upcoming sessions filtering in dashboard route</w:t>
       </w:r>
-      <w:bookmarkEnd w:id="106"/>
+      <w:bookmarkEnd w:id="115"/>
     </w:p>
     <w:p>
       <w:pPr>
@@ -8942,11 +9577,11 @@
       <w:pPr>
         <w:pStyle w:val="Heading3"/>
       </w:pPr>
-      <w:bookmarkStart w:id="107" w:name="_Toc226822959"/>
+      <w:bookmarkStart w:id="116" w:name="_Toc226824706"/>
       <w:r>
         <w:t>Snippet C.2: Remaining slot calculation for open sessions</w:t>
       </w:r>
-      <w:bookmarkEnd w:id="107"/>
+      <w:bookmarkEnd w:id="116"/>
     </w:p>
     <w:p>
       <w:pPr>
@@ -8974,13 +9609,26 @@
     </w:p>
     <w:p>
       <w:pPr>
+        <w:spacing w:after="0"/>
+        <w:rPr>
+          <w:sz w:val="26"/>
+          <w:szCs w:val="26"/>
+        </w:rPr>
+      </w:pPr>
+      <w:bookmarkStart w:id="117" w:name="_Toc226824707"/>
+      <w:r>
+        <w:br w:type="page"/>
+      </w:r>
+    </w:p>
+    <w:p>
+      <w:pPr>
         <w:pStyle w:val="Heading2"/>
       </w:pPr>
-      <w:bookmarkStart w:id="108" w:name="_Toc226822960"/>
-      <w:r>
+      <w:r>
+        <w:lastRenderedPageBreak/>
         <w:t>D – ER Diagram</w:t>
       </w:r>
-      <w:bookmarkEnd w:id="108"/>
+      <w:bookmarkEnd w:id="117"/>
     </w:p>
     <w:p>
       <w:pPr>
@@ -9039,18 +9687,17 @@
       <w:pPr>
         <w:pStyle w:val="Heading2"/>
       </w:pPr>
-      <w:bookmarkStart w:id="109" w:name="_Toc226822961"/>
+      <w:bookmarkStart w:id="118" w:name="_Toc226824708"/>
       <w:r>
         <w:t>E – Architecture Diagram</w:t>
       </w:r>
-      <w:bookmarkEnd w:id="109"/>
+      <w:bookmarkEnd w:id="118"/>
     </w:p>
     <w:p>
       <w:pPr>
         <w:pStyle w:val="BodyText"/>
       </w:pPr>
       <w:r>
-        <w:lastRenderedPageBreak/>
         <w:t>Figure E.1 System Architecture Diagram (appendix view)</w:t>
       </w:r>
     </w:p>
@@ -9115,12 +9762,12 @@
       <w:pPr>
         <w:pStyle w:val="Heading1"/>
       </w:pPr>
-      <w:bookmarkStart w:id="110" w:name="_Toc226822962"/>
+      <w:bookmarkStart w:id="119" w:name="_Toc226824709"/>
       <w:r>
         <w:lastRenderedPageBreak/>
         <w:t>References List</w:t>
       </w:r>
-      <w:bookmarkEnd w:id="110"/>
+      <w:bookmarkEnd w:id="119"/>
     </w:p>
     <w:p>
       <w:pPr>
@@ -9499,7 +10146,7 @@
       <w:r>
         <w:t>. Available at: https://www.teamsnap.com (Accessed: 25 October 2025).</w:t>
       </w:r>
-      <w:bookmarkEnd w:id="104"/>
+      <w:bookmarkEnd w:id="113"/>
     </w:p>
     <w:sectPr>
       <w:type w:val="continuous"/>
